--- a/arb/docx/027.content.docx
+++ b/arb/docx/027.content.docx
@@ -22,7 +22,7 @@
         <w:rPr>
           <w:lang w:val="ar_AE" w:bidi="ar_AE"/>
         </w:rPr>
-        <w:t>Resource: قاموس الكتاب المقدس (تينديل)</w:t>
+        <w:t>Resource: Tyndale Open Bible Dictionary</w:t>
       </w:r>
       <w:r>
         <w:rPr>
@@ -122,7 +122,7 @@
         <w:rPr>
           <w:lang w:val="ar_AE" w:bidi="ar_AE"/>
         </w:rPr>
-        <w:t>قاموس الكتاب المقدس (تينديل)</w:t>
+        <w:t>Tyndale Open Bible Dictionary</w:t>
       </w:r>
     </w:p>
     <w:p>
@@ -13167,7 +13167,7 @@
         <w:rPr>
           <w:lang w:val="ar_AE" w:bidi="ar_AE"/>
         </w:rPr>
-        <w:t>). مع ذلك، أوضحَ يسوعُ أن المحبة تأتي من بركة الله. إن الطاعة ليست شرطًا للحصول على البركة. بالنسبة ليسوع، أظهرتْ الوصية كيف يجب أن يَتصرف المُباركون. أُمِر التلاميذ بالمحبة بنفس الطريقة التي "تُؤمَر" بها الأغصان بأن تُثمر: عن طريق الاستمرار في الاتصال بالكرمة (يسوع)، يُمكن للمؤمنين أن يُحبوا (</w:t>
+        <w:t>). ومع ذلك، فقد أوضح يسوع أن المحبة هي نتيجة طبيعية لبركة الله، وليست شرطاً ضرورياً للحصول عليها. إن الطاعة ليست شرطًا للحصول على البركة. بالنسبة ليسوع، أظهرتْ الوصية كيف يجب أن يَتصرف المُباركون. أُمِر التلاميذ بالمحبة بنفس الطريقة التي "تُؤمَر" بها الأغصان بأن تُثمر: عن طريق الاستمرار في الاتصال بالكرمة (يسوع)، يُمكن للمؤمنين أن يُحبوا (</w:t>
       </w:r>
       <w:hyperlink r:id="rId266">
         <w:r>
@@ -13475,7 +13475,7 @@
         <w:rPr>
           <w:lang w:val="ar_AE" w:bidi="ar_AE"/>
         </w:rPr>
-        <w:t>إن الارتباط الوثيق بين العهد الجديد والوصية الجديدة قد يُفسِّر سببَ تسمية وصية المحبة بأنها "جديدة". كان مجيء المسيح بدايةً لعصرٍ جديد. كَتبَ يوحنا، "</w:t>
+        <w:t>إن العلاقة الوثيقة بين العهد الجديد والوصية الجديدة تساعد في تفسير السبب وراء وصف وصية المحبة بأنها "جديدة". لقد دشّن تجسد المسيح عصراً جديداً؛ وكما يكتب يوحنا: "</w:t>
       </w:r>
       <w:r>
         <w:rPr>
@@ -13505,7 +13505,7 @@
         <w:rPr>
           <w:lang w:val="ar_AE" w:bidi="ar_AE"/>
         </w:rPr>
-        <w:t>). عندما استعدَ يسوع للعودة إلى السماء (</w:t>
+        <w:t>). وفي سياق رحيله (</w:t>
       </w:r>
       <w:hyperlink r:id="rId278">
         <w:r>
@@ -13523,7 +13523,59 @@
         <w:rPr>
           <w:lang w:val="ar_AE" w:bidi="ar_AE"/>
         </w:rPr>
-        <w:t>)، أعطى وصيةً واحدة. كان الهدف منها هو أن تُرشد تلاميذه إلى أن يأتي يوم الدينونة (</w:t>
+        <w:t>)، أعطى يسوع تلاميذه وصية محددة (المحبة المتبادلة) لتكون السمة المميزة للحياة في هذا العصر الجديد. وكانت الطاعة لهذه الوصية هي العلامة التي تُعرّفهم كأتباع ليسوع أثناء غيابه (</w:t>
+      </w:r>
+      <w:hyperlink r:id="rId256">
+        <w:r>
+          <w:rPr>
+            <w:lang w:val="ar_AE" w:bidi="ar_AE"/>
+          </w:rPr>
+          <w:rPr>
+            <w:color w:val="0000EE"/>
+            <w:u w:val="single"/>
+          </w:rPr>
+          <w:t>يوحنا ١٣: ٣٥</w:t>
+        </w:r>
+      </w:hyperlink>
+      <w:r>
+        <w:rPr>
+          <w:lang w:val="ar_AE" w:bidi="ar_AE"/>
+        </w:rPr>
+        <w:t xml:space="preserve">؛ </w:t>
+      </w:r>
+      <w:hyperlink r:id="rId257">
+        <w:r>
+          <w:rPr>
+            <w:lang w:val="ar_AE" w:bidi="ar_AE"/>
+          </w:rPr>
+          <w:rPr>
+            <w:color w:val="0000EE"/>
+            <w:u w:val="single"/>
+          </w:rPr>
+          <w:t>١٧: ٢١–٢٣</w:t>
+        </w:r>
+      </w:hyperlink>
+      <w:r>
+        <w:rPr>
+          <w:lang w:val="ar_AE" w:bidi="ar_AE"/>
+        </w:rPr>
+        <w:t>). بهذا المعنى، فإن وصية المحبة هي "جديدة"، ليس لأن المحبة كانت غير معروفة من قبل، بل لأنها أصبحت الآن العلامة المركزية للولاء للمسيح في العصر الجديد الذي بدأ، والموجه نحو اكتماله النهائي.</w:t>
+      </w:r>
+    </w:p>
+    <w:p>
+      <w:pPr>
+        <w:bidi/>
+      </w:pPr>
+      <w:r>
+        <w:rPr>
+          <w:lang w:val="ar_AE" w:bidi="ar_AE"/>
+        </w:rPr>
+      </w:r>
+      <w:r>
+        <w:rPr>
+          <w:lang w:val="ar_AE" w:bidi="ar_AE"/>
+        </w:rPr>
+        <w:t>ما جعلَ ذلك العصر جديدًا هو أن مجيء يسوع المسيح أَعلنَ اللهَ الآب بطريقةٍ لم تُرَ من قبل (</w:t>
       </w:r>
       <w:hyperlink r:id="rId279">
         <w:r>
@@ -13534,7 +13586,7 @@
             <w:color w:val="0000EE"/>
             <w:u w:val="single"/>
           </w:rPr>
-          <w:t>يوحنا ٥: ٢٨، ٢٩</w:t>
+          <w:t>يوحنا ١: ١٨</w:t>
         </w:r>
       </w:hyperlink>
       <w:r>
@@ -13552,25 +13604,7 @@
             <w:color w:val="0000EE"/>
             <w:u w:val="single"/>
           </w:rPr>
-          <w:t>١ يوحنا ٤: ١٧</w:t>
-        </w:r>
-      </w:hyperlink>
-      <w:r>
-        <w:rPr>
-          <w:lang w:val="ar_AE" w:bidi="ar_AE"/>
-        </w:rPr>
-        <w:t>). كانت طاعة الوصية الجديدة ستُحدد هويَّتهم بصفتهم تلاميذ يسوع خلال غيابه (</w:t>
-      </w:r>
-      <w:hyperlink r:id="rId256">
-        <w:r>
-          <w:rPr>
-            <w:lang w:val="ar_AE" w:bidi="ar_AE"/>
-          </w:rPr>
-          <w:rPr>
-            <w:color w:val="0000EE"/>
-            <w:u w:val="single"/>
-          </w:rPr>
-          <w:t>يوحنا ١٣: ٣٥</w:t>
+          <w:t>١٠: ٣٠</w:t>
         </w:r>
       </w:hyperlink>
       <w:r>
@@ -13579,40 +13613,6 @@
         </w:rPr>
         <w:t xml:space="preserve">؛ </w:t>
       </w:r>
-      <w:hyperlink r:id="rId257">
-        <w:r>
-          <w:rPr>
-            <w:lang w:val="ar_AE" w:bidi="ar_AE"/>
-          </w:rPr>
-          <w:rPr>
-            <w:color w:val="0000EE"/>
-            <w:u w:val="single"/>
-          </w:rPr>
-          <w:t>١٧: ٢١–٢٣</w:t>
-        </w:r>
-      </w:hyperlink>
-      <w:r>
-        <w:rPr>
-          <w:lang w:val="ar_AE" w:bidi="ar_AE"/>
-        </w:rPr>
-        <w:t>). كانت الوصية جديدة لأن لها غرضٌ خاص في هذا العصر الجديد.</w:t>
-      </w:r>
-    </w:p>
-    <w:p>
-      <w:pPr>
-        <w:bidi/>
-      </w:pPr>
-      <w:r>
-        <w:rPr>
-          <w:lang w:val="ar_AE" w:bidi="ar_AE"/>
-        </w:rPr>
-      </w:r>
-      <w:r>
-        <w:rPr>
-          <w:lang w:val="ar_AE" w:bidi="ar_AE"/>
-        </w:rPr>
-        <w:t>ما جعلَ ذلك العصر جديدًا هو أن مجيء يسوع المسيح أَعلنَ اللهَ الآب بطريقةٍ لم تُرَ من قبل (</w:t>
-      </w:r>
       <w:hyperlink r:id="rId281">
         <w:r>
           <w:rPr>
@@ -13622,25 +13622,558 @@
             <w:color w:val="0000EE"/>
             <w:u w:val="single"/>
           </w:rPr>
-          <w:t>يوحنا ١: ١٨</w:t>
-        </w:r>
-      </w:hyperlink>
+          <w:t>١٧: ٦–٨</w:t>
+        </w:r>
+      </w:hyperlink>
+      <w:r>
+        <w:rPr>
+          <w:lang w:val="ar_AE" w:bidi="ar_AE"/>
+        </w:rPr>
+        <w:t>). لم يكن أي نبي قادرًا على قول إن، "</w:t>
+      </w:r>
+      <w:r>
+        <w:rPr>
+          <w:lang w:val="ar_AE" w:bidi="ar_AE"/>
+        </w:rPr>
+        <w:t>اَلَّذِي رَآنِي فَقَدْ رَأَى الْآبَ</w:t>
+      </w:r>
+      <w:r>
+        <w:rPr>
+          <w:lang w:val="ar_AE" w:bidi="ar_AE"/>
+        </w:rPr>
+        <w:t>" (</w:t>
+      </w:r>
+      <w:hyperlink r:id="rId282">
+        <w:r>
+          <w:rPr>
+            <w:lang w:val="ar_AE" w:bidi="ar_AE"/>
+          </w:rPr>
+          <w:rPr>
+            <w:color w:val="0000EE"/>
+            <w:u w:val="single"/>
+          </w:rPr>
+          <w:t>يوحنا ١٤: ٩</w:t>
+        </w:r>
+      </w:hyperlink>
+      <w:r>
+        <w:rPr>
+          <w:lang w:val="ar_AE" w:bidi="ar_AE"/>
+        </w:rPr>
+        <w:t>). لذلك، كان أَمرُ يسوع لتلاميذه بأن يُحبوا بعضهم البعض "</w:t>
+      </w:r>
+      <w:r>
+        <w:rPr>
+          <w:lang w:val="ar_AE" w:bidi="ar_AE"/>
+        </w:rPr>
+        <w:t>كَمَا أَحْبَبْتُكُمْ</w:t>
+      </w:r>
+      <w:r>
+        <w:rPr>
+          <w:lang w:val="ar_AE" w:bidi="ar_AE"/>
+        </w:rPr>
+        <w:t>" (</w:t>
+      </w:r>
+      <w:hyperlink r:id="rId246">
+        <w:r>
+          <w:rPr>
+            <w:lang w:val="ar_AE" w:bidi="ar_AE"/>
+          </w:rPr>
+          <w:rPr>
+            <w:color w:val="0000EE"/>
+            <w:u w:val="single"/>
+          </w:rPr>
+          <w:t>يوحنا ١٣: ٣٤</w:t>
+        </w:r>
+      </w:hyperlink>
+      <w:r>
+        <w:rPr>
+          <w:lang w:val="ar_AE" w:bidi="ar_AE"/>
+        </w:rPr>
+        <w:t>) أمرًا جديدًا وصادمًا بأي معيار بشري. لم يٌحب أحد بشكل كامل مثلما أحبَّ يسوع (</w:t>
+      </w:r>
+      <w:hyperlink r:id="rId283">
+        <w:r>
+          <w:rPr>
+            <w:lang w:val="ar_AE" w:bidi="ar_AE"/>
+          </w:rPr>
+          <w:rPr>
+            <w:color w:val="0000EE"/>
+            <w:u w:val="single"/>
+          </w:rPr>
+          <w:t>يوحنا ١٣: ١</w:t>
+        </w:r>
+      </w:hyperlink>
+      <w:r>
+        <w:rPr>
+          <w:lang w:val="ar_AE" w:bidi="ar_AE"/>
+        </w:rPr>
+        <w:t>). إن اتِّباع مِثاله في المحبة كان وصيةً جديدة. إن عظمة محبة يسوع قادته إلى "</w:t>
+      </w:r>
+      <w:r>
+        <w:rPr>
+          <w:lang w:val="ar_AE" w:bidi="ar_AE"/>
+        </w:rPr>
+        <w:t>أَنْ يَضَعَ أَحَدٌ نَفْسَهُ لِأَجْلِ أَحِبَّائِهِ</w:t>
+      </w:r>
+      <w:r>
+        <w:rPr>
+          <w:lang w:val="ar_AE" w:bidi="ar_AE"/>
+        </w:rPr>
+        <w:t>" (</w:t>
+      </w:r>
+      <w:hyperlink r:id="rId284">
+        <w:r>
+          <w:rPr>
+            <w:lang w:val="ar_AE" w:bidi="ar_AE"/>
+          </w:rPr>
+          <w:rPr>
+            <w:color w:val="0000EE"/>
+            <w:u w:val="single"/>
+          </w:rPr>
+          <w:t>يوحنا ١٥: ١٣</w:t>
+        </w:r>
+      </w:hyperlink>
+      <w:r>
+        <w:rPr>
+          <w:lang w:val="ar_AE" w:bidi="ar_AE"/>
+        </w:rPr>
+        <w:t>). بالمثل، توصَّل يوحنا إلى أننا "</w:t>
+      </w:r>
+      <w:r>
+        <w:rPr>
+          <w:lang w:val="ar_AE" w:bidi="ar_AE"/>
+        </w:rPr>
+        <w:t>يَنْبَغِي لَنَا أَنْ نَضَعَ نُفُوسَنَا لِأَجْلِ الْإِخْوَةِ</w:t>
+      </w:r>
+      <w:r>
+        <w:rPr>
+          <w:lang w:val="ar_AE" w:bidi="ar_AE"/>
+        </w:rPr>
+        <w:t>" (</w:t>
+      </w:r>
+      <w:hyperlink r:id="rId285">
+        <w:r>
+          <w:rPr>
+            <w:lang w:val="ar_AE" w:bidi="ar_AE"/>
+          </w:rPr>
+          <w:rPr>
+            <w:color w:val="0000EE"/>
+            <w:u w:val="single"/>
+          </w:rPr>
+          <w:t>١ يوحنا ٣: ١٦</w:t>
+        </w:r>
+      </w:hyperlink>
+      <w:r>
+        <w:rPr>
+          <w:lang w:val="ar_AE" w:bidi="ar_AE"/>
+        </w:rPr>
+        <w:t>). إن المحبة تعني عدم إغلاق القلب أمام مؤمنٍ لديه احتياج (</w:t>
+      </w:r>
+      <w:hyperlink r:id="rId286">
+        <w:r>
+          <w:rPr>
+            <w:lang w:val="ar_AE" w:bidi="ar_AE"/>
+          </w:rPr>
+          <w:rPr>
+            <w:color w:val="0000EE"/>
+            <w:u w:val="single"/>
+          </w:rPr>
+          <w:t>١ يوحنا ٣: ١٧</w:t>
+        </w:r>
+      </w:hyperlink>
+      <w:r>
+        <w:rPr>
+          <w:lang w:val="ar_AE" w:bidi="ar_AE"/>
+        </w:rPr>
+        <w:t>). إنها تعني التضحية بسرور بالمنفعة الشخصية من أجل منفعة الآخر.</w:t>
+      </w:r>
+    </w:p>
+    <w:p>
+      <w:pPr>
+        <w:bidi/>
+      </w:pPr>
+      <w:r>
+        <w:rPr>
+          <w:lang w:val="ar_AE" w:bidi="ar_AE"/>
+        </w:rPr>
+      </w:r>
+      <w:r>
+        <w:rPr>
+          <w:i/>
+          <w:lang w:val="ar_AE" w:bidi="ar_AE"/>
+        </w:rPr>
+        <w:t>انظر أيضًا</w:t>
+      </w:r>
+      <w:r>
+        <w:rPr>
+          <w:lang w:val="ar_AE" w:bidi="ar_AE"/>
+        </w:rPr>
+        <w:t xml:space="preserve"> </w:t>
+      </w:r>
+      <w:r>
+        <w:rPr>
+          <w:lang w:val="ar_AE" w:bidi="ar_AE"/>
+        </w:rPr>
+        <w:t>الوصايا العشر</w:t>
+      </w:r>
       <w:r>
         <w:rPr>
           <w:lang w:val="ar_AE" w:bidi="ar_AE"/>
         </w:rPr>
         <w:t xml:space="preserve">؛ </w:t>
       </w:r>
-      <w:hyperlink r:id="rId282">
-        <w:r>
-          <w:rPr>
-            <w:lang w:val="ar_AE" w:bidi="ar_AE"/>
-          </w:rPr>
-          <w:rPr>
-            <w:color w:val="0000EE"/>
-            <w:u w:val="single"/>
-          </w:rPr>
-          <w:t>١٠: ٣٠</w:t>
+      <w:r>
+        <w:rPr>
+          <w:lang w:val="ar_AE" w:bidi="ar_AE"/>
+        </w:rPr>
+        <w:t>المفهوم الكتابي للناموس</w:t>
+      </w:r>
+      <w:r>
+        <w:rPr>
+          <w:lang w:val="ar_AE" w:bidi="ar_AE"/>
+        </w:rPr>
+        <w:t>.</w:t>
+      </w:r>
+      <w:r>
+        <w:rPr>
+          <w:lang w:val="ar_AE" w:bidi="ar_AE"/>
+        </w:rPr>
+      </w:r>
+      <w:r>
+        <w:rPr>
+          <w:lang w:val="ar_AE" w:bidi="ar_AE"/>
+        </w:rPr>
+      </w:r>
+    </w:p>
+    <w:p>
+      <w:pPr>
+        <w:bidi/>
+      </w:pPr>
+      <w:r>
+        <w:rPr>
+          <w:lang w:val="ar_AE" w:bidi="ar_AE"/>
+        </w:rPr>
+      </w:r>
+    </w:p>
+    <w:p>
+      <w:pPr>
+        <w:pStyle w:val="Heading2"/>
+        <w:bidi/>
+      </w:pPr>
+      <w:r>
+        <w:rPr>
+          <w:lang w:val="ar_AE" w:bidi="ar_AE"/>
+        </w:rPr>
+        <w:t>وصية جديدة</w:t>
+      </w:r>
+      <w:r>
+        <w:rPr>
+          <w:lang w:val="ar_AE" w:bidi="ar_AE"/>
+        </w:rPr>
+      </w:r>
+    </w:p>
+    <w:p>
+      <w:pPr>
+        <w:bidi/>
+      </w:pPr>
+      <w:r>
+        <w:rPr>
+          <w:lang w:val="ar_AE" w:bidi="ar_AE"/>
+        </w:rPr>
+      </w:r>
+      <w:r>
+        <w:rPr>
+          <w:lang w:val="ar_AE" w:bidi="ar_AE"/>
+        </w:rPr>
+        <w:t>تعبير استخدمه يسوع (</w:t>
+      </w:r>
+      <w:hyperlink r:id="rId246">
+        <w:r>
+          <w:rPr>
+            <w:lang w:val="ar_AE" w:bidi="ar_AE"/>
+          </w:rPr>
+          <w:rPr>
+            <w:color w:val="0000EE"/>
+            <w:u w:val="single"/>
+          </w:rPr>
+          <w:t>يو 13:34</w:t>
+        </w:r>
+      </w:hyperlink>
+      <w:r>
+        <w:rPr>
+          <w:lang w:val="ar_AE" w:bidi="ar_AE"/>
+        </w:rPr>
+        <w:t xml:space="preserve">) لكي يشير إلى تعليمه بشأن محبة المسيحيين لبعضهم البعض. </w:t>
+      </w:r>
+      <w:r>
+        <w:rPr>
+          <w:i/>
+          <w:lang w:val="ar_AE" w:bidi="ar_AE"/>
+        </w:rPr>
+        <w:t>انظر</w:t>
+      </w:r>
+      <w:r>
+        <w:rPr>
+          <w:lang w:val="ar_AE" w:bidi="ar_AE"/>
+        </w:rPr>
+        <w:t xml:space="preserve"> </w:t>
+      </w:r>
+      <w:r>
+        <w:rPr>
+          <w:lang w:val="ar_AE" w:bidi="ar_AE"/>
+        </w:rPr>
+        <w:t>الوصية، الجديدة</w:t>
+      </w:r>
+      <w:r>
+        <w:rPr>
+          <w:lang w:val="ar_AE" w:bidi="ar_AE"/>
+        </w:rPr>
+        <w:t>.</w:t>
+      </w:r>
+      <w:r>
+        <w:rPr>
+          <w:lang w:val="ar_AE" w:bidi="ar_AE"/>
+        </w:rPr>
+      </w:r>
+      <w:r>
+        <w:rPr>
+          <w:lang w:val="ar_AE" w:bidi="ar_AE"/>
+        </w:rPr>
+      </w:r>
+    </w:p>
+    <w:p>
+      <w:pPr>
+        <w:bidi/>
+      </w:pPr>
+      <w:r>
+        <w:rPr>
+          <w:lang w:val="ar_AE" w:bidi="ar_AE"/>
+        </w:rPr>
+      </w:r>
+    </w:p>
+    <w:p>
+      <w:pPr>
+        <w:pStyle w:val="Heading2"/>
+        <w:bidi/>
+      </w:pPr>
+      <w:r>
+        <w:rPr>
+          <w:lang w:val="ar_AE" w:bidi="ar_AE"/>
+        </w:rPr>
+        <w:t>وعاء</w:t>
+      </w:r>
+      <w:r>
+        <w:rPr>
+          <w:lang w:val="ar_AE" w:bidi="ar_AE"/>
+        </w:rPr>
+      </w:r>
+    </w:p>
+    <w:p>
+      <w:pPr>
+        <w:bidi/>
+      </w:pPr>
+      <w:r>
+        <w:rPr>
+          <w:lang w:val="ar_AE" w:bidi="ar_AE"/>
+        </w:rPr>
+      </w:r>
+      <w:r>
+        <w:rPr>
+          <w:lang w:val="ar_AE" w:bidi="ar_AE"/>
+        </w:rPr>
+        <w:t>إناء عميق مستدير يُستخدَم لاحتواء الطعام أو السوائل.</w:t>
+      </w:r>
+    </w:p>
+    <w:p>
+      <w:pPr>
+        <w:bidi/>
+      </w:pPr>
+      <w:r>
+        <w:rPr>
+          <w:lang w:val="ar_AE" w:bidi="ar_AE"/>
+        </w:rPr>
+      </w:r>
+      <w:r>
+        <w:rPr>
+          <w:lang w:val="ar_AE" w:bidi="ar_AE"/>
+        </w:rPr>
+        <w:t xml:space="preserve">انظر </w:t>
+      </w:r>
+      <w:r>
+        <w:rPr>
+          <w:lang w:val="ar_AE" w:bidi="ar_AE"/>
+        </w:rPr>
+        <w:t>الفخار</w:t>
+      </w:r>
+      <w:r>
+        <w:rPr>
+          <w:lang w:val="ar_AE" w:bidi="ar_AE"/>
+        </w:rPr>
+        <w:t>.</w:t>
+      </w:r>
+      <w:r>
+        <w:rPr>
+          <w:lang w:val="ar_AE" w:bidi="ar_AE"/>
+        </w:rPr>
+      </w:r>
+      <w:r>
+        <w:rPr>
+          <w:lang w:val="ar_AE" w:bidi="ar_AE"/>
+        </w:rPr>
+      </w:r>
+    </w:p>
+    <w:p>
+      <w:pPr>
+        <w:bidi/>
+      </w:pPr>
+      <w:r>
+        <w:rPr>
+          <w:lang w:val="ar_AE" w:bidi="ar_AE"/>
+        </w:rPr>
+      </w:r>
+    </w:p>
+    <w:p>
+      <w:pPr>
+        <w:pStyle w:val="Heading2"/>
+        <w:bidi/>
+      </w:pPr>
+      <w:r>
+        <w:rPr>
+          <w:lang w:val="ar_AE" w:bidi="ar_AE"/>
+        </w:rPr>
+        <w:t>وَعَاء</w:t>
+      </w:r>
+      <w:r>
+        <w:rPr>
+          <w:lang w:val="ar_AE" w:bidi="ar_AE"/>
+        </w:rPr>
+      </w:r>
+    </w:p>
+    <w:p>
+      <w:pPr>
+        <w:bidi/>
+      </w:pPr>
+      <w:r>
+        <w:rPr>
+          <w:lang w:val="ar_AE" w:bidi="ar_AE"/>
+        </w:rPr>
+      </w:r>
+      <w:r>
+        <w:rPr>
+          <w:i/>
+          <w:lang w:val="ar_AE" w:bidi="ar_AE"/>
+        </w:rPr>
+        <w:t>انظر</w:t>
+      </w:r>
+      <w:r>
+        <w:rPr>
+          <w:lang w:val="ar_AE" w:bidi="ar_AE"/>
+        </w:rPr>
+        <w:t xml:space="preserve"> </w:t>
+      </w:r>
+      <w:r>
+        <w:rPr>
+          <w:lang w:val="ar_AE" w:bidi="ar_AE"/>
+        </w:rPr>
+        <w:t>الخَزَف</w:t>
+      </w:r>
+      <w:r>
+        <w:rPr>
+          <w:lang w:val="ar_AE" w:bidi="ar_AE"/>
+        </w:rPr>
+        <w:t>.</w:t>
+      </w:r>
+      <w:r>
+        <w:rPr>
+          <w:lang w:val="ar_AE" w:bidi="ar_AE"/>
+        </w:rPr>
+      </w:r>
+      <w:r>
+        <w:rPr>
+          <w:lang w:val="ar_AE" w:bidi="ar_AE"/>
+        </w:rPr>
+      </w:r>
+    </w:p>
+    <w:p>
+      <w:pPr>
+        <w:bidi/>
+      </w:pPr>
+      <w:r>
+        <w:rPr>
+          <w:lang w:val="ar_AE" w:bidi="ar_AE"/>
+        </w:rPr>
+      </w:r>
+    </w:p>
+    <w:p>
+      <w:pPr>
+        <w:pStyle w:val="Heading2"/>
+        <w:bidi/>
+      </w:pPr>
+      <w:r>
+        <w:rPr>
+          <w:lang w:val="ar_AE" w:bidi="ar_AE"/>
+        </w:rPr>
+        <w:t>وعد</w:t>
+      </w:r>
+      <w:r>
+        <w:rPr>
+          <w:lang w:val="ar_AE" w:bidi="ar_AE"/>
+        </w:rPr>
+      </w:r>
+    </w:p>
+    <w:p>
+      <w:pPr>
+        <w:bidi/>
+      </w:pPr>
+      <w:r>
+        <w:rPr>
+          <w:lang w:val="ar_AE" w:bidi="ar_AE"/>
+        </w:rPr>
+      </w:r>
+      <w:r>
+        <w:rPr>
+          <w:lang w:val="ar_AE" w:bidi="ar_AE"/>
+        </w:rPr>
+        <w:t>إعلانٌ من شخصٍ لآخر بأن شيئًا ما سيتم أو لن يتم، مما يَمنح الشخص الذي تم تقديم الوعد له الحقَ في توقُّع تنفيذ ما تم تحديده.</w:t>
+      </w:r>
+    </w:p>
+    <w:p>
+      <w:pPr>
+        <w:pStyle w:val="Heading3"/>
+        <w:bidi/>
+      </w:pPr>
+      <w:r>
+        <w:rPr>
+          <w:lang w:val="ar_AE" w:bidi="ar_AE"/>
+        </w:rPr>
+        <w:t>أنواع الوعود</w:t>
+      </w:r>
+    </w:p>
+    <w:p>
+      <w:pPr>
+        <w:bidi/>
+      </w:pPr>
+      <w:r>
+        <w:rPr>
+          <w:lang w:val="ar_AE" w:bidi="ar_AE"/>
+        </w:rPr>
+      </w:r>
+      <w:r>
+        <w:rPr>
+          <w:lang w:val="ar_AE" w:bidi="ar_AE"/>
+        </w:rPr>
+        <w:t xml:space="preserve">في استخدام الكتاب المُقدَّس لمفهوم الوعد، توجد أمثلة متفرقة للوعود التي قدَّمها الناس لبعضهم البعض (مثل، </w:t>
+      </w:r>
+      <w:hyperlink r:id="rId287">
+        <w:r>
+          <w:rPr>
+            <w:lang w:val="ar_AE" w:bidi="ar_AE"/>
+          </w:rPr>
+          <w:rPr>
+            <w:color w:val="0000EE"/>
+            <w:u w:val="single"/>
+          </w:rPr>
+          <w:t>عدد ٢٢: ١٧</w:t>
         </w:r>
       </w:hyperlink>
       <w:r>
@@ -13649,29 +14182,1011 @@
         </w:rPr>
         <w:t xml:space="preserve">؛ </w:t>
       </w:r>
-      <w:hyperlink r:id="rId283">
-        <w:r>
-          <w:rPr>
-            <w:lang w:val="ar_AE" w:bidi="ar_AE"/>
-          </w:rPr>
-          <w:rPr>
-            <w:color w:val="0000EE"/>
-            <w:u w:val="single"/>
-          </w:rPr>
-          <w:t>١٧: ٦–٨</w:t>
-        </w:r>
-      </w:hyperlink>
-      <w:r>
-        <w:rPr>
-          <w:lang w:val="ar_AE" w:bidi="ar_AE"/>
-        </w:rPr>
-        <w:t>). لم يكن أي نبي قادرًا على قول إن، "</w:t>
-      </w:r>
-      <w:r>
-        <w:rPr>
-          <w:lang w:val="ar_AE" w:bidi="ar_AE"/>
-        </w:rPr>
-        <w:t>اَلَّذِي رَآنِي فَقَدْ رَأَى الْآبَ</w:t>
+      <w:hyperlink r:id="rId288">
+        <w:r>
+          <w:rPr>
+            <w:lang w:val="ar_AE" w:bidi="ar_AE"/>
+          </w:rPr>
+          <w:rPr>
+            <w:color w:val="0000EE"/>
+            <w:u w:val="single"/>
+          </w:rPr>
+          <w:t>إستير ٤: ٧</w:t>
+        </w:r>
+      </w:hyperlink>
+      <w:r>
+        <w:rPr>
+          <w:lang w:val="ar_AE" w:bidi="ar_AE"/>
+        </w:rPr>
+        <w:t xml:space="preserve">) أو لله (مثل، </w:t>
+      </w:r>
+      <w:hyperlink r:id="rId289">
+        <w:r>
+          <w:rPr>
+            <w:lang w:val="ar_AE" w:bidi="ar_AE"/>
+          </w:rPr>
+          <w:rPr>
+            <w:color w:val="0000EE"/>
+            <w:u w:val="single"/>
+          </w:rPr>
+          <w:t>نحميا ٥: ١٢</w:t>
+        </w:r>
+      </w:hyperlink>
+      <w:r>
+        <w:rPr>
+          <w:lang w:val="ar_AE" w:bidi="ar_AE"/>
+        </w:rPr>
+        <w:t>)، لكن الوعود التي قدَّمها اللهُ للإنسان أكثر أهمية بكثير. إن هذه الوعود الإلهية موثوقة تمامًا لأن الذي أعطاها قادرٌ تمامًا على تنفيذ ما وَعد به (</w:t>
+      </w:r>
+      <w:hyperlink r:id="rId290">
+        <w:r>
+          <w:rPr>
+            <w:lang w:val="ar_AE" w:bidi="ar_AE"/>
+          </w:rPr>
+          <w:rPr>
+            <w:color w:val="0000EE"/>
+            <w:u w:val="single"/>
+          </w:rPr>
+          <w:t>رومية ٤: ٢١</w:t>
+        </w:r>
+      </w:hyperlink>
+      <w:r>
+        <w:rPr>
+          <w:lang w:val="ar_AE" w:bidi="ar_AE"/>
+        </w:rPr>
+        <w:t>).</w:t>
+      </w:r>
+    </w:p>
+    <w:p>
+      <w:pPr>
+        <w:bidi/>
+      </w:pPr>
+      <w:r>
+        <w:rPr>
+          <w:lang w:val="ar_AE" w:bidi="ar_AE"/>
+        </w:rPr>
+      </w:r>
+      <w:r>
+        <w:rPr>
+          <w:lang w:val="ar_AE" w:bidi="ar_AE"/>
+        </w:rPr>
+        <w:t>تَضْمن الوعودُ الإلهية في الكتاب المُقدَّس لمستقبِليها العديد من البركات الروحية والزمنية، بما في ذلك البِنوَّة (</w:t>
+      </w:r>
+      <w:hyperlink r:id="rId291">
+        <w:r>
+          <w:rPr>
+            <w:lang w:val="ar_AE" w:bidi="ar_AE"/>
+          </w:rPr>
+          <w:rPr>
+            <w:color w:val="0000EE"/>
+            <w:u w:val="single"/>
+          </w:rPr>
+          <w:t>٢ كورنثوس ٦: ١٦–٧: ١</w:t>
+        </w:r>
+      </w:hyperlink>
+      <w:r>
+        <w:rPr>
+          <w:lang w:val="ar_AE" w:bidi="ar_AE"/>
+        </w:rPr>
+        <w:t>)، وغفران الخطايا (</w:t>
+      </w:r>
+      <w:hyperlink r:id="rId292">
+        <w:r>
+          <w:rPr>
+            <w:lang w:val="ar_AE" w:bidi="ar_AE"/>
+          </w:rPr>
+          <w:rPr>
+            <w:color w:val="0000EE"/>
+            <w:u w:val="single"/>
+          </w:rPr>
+          <w:t>١ يوحنا ١: ٩</w:t>
+        </w:r>
+      </w:hyperlink>
+      <w:r>
+        <w:rPr>
+          <w:lang w:val="ar_AE" w:bidi="ar_AE"/>
+        </w:rPr>
+        <w:t>)، واستجابة الصلاة (</w:t>
+      </w:r>
+      <w:hyperlink r:id="rId293">
+        <w:r>
+          <w:rPr>
+            <w:lang w:val="ar_AE" w:bidi="ar_AE"/>
+          </w:rPr>
+          <w:rPr>
+            <w:color w:val="0000EE"/>
+            <w:u w:val="single"/>
+          </w:rPr>
+          <w:t>لوقا ١١: ٩</w:t>
+        </w:r>
+      </w:hyperlink>
+      <w:r>
+        <w:rPr>
+          <w:lang w:val="ar_AE" w:bidi="ar_AE"/>
+        </w:rPr>
+        <w:t>)، والانقاذ من التجارب (</w:t>
+      </w:r>
+      <w:hyperlink r:id="rId294">
+        <w:r>
+          <w:rPr>
+            <w:lang w:val="ar_AE" w:bidi="ar_AE"/>
+          </w:rPr>
+          <w:rPr>
+            <w:color w:val="0000EE"/>
+            <w:u w:val="single"/>
+          </w:rPr>
+          <w:t>١ كورنثوس ١٠: ١٣</w:t>
+        </w:r>
+      </w:hyperlink>
+      <w:r>
+        <w:rPr>
+          <w:lang w:val="ar_AE" w:bidi="ar_AE"/>
+        </w:rPr>
+        <w:t>)، والنعمة الداعمة في الأوقات الصعبة (</w:t>
+      </w:r>
+      <w:hyperlink r:id="rId295">
+        <w:r>
+          <w:rPr>
+            <w:lang w:val="ar_AE" w:bidi="ar_AE"/>
+          </w:rPr>
+          <w:rPr>
+            <w:color w:val="0000EE"/>
+            <w:u w:val="single"/>
+          </w:rPr>
+          <w:t>٢ كورنثوس ١٢: ٩</w:t>
+        </w:r>
+      </w:hyperlink>
+      <w:r>
+        <w:rPr>
+          <w:lang w:val="ar_AE" w:bidi="ar_AE"/>
+        </w:rPr>
+        <w:t>)، وتوفير جميع الاحتياجات (</w:t>
+      </w:r>
+      <w:hyperlink r:id="rId296">
+        <w:r>
+          <w:rPr>
+            <w:lang w:val="ar_AE" w:bidi="ar_AE"/>
+          </w:rPr>
+          <w:rPr>
+            <w:color w:val="0000EE"/>
+            <w:u w:val="single"/>
+          </w:rPr>
+          <w:t>فيلبي ٤: ١٩</w:t>
+        </w:r>
+      </w:hyperlink>
+      <w:r>
+        <w:rPr>
+          <w:lang w:val="ar_AE" w:bidi="ar_AE"/>
+        </w:rPr>
+        <w:t>)، والمكافأة على الطاعة (</w:t>
+      </w:r>
+      <w:hyperlink r:id="rId297">
+        <w:r>
+          <w:rPr>
+            <w:lang w:val="ar_AE" w:bidi="ar_AE"/>
+          </w:rPr>
+          <w:rPr>
+            <w:color w:val="0000EE"/>
+            <w:u w:val="single"/>
+          </w:rPr>
+          <w:t>يعقوب ١: ١٢</w:t>
+        </w:r>
+      </w:hyperlink>
+      <w:r>
+        <w:rPr>
+          <w:lang w:val="ar_AE" w:bidi="ar_AE"/>
+        </w:rPr>
+        <w:t>)، والحياة الأبدية (</w:t>
+      </w:r>
+      <w:hyperlink r:id="rId298">
+        <w:r>
+          <w:rPr>
+            <w:lang w:val="ar_AE" w:bidi="ar_AE"/>
+          </w:rPr>
+          <w:rPr>
+            <w:color w:val="0000EE"/>
+            <w:u w:val="single"/>
+          </w:rPr>
+          <w:t>لوقا ١٨: ٢٩، ٣٠</w:t>
+        </w:r>
+      </w:hyperlink>
+      <w:r>
+        <w:rPr>
+          <w:lang w:val="ar_AE" w:bidi="ar_AE"/>
+        </w:rPr>
+        <w:t xml:space="preserve">؛ </w:t>
+      </w:r>
+      <w:hyperlink r:id="rId299">
+        <w:r>
+          <w:rPr>
+            <w:lang w:val="ar_AE" w:bidi="ar_AE"/>
+          </w:rPr>
+          <w:rPr>
+            <w:color w:val="0000EE"/>
+            <w:u w:val="single"/>
+          </w:rPr>
+          <w:t>يوحنا ٣: ١٦</w:t>
+        </w:r>
+      </w:hyperlink>
+      <w:r>
+        <w:rPr>
+          <w:lang w:val="ar_AE" w:bidi="ar_AE"/>
+        </w:rPr>
+        <w:t xml:space="preserve">؛ </w:t>
+      </w:r>
+      <w:hyperlink r:id="rId300">
+        <w:r>
+          <w:rPr>
+            <w:lang w:val="ar_AE" w:bidi="ar_AE"/>
+          </w:rPr>
+          <w:rPr>
+            <w:color w:val="0000EE"/>
+            <w:u w:val="single"/>
+          </w:rPr>
+          <w:t>رومية ٦: ٢٢، ٢٣</w:t>
+        </w:r>
+      </w:hyperlink>
+      <w:r>
+        <w:rPr>
+          <w:lang w:val="ar_AE" w:bidi="ar_AE"/>
+        </w:rPr>
+        <w:t>). إن وعود الله مؤكدة ومضمونة، ولكن الاشتراك في بركاتها تَتطلب غالبًا الوفاء بشروطٍ مُعيَّنة تعتمد عليه البركات. إن الوعود الإلهية ليست دائمًا ضمانات للبركة. في الواقع، هناك وعود تُعلن يقين الدينونة للذين يَرفضون طاعةَ إنجيل الرب يسوع (</w:t>
+      </w:r>
+      <w:hyperlink r:id="rId301">
+        <w:r>
+          <w:rPr>
+            <w:lang w:val="ar_AE" w:bidi="ar_AE"/>
+          </w:rPr>
+          <w:rPr>
+            <w:color w:val="0000EE"/>
+            <w:u w:val="single"/>
+          </w:rPr>
+          <w:t>٢ تسالونيكي ١: ٨، ٩</w:t>
+        </w:r>
+      </w:hyperlink>
+      <w:r>
+        <w:rPr>
+          <w:lang w:val="ar_AE" w:bidi="ar_AE"/>
+        </w:rPr>
+        <w:t>).</w:t>
+      </w:r>
+    </w:p>
+    <w:p>
+      <w:pPr>
+        <w:bidi/>
+      </w:pPr>
+      <w:r>
+        <w:rPr>
+          <w:lang w:val="ar_AE" w:bidi="ar_AE"/>
+        </w:rPr>
+      </w:r>
+      <w:r>
+        <w:rPr>
+          <w:lang w:val="ar_AE" w:bidi="ar_AE"/>
+        </w:rPr>
+        <w:t>بالإضافة إلى وعود الله، التي لها تطبيق شخصي وفردي للعديد من الأشخاص المختلفين في أوقات وأماكن مختلفة، هناك العديد من الوعود التي تتعلق بالتحقيق المُتدرج لخطة الله للفداء في مَوكب كبير من الأحداث التاريخية. ليس لهذه الوعود تطبيقات مُتكررة ولا طبيعة شرطية. في مثل هذه الحالات، يُصبح الوعد على الأغلب مُطابقًا للنِبوة، وتكون الوعود من هذا النوع، إلى جانب تحقيقها اللاحق، مَنسوجة بشكلٍ معقد في نسيج التاريخ الفدائي كله.</w:t>
+      </w:r>
+    </w:p>
+    <w:p>
+      <w:pPr>
+        <w:pStyle w:val="Heading3"/>
+        <w:bidi/>
+      </w:pPr>
+      <w:r>
+        <w:rPr>
+          <w:lang w:val="ar_AE" w:bidi="ar_AE"/>
+        </w:rPr>
+        <w:t>الوعود في العهد القديم</w:t>
+      </w:r>
+    </w:p>
+    <w:p>
+      <w:pPr>
+        <w:bidi/>
+      </w:pPr>
+      <w:r>
+        <w:rPr>
+          <w:lang w:val="ar_AE" w:bidi="ar_AE"/>
+        </w:rPr>
+      </w:r>
+      <w:r>
+        <w:rPr>
+          <w:lang w:val="ar_AE" w:bidi="ar_AE"/>
+        </w:rPr>
+        <w:t>يمكن رؤية أبرز موضوع للوعد في العهد القديم في الوعد الذي يُطلق عليه عادةً الـ بروت إيفانجيليوم (أي الإعلان الأول لرسالة الإنجيل) الذي أُعطي لآدم وحواء في جنة عدن مباشرةً بعد السقوط في الخطية (</w:t>
+      </w:r>
+      <w:hyperlink r:id="rId302">
+        <w:r>
+          <w:rPr>
+            <w:lang w:val="ar_AE" w:bidi="ar_AE"/>
+          </w:rPr>
+          <w:rPr>
+            <w:color w:val="0000EE"/>
+            <w:u w:val="single"/>
+          </w:rPr>
+          <w:t>تكوين ٣: ١٥</w:t>
+        </w:r>
+      </w:hyperlink>
+      <w:r>
+        <w:rPr>
+          <w:lang w:val="ar_AE" w:bidi="ar_AE"/>
+        </w:rPr>
+        <w:t xml:space="preserve">). تُعد الوعود اللاحقة هي العهود التي قطعها اللهُ مع إبراهيم (الأصحاحات </w:t>
+      </w:r>
+      <w:hyperlink r:id="rId303">
+        <w:r>
+          <w:rPr>
+            <w:lang w:val="ar_AE" w:bidi="ar_AE"/>
+          </w:rPr>
+          <w:rPr>
+            <w:color w:val="0000EE"/>
+            <w:u w:val="single"/>
+          </w:rPr>
+          <w:t>١٢</w:t>
+        </w:r>
+      </w:hyperlink>
+      <w:r>
+        <w:rPr>
+          <w:lang w:val="ar_AE" w:bidi="ar_AE"/>
+        </w:rPr>
+        <w:t xml:space="preserve">؛ </w:t>
+      </w:r>
+      <w:hyperlink r:id="rId304">
+        <w:r>
+          <w:rPr>
+            <w:lang w:val="ar_AE" w:bidi="ar_AE"/>
+          </w:rPr>
+          <w:rPr>
+            <w:color w:val="0000EE"/>
+            <w:u w:val="single"/>
+          </w:rPr>
+          <w:t>١٥</w:t>
+        </w:r>
+      </w:hyperlink>
+      <w:r>
+        <w:rPr>
+          <w:lang w:val="ar_AE" w:bidi="ar_AE"/>
+        </w:rPr>
+        <w:t xml:space="preserve">؛ </w:t>
+      </w:r>
+      <w:hyperlink r:id="rId305">
+        <w:r>
+          <w:rPr>
+            <w:lang w:val="ar_AE" w:bidi="ar_AE"/>
+          </w:rPr>
+          <w:rPr>
+            <w:color w:val="0000EE"/>
+            <w:u w:val="single"/>
+          </w:rPr>
+          <w:t>١٧</w:t>
+        </w:r>
+      </w:hyperlink>
+      <w:r>
+        <w:rPr>
+          <w:lang w:val="ar_AE" w:bidi="ar_AE"/>
+        </w:rPr>
+        <w:t>) ومع داود (</w:t>
+      </w:r>
+      <w:hyperlink r:id="rId306">
+        <w:r>
+          <w:rPr>
+            <w:lang w:val="ar_AE" w:bidi="ar_AE"/>
+          </w:rPr>
+          <w:rPr>
+            <w:color w:val="0000EE"/>
+            <w:u w:val="single"/>
+          </w:rPr>
+          <w:t>٢ صموئيل ٧</w:t>
+        </w:r>
+      </w:hyperlink>
+      <w:r>
+        <w:rPr>
+          <w:lang w:val="ar_AE" w:bidi="ar_AE"/>
+        </w:rPr>
+        <w:t>)، يَليها الوعد بالعهد [المِيثاق] الجديد (</w:t>
+      </w:r>
+      <w:hyperlink r:id="rId307">
+        <w:r>
+          <w:rPr>
+            <w:lang w:val="ar_AE" w:bidi="ar_AE"/>
+          </w:rPr>
+          <w:rPr>
+            <w:color w:val="0000EE"/>
+            <w:u w:val="single"/>
+          </w:rPr>
+          <w:t>إرميا ٣١</w:t>
+        </w:r>
+      </w:hyperlink>
+      <w:r>
+        <w:rPr>
+          <w:lang w:val="ar_AE" w:bidi="ar_AE"/>
+        </w:rPr>
+        <w:t>).</w:t>
+      </w:r>
+    </w:p>
+    <w:p>
+      <w:pPr>
+        <w:pStyle w:val="Heading4"/>
+        <w:bidi/>
+      </w:pPr>
+      <w:r>
+        <w:rPr>
+          <w:lang w:val="ar_AE" w:bidi="ar_AE"/>
+        </w:rPr>
+        <w:t>الوعد الأول (بروت إيفانجيليوم)</w:t>
+      </w:r>
+    </w:p>
+    <w:p>
+      <w:pPr>
+        <w:bidi/>
+      </w:pPr>
+      <w:r>
+        <w:rPr>
+          <w:lang w:val="ar_AE" w:bidi="ar_AE"/>
+        </w:rPr>
+      </w:r>
+      <w:r>
+        <w:rPr>
+          <w:lang w:val="ar_AE" w:bidi="ar_AE"/>
+        </w:rPr>
+        <w:t xml:space="preserve">يقول </w:t>
+      </w:r>
+      <w:hyperlink r:id="rId302">
+        <w:r>
+          <w:rPr>
+            <w:lang w:val="ar_AE" w:bidi="ar_AE"/>
+          </w:rPr>
+          <w:rPr>
+            <w:color w:val="0000EE"/>
+            <w:u w:val="single"/>
+          </w:rPr>
+          <w:t>تكوين ٣: ١٥ب</w:t>
+        </w:r>
+      </w:hyperlink>
+      <w:r>
+        <w:rPr>
+          <w:lang w:val="ar_AE" w:bidi="ar_AE"/>
+        </w:rPr>
+        <w:t xml:space="preserve"> : "</w:t>
+      </w:r>
+      <w:r>
+        <w:rPr>
+          <w:lang w:val="ar_AE" w:bidi="ar_AE"/>
+        </w:rPr>
+        <w:t>وَأَضَعُ عَدَاوَةً بَيْنَ نَسْلِكِ [نَسل الشيطان] وَنَسْلِهَا [نَسل حواء]. هُوَ يَسْحَقُ رَأْسَكِ، وَأَنْتِ تَسْحَقِينَ عَقِبَهُ"</w:t>
+      </w:r>
+      <w:r>
+        <w:rPr>
+          <w:lang w:val="ar_AE" w:bidi="ar_AE"/>
+        </w:rPr>
+        <w:t>. إن هذا التصريح هو وعد بأنه في وقت ما في المستقبل سيَسحق نسلُ المرأة الشيطانَ. يُشار إلى نسل المرأة بصفة فردية في كلمة "هو" في العبارة الأخيرة. "هو"سيَضربك (أي الشيطان) على رأسك، على الرغم من أن الشيطان سيُحدِث جرحًا في نسل المرأة. هذا إذن هو الوعد الذي يُعطي آدم وحواء، وكذلك نَسلهم، الأساس لِتوقُّع التدمير النهائي لعدوهم الشيطان من خلال نسلهم آدم وحواء.</w:t>
+      </w:r>
+    </w:p>
+    <w:p>
+      <w:pPr>
+        <w:pStyle w:val="Heading4"/>
+        <w:bidi/>
+      </w:pPr>
+      <w:r>
+        <w:rPr>
+          <w:lang w:val="ar_AE" w:bidi="ar_AE"/>
+        </w:rPr>
+        <w:t>الوعد لإبراهيم</w:t>
+      </w:r>
+    </w:p>
+    <w:p>
+      <w:pPr>
+        <w:bidi/>
+      </w:pPr>
+      <w:r>
+        <w:rPr>
+          <w:lang w:val="ar_AE" w:bidi="ar_AE"/>
+        </w:rPr>
+      </w:r>
+      <w:r>
+        <w:rPr>
+          <w:lang w:val="ar_AE" w:bidi="ar_AE"/>
+        </w:rPr>
+        <w:t xml:space="preserve">في </w:t>
+      </w:r>
+      <w:hyperlink r:id="rId308">
+        <w:r>
+          <w:rPr>
+            <w:lang w:val="ar_AE" w:bidi="ar_AE"/>
+          </w:rPr>
+          <w:rPr>
+            <w:color w:val="0000EE"/>
+            <w:u w:val="single"/>
+          </w:rPr>
+          <w:t xml:space="preserve">تكوين ١٢: ١–٧، </w:t>
+        </w:r>
+      </w:hyperlink>
+      <w:r>
+        <w:rPr>
+          <w:lang w:val="ar_AE" w:bidi="ar_AE"/>
+        </w:rPr>
+        <w:t xml:space="preserve"> يُطلَب من إبراهيم أن يَترك شعبه وبَلده ويذهب إلى أرضٍ سيُريه الربُّ إياها. في المُقابل، وَعدَه اللهُ بأن (١) نَسله سيصير أُمةً عظيمة؛ (2) سيكون إبراهيم مباركًا وسيصير اسمه عظيمًا؛ (٣) ستَتبارك من خلاله الأمم الأخرى؛ (٤) ستُعطى أرض كنعان لِنَسله. من بين هذه الوعود التي أعطيت لإبراهيم، لأحدها أهمية خاصة، وهو أنه من خلال نَسله ستَتبارك العديد من الأمم. يتكرر هذا الوعد خمس مرات في سفر التكوين (</w:t>
+      </w:r>
+      <w:hyperlink r:id="rId309">
+        <w:r>
+          <w:rPr>
+            <w:lang w:val="ar_AE" w:bidi="ar_AE"/>
+          </w:rPr>
+          <w:rPr>
+            <w:color w:val="0000EE"/>
+            <w:u w:val="single"/>
+          </w:rPr>
+          <w:t>تكوين ١٢: ٣</w:t>
+        </w:r>
+      </w:hyperlink>
+      <w:r>
+        <w:rPr>
+          <w:lang w:val="ar_AE" w:bidi="ar_AE"/>
+        </w:rPr>
+        <w:t xml:space="preserve">؛ </w:t>
+      </w:r>
+      <w:hyperlink r:id="rId310">
+        <w:r>
+          <w:rPr>
+            <w:lang w:val="ar_AE" w:bidi="ar_AE"/>
+          </w:rPr>
+          <w:rPr>
+            <w:color w:val="0000EE"/>
+            <w:u w:val="single"/>
+          </w:rPr>
+          <w:t>١٨: ١٨</w:t>
+        </w:r>
+      </w:hyperlink>
+      <w:r>
+        <w:rPr>
+          <w:lang w:val="ar_AE" w:bidi="ar_AE"/>
+        </w:rPr>
+        <w:t xml:space="preserve">؛ </w:t>
+      </w:r>
+      <w:hyperlink r:id="rId311">
+        <w:r>
+          <w:rPr>
+            <w:lang w:val="ar_AE" w:bidi="ar_AE"/>
+          </w:rPr>
+          <w:rPr>
+            <w:color w:val="0000EE"/>
+            <w:u w:val="single"/>
+          </w:rPr>
+          <w:t>٢٢: ١٨</w:t>
+        </w:r>
+      </w:hyperlink>
+      <w:r>
+        <w:rPr>
+          <w:lang w:val="ar_AE" w:bidi="ar_AE"/>
+        </w:rPr>
+        <w:t xml:space="preserve">؛ </w:t>
+      </w:r>
+      <w:hyperlink r:id="rId312">
+        <w:r>
+          <w:rPr>
+            <w:lang w:val="ar_AE" w:bidi="ar_AE"/>
+          </w:rPr>
+          <w:rPr>
+            <w:color w:val="0000EE"/>
+            <w:u w:val="single"/>
+          </w:rPr>
+          <w:t>٢٦: ٤</w:t>
+        </w:r>
+      </w:hyperlink>
+      <w:r>
+        <w:rPr>
+          <w:lang w:val="ar_AE" w:bidi="ar_AE"/>
+        </w:rPr>
+        <w:t xml:space="preserve">؛ </w:t>
+      </w:r>
+      <w:hyperlink r:id="rId313">
+        <w:r>
+          <w:rPr>
+            <w:lang w:val="ar_AE" w:bidi="ar_AE"/>
+          </w:rPr>
+          <w:rPr>
+            <w:color w:val="0000EE"/>
+            <w:u w:val="single"/>
+          </w:rPr>
+          <w:t>٢٨: ١٤</w:t>
+        </w:r>
+      </w:hyperlink>
+      <w:r>
+        <w:rPr>
+          <w:lang w:val="ar_AE" w:bidi="ar_AE"/>
+        </w:rPr>
+        <w:t xml:space="preserve">) ويُشير رجوعًا إلى الوعد في </w:t>
+      </w:r>
+      <w:hyperlink r:id="rId302">
+        <w:r>
+          <w:rPr>
+            <w:lang w:val="ar_AE" w:bidi="ar_AE"/>
+          </w:rPr>
+          <w:rPr>
+            <w:color w:val="0000EE"/>
+            <w:u w:val="single"/>
+          </w:rPr>
+          <w:t>تكوين ٣: ١٥</w:t>
+        </w:r>
+      </w:hyperlink>
+      <w:r>
+        <w:rPr>
+          <w:lang w:val="ar_AE" w:bidi="ar_AE"/>
+        </w:rPr>
+        <w:t xml:space="preserve"> وكذلك مُستقبليًا إلى المسيح.</w:t>
+      </w:r>
+    </w:p>
+    <w:p>
+      <w:pPr>
+        <w:pStyle w:val="Heading4"/>
+        <w:bidi/>
+      </w:pPr>
+      <w:r>
+        <w:rPr>
+          <w:lang w:val="ar_AE" w:bidi="ar_AE"/>
+        </w:rPr>
+        <w:t>الوعد لداود</w:t>
+      </w:r>
+    </w:p>
+    <w:p>
+      <w:pPr>
+        <w:bidi/>
+      </w:pPr>
+      <w:r>
+        <w:rPr>
+          <w:lang w:val="ar_AE" w:bidi="ar_AE"/>
+        </w:rPr>
+      </w:r>
+      <w:r>
+        <w:rPr>
+          <w:lang w:val="ar_AE" w:bidi="ar_AE"/>
+        </w:rPr>
+        <w:t xml:space="preserve">في </w:t>
+      </w:r>
+      <w:hyperlink r:id="rId306">
+        <w:r>
+          <w:rPr>
+            <w:lang w:val="ar_AE" w:bidi="ar_AE"/>
+          </w:rPr>
+          <w:rPr>
+            <w:color w:val="0000EE"/>
+            <w:u w:val="single"/>
+          </w:rPr>
+          <w:t>٢ صموئيل ٧</w:t>
+        </w:r>
+      </w:hyperlink>
+      <w:r>
+        <w:rPr>
+          <w:lang w:val="ar_AE" w:bidi="ar_AE"/>
+        </w:rPr>
+        <w:t>، أَعطى اللهُ وعدًا للمَلك داود بأن أُسرته الحاكمة ستدوم إلى الأبد (</w:t>
+      </w:r>
+      <w:hyperlink r:id="rId314">
+        <w:r>
+          <w:rPr>
+            <w:lang w:val="ar_AE" w:bidi="ar_AE"/>
+          </w:rPr>
+          <w:rPr>
+            <w:color w:val="0000EE"/>
+            <w:u w:val="single"/>
+          </w:rPr>
+          <w:t>٢ صموئيل ٧: ١٦</w:t>
+        </w:r>
+      </w:hyperlink>
+      <w:r>
+        <w:rPr>
+          <w:lang w:val="ar_AE" w:bidi="ar_AE"/>
+        </w:rPr>
+        <w:t xml:space="preserve">؛ </w:t>
+      </w:r>
+      <w:hyperlink r:id="rId315">
+        <w:r>
+          <w:rPr>
+            <w:lang w:val="ar_AE" w:bidi="ar_AE"/>
+          </w:rPr>
+          <w:rPr>
+            <w:color w:val="0000EE"/>
+            <w:u w:val="single"/>
+          </w:rPr>
+          <w:t>مزمور ٨٩: ٣٤–٣٧</w:t>
+        </w:r>
+      </w:hyperlink>
+      <w:r>
+        <w:rPr>
+          <w:lang w:val="ar_AE" w:bidi="ar_AE"/>
+        </w:rPr>
+        <w:t>). إنه مع هذا العهد الداوودي أن النَسل الموعود، الذي كانت قد امتدَّ سابقًا من آدم عبر شيث، وسام، وإبراهيم، وإسحاق، ويعقوب، ويهوذا، أصبحَ الآن محصورًا في النَسل المَلكي لبيت داود. سيكون داود جِد المسيا الملك القادم (</w:t>
+      </w:r>
+      <w:hyperlink r:id="rId316">
+        <w:r>
+          <w:rPr>
+            <w:lang w:val="ar_AE" w:bidi="ar_AE"/>
+          </w:rPr>
+          <w:rPr>
+            <w:color w:val="0000EE"/>
+            <w:u w:val="single"/>
+          </w:rPr>
+          <w:t>مزمور ٨٩: ٣، ٢٧–٣٧</w:t>
+        </w:r>
+      </w:hyperlink>
+      <w:r>
+        <w:rPr>
+          <w:lang w:val="ar_AE" w:bidi="ar_AE"/>
+        </w:rPr>
+        <w:t>). أصبحَ داود بذلك شخصيةً مركزية في تاريخ خطة الله لفداء العالَم. يُشار إلى يسوع المسيح بابن داود، ابن إبراهيم (</w:t>
+      </w:r>
+      <w:hyperlink r:id="rId317">
+        <w:r>
+          <w:rPr>
+            <w:lang w:val="ar_AE" w:bidi="ar_AE"/>
+          </w:rPr>
+          <w:rPr>
+            <w:color w:val="0000EE"/>
+            <w:u w:val="single"/>
+          </w:rPr>
+          <w:t>متى ١: ١</w:t>
+        </w:r>
+      </w:hyperlink>
+      <w:r>
+        <w:rPr>
+          <w:lang w:val="ar_AE" w:bidi="ar_AE"/>
+        </w:rPr>
+        <w:t>).</w:t>
+      </w:r>
+    </w:p>
+    <w:p>
+      <w:pPr>
+        <w:pStyle w:val="Heading4"/>
+        <w:bidi/>
+      </w:pPr>
+      <w:r>
+        <w:rPr>
+          <w:lang w:val="ar_AE" w:bidi="ar_AE"/>
+        </w:rPr>
+        <w:t>وعد العهد الجديد</w:t>
+      </w:r>
+    </w:p>
+    <w:p>
+      <w:pPr>
+        <w:bidi/>
+      </w:pPr>
+      <w:r>
+        <w:rPr>
+          <w:lang w:val="ar_AE" w:bidi="ar_AE"/>
+        </w:rPr>
+      </w:r>
+      <w:r>
+        <w:rPr>
+          <w:lang w:val="ar_AE" w:bidi="ar_AE"/>
+        </w:rPr>
+        <w:t xml:space="preserve">في </w:t>
+      </w:r>
+      <w:hyperlink r:id="rId318">
+        <w:r>
+          <w:rPr>
+            <w:lang w:val="ar_AE" w:bidi="ar_AE"/>
+          </w:rPr>
+          <w:rPr>
+            <w:color w:val="0000EE"/>
+            <w:u w:val="single"/>
+          </w:rPr>
+          <w:t>إرميا ٣١: ٣١–٣٧</w:t>
+        </w:r>
+      </w:hyperlink>
+      <w:r>
+        <w:rPr>
+          <w:lang w:val="ar_AE" w:bidi="ar_AE"/>
+        </w:rPr>
+        <w:t xml:space="preserve">، يَعِد الرب بأنه في الأيام القادمة سيصنع عهدًا جديدًا مع بيت إسرائيل وبيت يهوذا. يُعيد محتوى هذا العهد الجديد التأكيدَ ويُوسِّع نطاق الوعود الأساسية للعهد السابق: "وَأَكُونُ لَهُمْ إِلَهًا وَهُمْ يَكُونُونَ لِي شَعْبًا. ... أَصْفَحُ عَنْ إِثْمِهِمْ، وَلَا أَذْكُرُ خَطِيَّتَهُمْ بَعْدُ." (الآيات </w:t>
+      </w:r>
+      <w:hyperlink r:id="rId319">
+        <w:r>
+          <w:rPr>
+            <w:lang w:val="ar_AE" w:bidi="ar_AE"/>
+          </w:rPr>
+          <w:rPr>
+            <w:color w:val="0000EE"/>
+            <w:u w:val="single"/>
+          </w:rPr>
+          <w:t>٣٣، ٣٤</w:t>
+        </w:r>
+      </w:hyperlink>
+      <w:r>
+        <w:rPr>
+          <w:lang w:val="ar_AE" w:bidi="ar_AE"/>
+        </w:rPr>
+        <w:t>). يبدو أن "العهد الجديد" في سِفر إرميا يَنبغي أن يُنظر إليه على أنه إعادة صياغة لنفس الوعود الأساسية المذكورة في عهدي إبراهيم وداود.</w:t>
+      </w:r>
+    </w:p>
+    <w:p>
+      <w:pPr>
+        <w:bidi/>
+      </w:pPr>
+      <w:r>
+        <w:rPr>
+          <w:lang w:val="ar_AE" w:bidi="ar_AE"/>
+        </w:rPr>
+      </w:r>
+      <w:r>
+        <w:rPr>
+          <w:lang w:val="ar_AE" w:bidi="ar_AE"/>
+        </w:rPr>
+        <w:t>تم تأسيس العهد [المِيثاق] الجديد في المجيء الأول للمسيح، ويُعد المؤمنون بالمسيح الآن مُستقبلين لبركات ذلك العهد الجديد بفضل الروح القُدس (</w:t>
+      </w:r>
+      <w:hyperlink r:id="rId320">
+        <w:r>
+          <w:rPr>
+            <w:lang w:val="ar_AE" w:bidi="ar_AE"/>
+          </w:rPr>
+          <w:rPr>
+            <w:color w:val="0000EE"/>
+            <w:u w:val="single"/>
+          </w:rPr>
+          <w:t>عبرانيين ٨: ٦–١٣</w:t>
+        </w:r>
+      </w:hyperlink>
+      <w:r>
+        <w:rPr>
+          <w:lang w:val="ar_AE" w:bidi="ar_AE"/>
+        </w:rPr>
+        <w:t>). إن التحقيق الكامل والنهائي لهذه البركات في كل كمالها يَنتظر مجيء المسيح ثانيةً، والتأسيس الكامل لملكوته في شكله الخارجي والنهائي، ونعيم الحياة في السماوات الجديدة والأرض الجديدة. في هذه الأثناء، يَعيش شعبُ الله في زمن يتمتعون فيه ببعض بركات الدهر الآتي باعتبارها حقيقة حاضرة، لكن اكتمال الدهر الجديد لا يزال مستقبلاً.</w:t>
+      </w:r>
+    </w:p>
+    <w:p>
+      <w:pPr>
+        <w:pStyle w:val="Heading3"/>
+        <w:bidi/>
+      </w:pPr>
+      <w:r>
+        <w:rPr>
+          <w:lang w:val="ar_AE" w:bidi="ar_AE"/>
+        </w:rPr>
+        <w:t>موضوع الوعد في العهد الجديد</w:t>
+      </w:r>
+    </w:p>
+    <w:p>
+      <w:pPr>
+        <w:bidi/>
+      </w:pPr>
+      <w:r>
+        <w:rPr>
+          <w:lang w:val="ar_AE" w:bidi="ar_AE"/>
+        </w:rPr>
+      </w:r>
+      <w:r>
+        <w:rPr>
+          <w:lang w:val="ar_AE" w:bidi="ar_AE"/>
+        </w:rPr>
+        <w:t xml:space="preserve">يشير كُتَّابُ العهد الجديد إلى وعود العهد القديم بطريقة تُشير إلى أنهم لم يروا هذه الوعود باعتبارها تصريحات منفصلة ومعزولة، بل باعتبارها أجزاء مٍن وعدٍ مُوحَّد يَتحقق في النهاية في المسيح (انظر </w:t>
+      </w:r>
+      <w:hyperlink r:id="rId321">
+        <w:r>
+          <w:rPr>
+            <w:lang w:val="ar_AE" w:bidi="ar_AE"/>
+          </w:rPr>
+          <w:rPr>
+            <w:color w:val="0000EE"/>
+            <w:u w:val="single"/>
+          </w:rPr>
+          <w:t>لوقا ١: ٥٤، ٥٥، ٦٩–٧٣</w:t>
+        </w:r>
+      </w:hyperlink>
+      <w:r>
+        <w:rPr>
+          <w:lang w:val="ar_AE" w:bidi="ar_AE"/>
+        </w:rPr>
+        <w:t xml:space="preserve">؛ </w:t>
+      </w:r>
+      <w:hyperlink r:id="rId322">
+        <w:r>
+          <w:rPr>
+            <w:lang w:val="ar_AE" w:bidi="ar_AE"/>
+          </w:rPr>
+          <w:rPr>
+            <w:color w:val="0000EE"/>
+            <w:u w:val="single"/>
+          </w:rPr>
+          <w:t>أعمال الرسل ١٣: ٢٣، ٣٢، ٣٣</w:t>
+        </w:r>
+      </w:hyperlink>
+      <w:r>
+        <w:rPr>
+          <w:lang w:val="ar_AE" w:bidi="ar_AE"/>
+        </w:rPr>
+        <w:t xml:space="preserve">؛ </w:t>
+      </w:r>
+      <w:hyperlink r:id="rId323">
+        <w:r>
+          <w:rPr>
+            <w:lang w:val="ar_AE" w:bidi="ar_AE"/>
+          </w:rPr>
+          <w:rPr>
+            <w:color w:val="0000EE"/>
+            <w:u w:val="single"/>
+          </w:rPr>
+          <w:t>٢٦: ٦، ٧</w:t>
+        </w:r>
+      </w:hyperlink>
+      <w:r>
+        <w:rPr>
+          <w:lang w:val="ar_AE" w:bidi="ar_AE"/>
+        </w:rPr>
+        <w:t xml:space="preserve">؛ </w:t>
+      </w:r>
+      <w:hyperlink r:id="rId324">
+        <w:r>
+          <w:rPr>
+            <w:lang w:val="ar_AE" w:bidi="ar_AE"/>
+          </w:rPr>
+          <w:rPr>
+            <w:color w:val="0000EE"/>
+            <w:u w:val="single"/>
+          </w:rPr>
+          <w:t>٢ كورنثوس ١: ٢٠</w:t>
+        </w:r>
+      </w:hyperlink>
+      <w:r>
+        <w:rPr>
+          <w:lang w:val="ar_AE" w:bidi="ar_AE"/>
+        </w:rPr>
+        <w:t>). إن يسوع هو تحقيقُ الوعود التي قُطعتْ للآباء وداود، وهذه الوعود يجب أن تُرى على أنها تتمحور حول شخصه.</w:t>
+      </w:r>
+    </w:p>
+    <w:p>
+      <w:pPr>
+        <w:bidi/>
+      </w:pPr>
+      <w:r>
+        <w:rPr>
+          <w:lang w:val="ar_AE" w:bidi="ar_AE"/>
+        </w:rPr>
+      </w:r>
+      <w:r>
+        <w:rPr>
+          <w:lang w:val="ar_AE" w:bidi="ar_AE"/>
+        </w:rPr>
+        <w:t>في رسالتي غلاطية وأفسس، يُطوِّر بولس هذه الفكرة بمزيد من التفصيل، قائلًا للمؤمنين من الأمم أنهم أصبحوا "شُركاء في الميراث مع إسرائيل، وأعضاء معًا في جسدٍ واحد، وشركاء معًا في الوعد في المسيح يسوع" (</w:t>
+      </w:r>
+      <w:hyperlink r:id="rId325">
+        <w:r>
+          <w:rPr>
+            <w:lang w:val="ar_AE" w:bidi="ar_AE"/>
+          </w:rPr>
+          <w:rPr>
+            <w:color w:val="0000EE"/>
+            <w:u w:val="single"/>
+          </w:rPr>
+          <w:t>أفسس ٣: ٦</w:t>
+        </w:r>
+      </w:hyperlink>
+      <w:r>
+        <w:rPr>
+          <w:lang w:val="ar_AE" w:bidi="ar_AE"/>
+        </w:rPr>
+        <w:t>). في الواقع، يقول بولس إن الأمم الذين يثقون بالمسيح يَنضمون إلى نَسل إبراهيم وبالتالي يُصبحون ورثة بحسب الوعد (</w:t>
+      </w:r>
+      <w:hyperlink r:id="rId326">
+        <w:r>
+          <w:rPr>
+            <w:lang w:val="ar_AE" w:bidi="ar_AE"/>
+          </w:rPr>
+          <w:rPr>
+            <w:color w:val="0000EE"/>
+            <w:u w:val="single"/>
+          </w:rPr>
+          <w:t>غلاطية ٣: ٢٩</w:t>
+        </w:r>
+      </w:hyperlink>
+      <w:r>
+        <w:rPr>
+          <w:lang w:val="ar_AE" w:bidi="ar_AE"/>
+        </w:rPr>
+        <w:t>)، ويَذهب إلى حد معادلة رسالة الإنجيل بالوعد الذي أُعطي لإبراهيم عندما يقول، "</w:t>
+      </w:r>
+      <w:r>
+        <w:rPr>
+          <w:lang w:val="ar_AE" w:bidi="ar_AE"/>
+        </w:rPr>
+        <w:t>وَالْكِتَابُ إِذْ سَبَقَ فَرَأَى أَنَّ اللهَ بِالْإِيمَانِ يُبَرِّرُ الْأُمَمَ، سَبَقَ فَبَشَّرَ إِبْرَاهِيمَ أَنْ فِيكَ تَتَبَارَكُ جَمِيعُ الْأُمَمِ</w:t>
       </w:r>
       <w:r>
         <w:rPr>
@@ -13679,29 +15194,467 @@
         </w:rPr>
         <w:t>" (</w:t>
       </w:r>
-      <w:hyperlink r:id="rId284">
-        <w:r>
-          <w:rPr>
-            <w:lang w:val="ar_AE" w:bidi="ar_AE"/>
-          </w:rPr>
-          <w:rPr>
-            <w:color w:val="0000EE"/>
-            <w:u w:val="single"/>
-          </w:rPr>
-          <w:t>يوحنا ١٤: ٩</w:t>
-        </w:r>
-      </w:hyperlink>
-      <w:r>
-        <w:rPr>
-          <w:lang w:val="ar_AE" w:bidi="ar_AE"/>
-        </w:rPr>
-        <w:t>). لذلك، كان أَمرُ يسوع لتلاميذه بأن يُحبوا بعضهم البعض "</w:t>
-      </w:r>
-      <w:r>
-        <w:rPr>
-          <w:lang w:val="ar_AE" w:bidi="ar_AE"/>
-        </w:rPr>
-        <w:t>كَمَا أَحْبَبْتُكُمْ</w:t>
+      <w:hyperlink r:id="rId327">
+        <w:r>
+          <w:rPr>
+            <w:lang w:val="ar_AE" w:bidi="ar_AE"/>
+          </w:rPr>
+          <w:rPr>
+            <w:color w:val="0000EE"/>
+            <w:u w:val="single"/>
+          </w:rPr>
+          <w:t>غلاطية ٣:٨</w:t>
+        </w:r>
+      </w:hyperlink>
+      <w:r>
+        <w:rPr>
+          <w:lang w:val="ar_AE" w:bidi="ar_AE"/>
+        </w:rPr>
+        <w:t>). تؤكِّد هذه النصوص وغيرها من نصوص العهد الجديد، العلاقةَ الوثيقة بين مجيء المسيح وتحقيق الوعد. تَجتمع وعودُ الله في المسيح وفي كل ما حقَّقه، وما زال سيحققه، لشعبه.</w:t>
+      </w:r>
+    </w:p>
+    <w:p>
+      <w:pPr>
+        <w:bidi/>
+      </w:pPr>
+      <w:r>
+        <w:rPr>
+          <w:lang w:val="ar_AE" w:bidi="ar_AE"/>
+        </w:rPr>
+      </w:r>
+      <w:r>
+        <w:rPr>
+          <w:lang w:val="ar_AE" w:bidi="ar_AE"/>
+        </w:rPr>
+        <w:t>إن أحد جوانب الوعد الأخرى، والذي تم التأكيد عليه بشكل خاص في العهد الجديد، يَتعلَّق بمجيء الروح القُدس. يُشير بولس إلى المؤمنين بأنهم مَختومون بالروح القُدس الموعود (</w:t>
+      </w:r>
+      <w:hyperlink r:id="rId328">
+        <w:r>
+          <w:rPr>
+            <w:lang w:val="ar_AE" w:bidi="ar_AE"/>
+          </w:rPr>
+          <w:rPr>
+            <w:color w:val="0000EE"/>
+            <w:u w:val="single"/>
+          </w:rPr>
+          <w:t>أفسس ١: ١٣</w:t>
+        </w:r>
+      </w:hyperlink>
+      <w:r>
+        <w:rPr>
+          <w:lang w:val="ar_AE" w:bidi="ar_AE"/>
+        </w:rPr>
+        <w:t>)، وبأنهم ينالون وعد الروح القُدس (</w:t>
+      </w:r>
+      <w:hyperlink r:id="rId329">
+        <w:r>
+          <w:rPr>
+            <w:lang w:val="ar_AE" w:bidi="ar_AE"/>
+          </w:rPr>
+          <w:rPr>
+            <w:color w:val="0000EE"/>
+            <w:u w:val="single"/>
+          </w:rPr>
+          <w:t>غلاطية ٣: ١٤</w:t>
+        </w:r>
+      </w:hyperlink>
+      <w:r>
+        <w:rPr>
+          <w:lang w:val="ar_AE" w:bidi="ar_AE"/>
+        </w:rPr>
+        <w:t>). إن عطية الروح القُدس ليست فقط تحقيقًا لوعدٍ في العهد القديم (</w:t>
+      </w:r>
+      <w:hyperlink r:id="rId330">
+        <w:r>
+          <w:rPr>
+            <w:lang w:val="ar_AE" w:bidi="ar_AE"/>
+          </w:rPr>
+          <w:rPr>
+            <w:color w:val="0000EE"/>
+            <w:u w:val="single"/>
+          </w:rPr>
+          <w:t>إشعياء ٣٢: ١٥</w:t>
+        </w:r>
+      </w:hyperlink>
+      <w:r>
+        <w:rPr>
+          <w:lang w:val="ar_AE" w:bidi="ar_AE"/>
+        </w:rPr>
+        <w:t xml:space="preserve">؛ </w:t>
+      </w:r>
+      <w:hyperlink r:id="rId271">
+        <w:r>
+          <w:rPr>
+            <w:lang w:val="ar_AE" w:bidi="ar_AE"/>
+          </w:rPr>
+          <w:rPr>
+            <w:color w:val="0000EE"/>
+            <w:u w:val="single"/>
+          </w:rPr>
+          <w:t>حزقيال ٣٦: ٢٧</w:t>
+        </w:r>
+      </w:hyperlink>
+      <w:r>
+        <w:rPr>
+          <w:lang w:val="ar_AE" w:bidi="ar_AE"/>
+        </w:rPr>
+        <w:t xml:space="preserve">؛ </w:t>
+      </w:r>
+      <w:hyperlink r:id="rId331">
+        <w:r>
+          <w:rPr>
+            <w:lang w:val="ar_AE" w:bidi="ar_AE"/>
+          </w:rPr>
+          <w:rPr>
+            <w:color w:val="0000EE"/>
+            <w:u w:val="single"/>
+          </w:rPr>
+          <w:t>يوئيل ٢: ٢٨</w:t>
+        </w:r>
+      </w:hyperlink>
+      <w:r>
+        <w:rPr>
+          <w:lang w:val="ar_AE" w:bidi="ar_AE"/>
+        </w:rPr>
+        <w:t>)، ووعد المسيح نفسه (</w:t>
+      </w:r>
+      <w:hyperlink r:id="rId332">
+        <w:r>
+          <w:rPr>
+            <w:lang w:val="ar_AE" w:bidi="ar_AE"/>
+          </w:rPr>
+          <w:rPr>
+            <w:color w:val="0000EE"/>
+            <w:u w:val="single"/>
+          </w:rPr>
+          <w:t>لوقا ٢٤: ٤٩</w:t>
+        </w:r>
+      </w:hyperlink>
+      <w:r>
+        <w:rPr>
+          <w:lang w:val="ar_AE" w:bidi="ar_AE"/>
+        </w:rPr>
+        <w:t xml:space="preserve">؛ </w:t>
+      </w:r>
+      <w:hyperlink r:id="rId333">
+        <w:r>
+          <w:rPr>
+            <w:lang w:val="ar_AE" w:bidi="ar_AE"/>
+          </w:rPr>
+          <w:rPr>
+            <w:color w:val="0000EE"/>
+            <w:u w:val="single"/>
+          </w:rPr>
+          <w:t>يوحنا ١٤: ١٦، ٢٠</w:t>
+        </w:r>
+      </w:hyperlink>
+      <w:r>
+        <w:rPr>
+          <w:lang w:val="ar_AE" w:bidi="ar_AE"/>
+        </w:rPr>
+        <w:t xml:space="preserve">؛ </w:t>
+      </w:r>
+      <w:hyperlink r:id="rId334">
+        <w:r>
+          <w:rPr>
+            <w:lang w:val="ar_AE" w:bidi="ar_AE"/>
+          </w:rPr>
+          <w:rPr>
+            <w:color w:val="0000EE"/>
+            <w:u w:val="single"/>
+          </w:rPr>
+          <w:t>أعمال الرسل ١: ٤</w:t>
+        </w:r>
+      </w:hyperlink>
+      <w:r>
+        <w:rPr>
+          <w:lang w:val="ar_AE" w:bidi="ar_AE"/>
+        </w:rPr>
+        <w:t>)، بل هي أيضًا وَعدٌ بشيءٍ مستقبلي. يتحدَّث بولس عن وجود الروح القُدس داخل المؤمن بصفته ضمانًا لميراثنا (</w:t>
+      </w:r>
+      <w:hyperlink r:id="rId335">
+        <w:r>
+          <w:rPr>
+            <w:lang w:val="ar_AE" w:bidi="ar_AE"/>
+          </w:rPr>
+          <w:rPr>
+            <w:color w:val="0000EE"/>
+            <w:u w:val="single"/>
+          </w:rPr>
+          <w:t>٢ كورنثوس ١: ٢٢</w:t>
+        </w:r>
+      </w:hyperlink>
+      <w:r>
+        <w:rPr>
+          <w:lang w:val="ar_AE" w:bidi="ar_AE"/>
+        </w:rPr>
+        <w:t xml:space="preserve">؛ </w:t>
+      </w:r>
+      <w:hyperlink r:id="rId336">
+        <w:r>
+          <w:rPr>
+            <w:lang w:val="ar_AE" w:bidi="ar_AE"/>
+          </w:rPr>
+          <w:rPr>
+            <w:color w:val="0000EE"/>
+            <w:u w:val="single"/>
+          </w:rPr>
+          <w:t>٥: ٥</w:t>
+        </w:r>
+      </w:hyperlink>
+      <w:r>
+        <w:rPr>
+          <w:lang w:val="ar_AE" w:bidi="ar_AE"/>
+        </w:rPr>
+        <w:t xml:space="preserve">؛ </w:t>
+      </w:r>
+      <w:hyperlink r:id="rId337">
+        <w:r>
+          <w:rPr>
+            <w:lang w:val="ar_AE" w:bidi="ar_AE"/>
+          </w:rPr>
+          <w:rPr>
+            <w:color w:val="0000EE"/>
+            <w:u w:val="single"/>
+          </w:rPr>
+          <w:t>أفسس ١: ١٤</w:t>
+        </w:r>
+      </w:hyperlink>
+      <w:r>
+        <w:rPr>
+          <w:lang w:val="ar_AE" w:bidi="ar_AE"/>
+        </w:rPr>
+        <w:t>). إن الروح القدس هو "باكورة" المجد المستقبلي (</w:t>
+      </w:r>
+      <w:hyperlink r:id="rId338">
+        <w:r>
+          <w:rPr>
+            <w:lang w:val="ar_AE" w:bidi="ar_AE"/>
+          </w:rPr>
+          <w:rPr>
+            <w:color w:val="0000EE"/>
+            <w:u w:val="single"/>
+          </w:rPr>
+          <w:t>رومية ٨: ٢٣</w:t>
+        </w:r>
+      </w:hyperlink>
+      <w:r>
+        <w:rPr>
+          <w:lang w:val="ar_AE" w:bidi="ar_AE"/>
+        </w:rPr>
+        <w:t>).</w:t>
+      </w:r>
+    </w:p>
+    <w:p>
+      <w:pPr>
+        <w:bidi/>
+      </w:pPr>
+      <w:r>
+        <w:rPr>
+          <w:lang w:val="ar_AE" w:bidi="ar_AE"/>
+        </w:rPr>
+      </w:r>
+      <w:r>
+        <w:rPr>
+          <w:lang w:val="ar_AE" w:bidi="ar_AE"/>
+        </w:rPr>
+        <w:t xml:space="preserve">يَتعلَّق جانبٌ أخير من موضوع الوعد في العهد الجديد باليقين في المجيء الثاني للمسيح وتأسيس السماوات الجديدة والأرض الجديدة (راجع </w:t>
+      </w:r>
+      <w:hyperlink r:id="rId339">
+        <w:r>
+          <w:rPr>
+            <w:lang w:val="ar_AE" w:bidi="ar_AE"/>
+          </w:rPr>
+          <w:rPr>
+            <w:color w:val="0000EE"/>
+            <w:u w:val="single"/>
+          </w:rPr>
+          <w:t>يوحنا ١٤: ١–٣</w:t>
+        </w:r>
+      </w:hyperlink>
+      <w:r>
+        <w:rPr>
+          <w:lang w:val="ar_AE" w:bidi="ar_AE"/>
+        </w:rPr>
+        <w:t xml:space="preserve">؛ </w:t>
+      </w:r>
+      <w:hyperlink r:id="rId340">
+        <w:r>
+          <w:rPr>
+            <w:lang w:val="ar_AE" w:bidi="ar_AE"/>
+          </w:rPr>
+          <w:rPr>
+            <w:color w:val="0000EE"/>
+            <w:u w:val="single"/>
+          </w:rPr>
+          <w:t>٢ بطرس ٣: ٤، ٩، ١٣</w:t>
+        </w:r>
+      </w:hyperlink>
+      <w:r>
+        <w:rPr>
+          <w:lang w:val="ar_AE" w:bidi="ar_AE"/>
+        </w:rPr>
+        <w:t>).</w:t>
+      </w:r>
+    </w:p>
+    <w:p>
+      <w:pPr>
+        <w:bidi/>
+      </w:pPr>
+      <w:r>
+        <w:rPr>
+          <w:lang w:val="ar_AE" w:bidi="ar_AE"/>
+        </w:rPr>
+      </w:r>
+      <w:r>
+        <w:rPr>
+          <w:i/>
+          <w:lang w:val="ar_AE" w:bidi="ar_AE"/>
+        </w:rPr>
+        <w:t>انظر أيضًا</w:t>
+      </w:r>
+      <w:r>
+        <w:rPr>
+          <w:lang w:val="ar_AE" w:bidi="ar_AE"/>
+        </w:rPr>
+        <w:t xml:space="preserve"> </w:t>
+      </w:r>
+      <w:r>
+        <w:rPr>
+          <w:lang w:val="ar_AE" w:bidi="ar_AE"/>
+        </w:rPr>
+        <w:t>العهد</w:t>
+      </w:r>
+      <w:r>
+        <w:rPr>
+          <w:lang w:val="ar_AE" w:bidi="ar_AE"/>
+        </w:rPr>
+        <w:t xml:space="preserve">؛ </w:t>
+      </w:r>
+      <w:r>
+        <w:rPr>
+          <w:lang w:val="ar_AE" w:bidi="ar_AE"/>
+        </w:rPr>
+        <w:t>الله، طبيعة وصفات</w:t>
+      </w:r>
+      <w:r>
+        <w:rPr>
+          <w:lang w:val="ar_AE" w:bidi="ar_AE"/>
+        </w:rPr>
+        <w:t xml:space="preserve">؛ </w:t>
+      </w:r>
+      <w:r>
+        <w:rPr>
+          <w:lang w:val="ar_AE" w:bidi="ar_AE"/>
+        </w:rPr>
+        <w:t>الرجاء</w:t>
+      </w:r>
+      <w:r>
+        <w:rPr>
+          <w:lang w:val="ar_AE" w:bidi="ar_AE"/>
+        </w:rPr>
+        <w:t xml:space="preserve">؛ </w:t>
+      </w:r>
+      <w:r>
+        <w:rPr>
+          <w:lang w:val="ar_AE" w:bidi="ar_AE"/>
+        </w:rPr>
+        <w:t>النبوة</w:t>
+      </w:r>
+      <w:r>
+        <w:rPr>
+          <w:lang w:val="ar_AE" w:bidi="ar_AE"/>
+        </w:rPr>
+        <w:t xml:space="preserve">؛ </w:t>
+      </w:r>
+      <w:r>
+        <w:rPr>
+          <w:lang w:val="ar_AE" w:bidi="ar_AE"/>
+        </w:rPr>
+        <w:t>النبي، النبية</w:t>
+      </w:r>
+      <w:r>
+        <w:rPr>
+          <w:lang w:val="ar_AE" w:bidi="ar_AE"/>
+        </w:rPr>
+        <w:t>.</w:t>
+      </w:r>
+      <w:r>
+        <w:rPr>
+          <w:lang w:val="ar_AE" w:bidi="ar_AE"/>
+        </w:rPr>
+      </w:r>
+      <w:r>
+        <w:rPr>
+          <w:lang w:val="ar_AE" w:bidi="ar_AE"/>
+        </w:rPr>
+      </w:r>
+    </w:p>
+    <w:p>
+      <w:pPr>
+        <w:bidi/>
+      </w:pPr>
+      <w:r>
+        <w:rPr>
+          <w:lang w:val="ar_AE" w:bidi="ar_AE"/>
+        </w:rPr>
+      </w:r>
+    </w:p>
+    <w:p>
+      <w:pPr>
+        <w:pStyle w:val="Heading2"/>
+        <w:bidi/>
+      </w:pPr>
+      <w:r>
+        <w:rPr>
+          <w:lang w:val="ar_AE" w:bidi="ar_AE"/>
+        </w:rPr>
+        <w:t>وَعْرِ</w:t>
+      </w:r>
+      <w:r>
+        <w:rPr>
+          <w:lang w:val="ar_AE" w:bidi="ar_AE"/>
+        </w:rPr>
+      </w:r>
+    </w:p>
+    <w:p>
+      <w:pPr>
+        <w:bidi/>
+      </w:pPr>
+      <w:r>
+        <w:rPr>
+          <w:lang w:val="ar_AE" w:bidi="ar_AE"/>
+        </w:rPr>
+      </w:r>
+      <w:r>
+        <w:rPr>
+          <w:lang w:val="ar_AE" w:bidi="ar_AE"/>
+        </w:rPr>
+        <w:t>الكلمة الأكثر شيوعًا في العبرية لكلمة "غابة". تشير إلى الغابات عمومًا (</w:t>
+      </w:r>
+      <w:hyperlink r:id="rId341">
+        <w:r>
+          <w:rPr>
+            <w:lang w:val="ar_AE" w:bidi="ar_AE"/>
+          </w:rPr>
+          <w:rPr>
+            <w:color w:val="0000EE"/>
+            <w:u w:val="single"/>
+          </w:rPr>
+          <w:t>إش 10:18</w:t>
+        </w:r>
+      </w:hyperlink>
+      <w:r>
+        <w:rPr>
+          <w:lang w:val="ar_AE" w:bidi="ar_AE"/>
+        </w:rPr>
+        <w:t>) وإلى غابات محددة، مثل "</w:t>
+      </w:r>
+      <w:r>
+        <w:rPr>
+          <w:lang w:val="ar_AE" w:bidi="ar_AE"/>
+        </w:rPr>
+        <w:t>وَعْرِ أَفْرَايِمَ</w:t>
       </w:r>
       <w:r>
         <w:rPr>
@@ -13709,47 +15662,29 @@
         </w:rPr>
         <w:t>" (</w:t>
       </w:r>
-      <w:hyperlink r:id="rId246">
-        <w:r>
-          <w:rPr>
-            <w:lang w:val="ar_AE" w:bidi="ar_AE"/>
-          </w:rPr>
-          <w:rPr>
-            <w:color w:val="0000EE"/>
-            <w:u w:val="single"/>
-          </w:rPr>
-          <w:t>يوحنا ١٣: ٣٤</w:t>
-        </w:r>
-      </w:hyperlink>
-      <w:r>
-        <w:rPr>
-          <w:lang w:val="ar_AE" w:bidi="ar_AE"/>
-        </w:rPr>
-        <w:t>) أمرًا جديدًا وصادمًا بأي معيار بشري. لم يٌحب أحد بشكل كامل مثلما أحبَّ يسوع (</w:t>
-      </w:r>
-      <w:hyperlink r:id="rId285">
-        <w:r>
-          <w:rPr>
-            <w:lang w:val="ar_AE" w:bidi="ar_AE"/>
-          </w:rPr>
-          <w:rPr>
-            <w:color w:val="0000EE"/>
-            <w:u w:val="single"/>
-          </w:rPr>
-          <w:t>يوحنا ١٣: ١</w:t>
-        </w:r>
-      </w:hyperlink>
-      <w:r>
-        <w:rPr>
-          <w:lang w:val="ar_AE" w:bidi="ar_AE"/>
-        </w:rPr>
-        <w:t>). إن اتِّباع مِثاله في المحبة كان وصيةً جديدة. إن عظمة محبة يسوع قادته إلى "</w:t>
-      </w:r>
-      <w:r>
-        <w:rPr>
-          <w:lang w:val="ar_AE" w:bidi="ar_AE"/>
-        </w:rPr>
-        <w:t>أَنْ يَضَعَ أَحَدٌ نَفْسَهُ لِأَجْلِ أَحِبَّائِهِ</w:t>
+      <w:hyperlink r:id="rId342">
+        <w:r>
+          <w:rPr>
+            <w:lang w:val="ar_AE" w:bidi="ar_AE"/>
+          </w:rPr>
+          <w:rPr>
+            <w:color w:val="0000EE"/>
+            <w:u w:val="single"/>
+          </w:rPr>
+          <w:t>2 صم 18:6</w:t>
+        </w:r>
+      </w:hyperlink>
+      <w:r>
+        <w:rPr>
+          <w:lang w:val="ar_AE" w:bidi="ar_AE"/>
+        </w:rPr>
+        <w:t>) و"</w:t>
+      </w:r>
+      <w:r>
+        <w:rPr>
+          <w:lang w:val="ar_AE" w:bidi="ar_AE"/>
+        </w:rPr>
+        <w:t>وَعْرِ حَارِثٍ</w:t>
       </w:r>
       <w:r>
         <w:rPr>
@@ -13757,29 +15692,29 @@
         </w:rPr>
         <w:t>" (</w:t>
       </w:r>
-      <w:hyperlink r:id="rId286">
-        <w:r>
-          <w:rPr>
-            <w:lang w:val="ar_AE" w:bidi="ar_AE"/>
-          </w:rPr>
-          <w:rPr>
-            <w:color w:val="0000EE"/>
-            <w:u w:val="single"/>
-          </w:rPr>
-          <w:t>يوحنا ١٥: ١٣</w:t>
-        </w:r>
-      </w:hyperlink>
-      <w:r>
-        <w:rPr>
-          <w:lang w:val="ar_AE" w:bidi="ar_AE"/>
-        </w:rPr>
-        <w:t>). بالمثل، توصَّل يوحنا إلى أننا "</w:t>
-      </w:r>
-      <w:r>
-        <w:rPr>
-          <w:lang w:val="ar_AE" w:bidi="ar_AE"/>
-        </w:rPr>
-        <w:t>يَنْبَغِي لَنَا أَنْ نَضَعَ نُفُوسَنَا لِأَجْلِ الْإِخْوَةِ</w:t>
+      <w:hyperlink r:id="rId343">
+        <w:r>
+          <w:rPr>
+            <w:lang w:val="ar_AE" w:bidi="ar_AE"/>
+          </w:rPr>
+          <w:rPr>
+            <w:color w:val="0000EE"/>
+            <w:u w:val="single"/>
+          </w:rPr>
+          <w:t>1 صم 22:5</w:t>
+        </w:r>
+      </w:hyperlink>
+      <w:r>
+        <w:rPr>
+          <w:lang w:val="ar_AE" w:bidi="ar_AE"/>
+        </w:rPr>
+        <w:t>)، وكلاهما مرتبط بالملك دَاود. كما تظهر اسمًا لأحد مباني سلَيْمَان، "</w:t>
+      </w:r>
+      <w:r>
+        <w:rPr>
+          <w:lang w:val="ar_AE" w:bidi="ar_AE"/>
+        </w:rPr>
+        <w:t>بَيْتَ وَعْرِ لُبْنَان</w:t>
       </w:r>
       <w:r>
         <w:rPr>
@@ -13787,41 +15722,413 @@
         </w:rPr>
         <w:t>" (</w:t>
       </w:r>
-      <w:hyperlink r:id="rId287">
-        <w:r>
-          <w:rPr>
-            <w:lang w:val="ar_AE" w:bidi="ar_AE"/>
-          </w:rPr>
-          <w:rPr>
-            <w:color w:val="0000EE"/>
-            <w:u w:val="single"/>
-          </w:rPr>
-          <w:t>١ يوحنا ٣: ١٦</w:t>
-        </w:r>
-      </w:hyperlink>
-      <w:r>
-        <w:rPr>
-          <w:lang w:val="ar_AE" w:bidi="ar_AE"/>
-        </w:rPr>
-        <w:t>). إن المحبة تعني عدم إغلاق القلب أمام مؤمنٍ لديه احتياج (</w:t>
-      </w:r>
-      <w:hyperlink r:id="rId288">
-        <w:r>
-          <w:rPr>
-            <w:lang w:val="ar_AE" w:bidi="ar_AE"/>
-          </w:rPr>
-          <w:rPr>
-            <w:color w:val="0000EE"/>
-            <w:u w:val="single"/>
-          </w:rPr>
-          <w:t>١ يوحنا ٣: ١٧</w:t>
-        </w:r>
-      </w:hyperlink>
-      <w:r>
-        <w:rPr>
-          <w:lang w:val="ar_AE" w:bidi="ar_AE"/>
-        </w:rPr>
-        <w:t>). إنها تعني التضحية بسرور بالمنفعة الشخصية من أجل منفعة الآخر.</w:t>
+      <w:hyperlink r:id="rId344">
+        <w:r>
+          <w:rPr>
+            <w:lang w:val="ar_AE" w:bidi="ar_AE"/>
+          </w:rPr>
+          <w:rPr>
+            <w:color w:val="0000EE"/>
+            <w:u w:val="single"/>
+          </w:rPr>
+          <w:t>1 مل 7:2</w:t>
+        </w:r>
+      </w:hyperlink>
+      <w:r>
+        <w:rPr>
+          <w:lang w:val="ar_AE" w:bidi="ar_AE"/>
+        </w:rPr>
+        <w:t xml:space="preserve">)، على ما يبدو، بسبب استخدامه الواسع للأَرْز. من الواضح أنه ثمة حالة واحدة فقط لاستخدام لفظ "ٱلْوَعْرِ" استخدامًا مناسبًا. يشير </w:t>
+      </w:r>
+      <w:hyperlink r:id="rId345">
+        <w:r>
+          <w:rPr>
+            <w:lang w:val="ar_AE" w:bidi="ar_AE"/>
+          </w:rPr>
+          <w:rPr>
+            <w:color w:val="0000EE"/>
+            <w:u w:val="single"/>
+          </w:rPr>
+          <w:t>مزمور 132:6</w:t>
+        </w:r>
+      </w:hyperlink>
+      <w:r>
+        <w:rPr>
+          <w:lang w:val="ar_AE" w:bidi="ar_AE"/>
+        </w:rPr>
+        <w:t xml:space="preserve"> إلى نقل التابوت من قرية يعاريم إلى أورشَلِيم. هنا يُطلَق عليه حقل ٱلْوَعْرِ (أو "الغابة")، ربما كتعبير شعري مختصر.</w:t>
+      </w:r>
+      <w:r>
+        <w:rPr>
+          <w:lang w:val="ar_AE" w:bidi="ar_AE"/>
+        </w:rPr>
+      </w:r>
+      <w:r>
+        <w:rPr>
+          <w:lang w:val="ar_AE" w:bidi="ar_AE"/>
+        </w:rPr>
+      </w:r>
+    </w:p>
+    <w:p>
+      <w:pPr>
+        <w:bidi/>
+      </w:pPr>
+      <w:r>
+        <w:rPr>
+          <w:lang w:val="ar_AE" w:bidi="ar_AE"/>
+        </w:rPr>
+      </w:r>
+    </w:p>
+    <w:p>
+      <w:pPr>
+        <w:pStyle w:val="Heading2"/>
+        <w:bidi/>
+      </w:pPr>
+      <w:r>
+        <w:rPr>
+          <w:lang w:val="ar_AE" w:bidi="ar_AE"/>
+        </w:rPr>
+        <w:t>وفْسِي</w:t>
+      </w:r>
+      <w:r>
+        <w:rPr>
+          <w:lang w:val="ar_AE" w:bidi="ar_AE"/>
+        </w:rPr>
+      </w:r>
+    </w:p>
+    <w:p>
+      <w:pPr>
+        <w:bidi/>
+      </w:pPr>
+      <w:r>
+        <w:rPr>
+          <w:lang w:val="ar_AE" w:bidi="ar_AE"/>
+        </w:rPr>
+      </w:r>
+      <w:r>
+        <w:rPr>
+          <w:lang w:val="ar_AE" w:bidi="ar_AE"/>
+        </w:rPr>
+        <w:t>رجل من سبط نفتالي اختاره موسَى لاستكشاف أرض كَنْعَان (</w:t>
+      </w:r>
+      <w:hyperlink r:id="rId346">
+        <w:r>
+          <w:rPr>
+            <w:lang w:val="ar_AE" w:bidi="ar_AE"/>
+          </w:rPr>
+          <w:rPr>
+            <w:color w:val="0000EE"/>
+            <w:u w:val="single"/>
+          </w:rPr>
+          <w:t>عدد 13:14</w:t>
+        </w:r>
+      </w:hyperlink>
+      <w:r>
+        <w:rPr>
+          <w:lang w:val="ar_AE" w:bidi="ar_AE"/>
+        </w:rPr>
+        <w:t>).</w:t>
+      </w:r>
+      <w:r>
+        <w:rPr>
+          <w:lang w:val="ar_AE" w:bidi="ar_AE"/>
+        </w:rPr>
+      </w:r>
+      <w:r>
+        <w:rPr>
+          <w:lang w:val="ar_AE" w:bidi="ar_AE"/>
+        </w:rPr>
+      </w:r>
+    </w:p>
+    <w:p>
+      <w:pPr>
+        <w:bidi/>
+      </w:pPr>
+      <w:r>
+        <w:rPr>
+          <w:lang w:val="ar_AE" w:bidi="ar_AE"/>
+        </w:rPr>
+      </w:r>
+    </w:p>
+    <w:p>
+      <w:pPr>
+        <w:pStyle w:val="Heading2"/>
+        <w:bidi/>
+      </w:pPr>
+      <w:r>
+        <w:rPr>
+          <w:lang w:val="ar_AE" w:bidi="ar_AE"/>
+        </w:rPr>
+        <w:t>وقت، زمن</w:t>
+      </w:r>
+      <w:r>
+        <w:rPr>
+          <w:lang w:val="ar_AE" w:bidi="ar_AE"/>
+        </w:rPr>
+      </w:r>
+    </w:p>
+    <w:p>
+      <w:pPr>
+        <w:bidi/>
+      </w:pPr>
+      <w:r>
+        <w:rPr>
+          <w:lang w:val="ar_AE" w:bidi="ar_AE"/>
+        </w:rPr>
+      </w:r>
+      <w:r>
+        <w:rPr>
+          <w:lang w:val="ar_AE" w:bidi="ar_AE"/>
+        </w:rPr>
+        <w:t xml:space="preserve">انظر </w:t>
+      </w:r>
+      <w:r>
+        <w:rPr>
+          <w:lang w:val="ar_AE" w:bidi="ar_AE"/>
+        </w:rPr>
+        <w:t>التقويمات القديمة والحديثة</w:t>
+      </w:r>
+      <w:r>
+        <w:rPr>
+          <w:lang w:val="ar_AE" w:bidi="ar_AE"/>
+        </w:rPr>
+        <w:t>.</w:t>
+      </w:r>
+      <w:r>
+        <w:rPr>
+          <w:lang w:val="ar_AE" w:bidi="ar_AE"/>
+        </w:rPr>
+      </w:r>
+      <w:r>
+        <w:rPr>
+          <w:lang w:val="ar_AE" w:bidi="ar_AE"/>
+        </w:rPr>
+      </w:r>
+    </w:p>
+    <w:p>
+      <w:pPr>
+        <w:bidi/>
+      </w:pPr>
+      <w:r>
+        <w:rPr>
+          <w:lang w:val="ar_AE" w:bidi="ar_AE"/>
+        </w:rPr>
+      </w:r>
+    </w:p>
+    <w:p>
+      <w:pPr>
+        <w:pStyle w:val="Heading2"/>
+        <w:bidi/>
+      </w:pPr>
+      <w:r>
+        <w:rPr>
+          <w:lang w:val="ar_AE" w:bidi="ar_AE"/>
+        </w:rPr>
+        <w:t>وكيل/والي</w:t>
+      </w:r>
+      <w:r>
+        <w:rPr>
+          <w:lang w:val="ar_AE" w:bidi="ar_AE"/>
+        </w:rPr>
+      </w:r>
+    </w:p>
+    <w:p>
+      <w:pPr>
+        <w:bidi/>
+      </w:pPr>
+      <w:r>
+        <w:rPr>
+          <w:lang w:val="ar_AE" w:bidi="ar_AE"/>
+        </w:rPr>
+      </w:r>
+      <w:r>
+        <w:rPr>
+          <w:lang w:val="ar_AE" w:bidi="ar_AE"/>
+        </w:rPr>
+        <w:t>1. مسؤول ذو رتبة عالية يُمنَح سلطته عادة من قِبَل المَلِك (</w:t>
+      </w:r>
+      <w:hyperlink r:id="rId347">
+        <w:r>
+          <w:rPr>
+            <w:lang w:val="ar_AE" w:bidi="ar_AE"/>
+          </w:rPr>
+          <w:rPr>
+            <w:color w:val="0000EE"/>
+            <w:u w:val="single"/>
+          </w:rPr>
+          <w:t>1ملوك 22:47؛</w:t>
+        </w:r>
+      </w:hyperlink>
+      <w:r>
+        <w:rPr>
+          <w:lang w:val="ar_AE" w:bidi="ar_AE"/>
+        </w:rPr>
+        <w:t xml:space="preserve"> </w:t>
+      </w:r>
+      <w:hyperlink r:id="rId348">
+        <w:r>
+          <w:rPr>
+            <w:lang w:val="ar_AE" w:bidi="ar_AE"/>
+          </w:rPr>
+          <w:rPr>
+            <w:color w:val="0000EE"/>
+            <w:u w:val="single"/>
+          </w:rPr>
+          <w:t>إرميا 51:28</w:t>
+        </w:r>
+      </w:hyperlink>
+      <w:r>
+        <w:rPr>
+          <w:lang w:val="ar_AE" w:bidi="ar_AE"/>
+        </w:rPr>
+        <w:t xml:space="preserve">). انظر </w:t>
+      </w:r>
+      <w:r>
+        <w:rPr>
+          <w:lang w:val="ar_AE" w:bidi="ar_AE"/>
+        </w:rPr>
+        <w:t>الحاكم</w:t>
+      </w:r>
+      <w:r>
+        <w:rPr>
+          <w:lang w:val="ar_AE" w:bidi="ar_AE"/>
+        </w:rPr>
+        <w:t>.</w:t>
+      </w:r>
+    </w:p>
+    <w:p>
+      <w:pPr>
+        <w:bidi/>
+      </w:pPr>
+      <w:r>
+        <w:rPr>
+          <w:lang w:val="ar_AE" w:bidi="ar_AE"/>
+        </w:rPr>
+      </w:r>
+      <w:r>
+        <w:rPr>
+          <w:lang w:val="ar_AE" w:bidi="ar_AE"/>
+        </w:rPr>
+        <w:t xml:space="preserve">2. ترجمة الملك جيمس الإنجليزية لكلمة "proconsul" (والي)، وهو مسؤول يُعيَّن على المقاطعات من قبل مجلس الشيوخ الروماني، وورد ذكره في </w:t>
+      </w:r>
+      <w:hyperlink r:id="rId102">
+        <w:r>
+          <w:rPr>
+            <w:lang w:val="ar_AE" w:bidi="ar_AE"/>
+          </w:rPr>
+          <w:rPr>
+            <w:color w:val="0000EE"/>
+            <w:u w:val="single"/>
+          </w:rPr>
+          <w:t>أعمال الرسل 13:7–12؛</w:t>
+        </w:r>
+      </w:hyperlink>
+      <w:r>
+        <w:rPr>
+          <w:lang w:val="ar_AE" w:bidi="ar_AE"/>
+        </w:rPr>
+        <w:t xml:space="preserve"> </w:t>
+      </w:r>
+      <w:hyperlink r:id="rId349">
+        <w:r>
+          <w:rPr>
+            <w:lang w:val="ar_AE" w:bidi="ar_AE"/>
+          </w:rPr>
+          <w:rPr>
+            <w:color w:val="0000EE"/>
+            <w:u w:val="single"/>
+          </w:rPr>
+          <w:t>18:12؛</w:t>
+        </w:r>
+      </w:hyperlink>
+      <w:r>
+        <w:rPr>
+          <w:lang w:val="ar_AE" w:bidi="ar_AE"/>
+        </w:rPr>
+        <w:t xml:space="preserve"> </w:t>
+      </w:r>
+      <w:hyperlink r:id="rId350">
+        <w:r>
+          <w:rPr>
+            <w:lang w:val="ar_AE" w:bidi="ar_AE"/>
+          </w:rPr>
+          <w:rPr>
+            <w:color w:val="0000EE"/>
+            <w:u w:val="single"/>
+          </w:rPr>
+          <w:t>19:38</w:t>
+        </w:r>
+      </w:hyperlink>
+      <w:r>
+        <w:rPr>
+          <w:lang w:val="ar_AE" w:bidi="ar_AE"/>
+        </w:rPr>
+        <w:t>.</w:t>
+      </w:r>
+    </w:p>
+    <w:p>
+      <w:pPr>
+        <w:bidi/>
+      </w:pPr>
+      <w:r>
+        <w:rPr>
+          <w:lang w:val="ar_AE" w:bidi="ar_AE"/>
+        </w:rPr>
+      </w:r>
+      <w:r>
+        <w:rPr>
+          <w:lang w:val="ar_AE" w:bidi="ar_AE"/>
+        </w:rPr>
+        <w:t xml:space="preserve">انظر أيضًا </w:t>
+      </w:r>
+      <w:r>
+        <w:rPr>
+          <w:lang w:val="ar_AE" w:bidi="ar_AE"/>
+        </w:rPr>
+        <w:t>الوالي</w:t>
+      </w:r>
+      <w:r>
+        <w:rPr>
+          <w:lang w:val="ar_AE" w:bidi="ar_AE"/>
+        </w:rPr>
+        <w:t>.</w:t>
+      </w:r>
+      <w:r>
+        <w:rPr>
+          <w:lang w:val="ar_AE" w:bidi="ar_AE"/>
+        </w:rPr>
+      </w:r>
+      <w:r>
+        <w:rPr>
+          <w:lang w:val="ar_AE" w:bidi="ar_AE"/>
+        </w:rPr>
+      </w:r>
+    </w:p>
+    <w:p>
+      <w:pPr>
+        <w:bidi/>
+      </w:pPr>
+      <w:r>
+        <w:rPr>
+          <w:lang w:val="ar_AE" w:bidi="ar_AE"/>
+        </w:rPr>
+      </w:r>
+    </w:p>
+    <w:p>
+      <w:pPr>
+        <w:pStyle w:val="Heading2"/>
+        <w:bidi/>
+      </w:pPr>
+      <w:r>
+        <w:rPr>
+          <w:lang w:val="ar_AE" w:bidi="ar_AE"/>
+        </w:rPr>
+        <w:t>ولادة ثانية</w:t>
+      </w:r>
+      <w:r>
+        <w:rPr>
+          <w:lang w:val="ar_AE" w:bidi="ar_AE"/>
+        </w:rPr>
       </w:r>
     </w:p>
     <w:p>
@@ -13838,7 +16145,7 @@
           <w:i/>
           <w:lang w:val="ar_AE" w:bidi="ar_AE"/>
         </w:rPr>
-        <w:t>انظر أيضًا</w:t>
+        <w:t>انظر</w:t>
       </w:r>
       <w:r>
         <w:rPr>
@@ -13850,19 +16157,7 @@
         <w:rPr>
           <w:lang w:val="ar_AE" w:bidi="ar_AE"/>
         </w:rPr>
-        <w:t>الوصايا العشر</w:t>
-      </w:r>
-      <w:r>
-        <w:rPr>
-          <w:lang w:val="ar_AE" w:bidi="ar_AE"/>
-        </w:rPr>
-        <w:t xml:space="preserve">؛ </w:t>
-      </w:r>
-      <w:r>
-        <w:rPr>
-          <w:lang w:val="ar_AE" w:bidi="ar_AE"/>
-        </w:rPr>
-        <w:t>المفهوم الكتابي للناموس</w:t>
+        <w:t>التجديد</w:t>
       </w:r>
       <w:r>
         <w:rPr>
@@ -13900,46 +16195,22 @@
         <w:rPr>
           <w:lang w:val="ar_AE" w:bidi="ar_AE"/>
         </w:rPr>
-        <w:t>وصية جديدة</w:t>
-      </w:r>
-      <w:r>
-        <w:rPr>
-          <w:lang w:val="ar_AE" w:bidi="ar_AE"/>
-        </w:rPr>
-      </w:r>
-    </w:p>
-    <w:p>
-      <w:pPr>
-        <w:bidi/>
-      </w:pPr>
-      <w:r>
-        <w:rPr>
-          <w:lang w:val="ar_AE" w:bidi="ar_AE"/>
-        </w:rPr>
-      </w:r>
-      <w:r>
-        <w:rPr>
-          <w:lang w:val="ar_AE" w:bidi="ar_AE"/>
-        </w:rPr>
-        <w:t>تعبير استخدمه يسوع (</w:t>
-      </w:r>
-      <w:hyperlink r:id="rId246">
-        <w:r>
-          <w:rPr>
-            <w:lang w:val="ar_AE" w:bidi="ar_AE"/>
-          </w:rPr>
-          <w:rPr>
-            <w:color w:val="0000EE"/>
-            <w:u w:val="single"/>
-          </w:rPr>
-          <w:t>يو 13:34</w:t>
-        </w:r>
-      </w:hyperlink>
-      <w:r>
-        <w:rPr>
-          <w:lang w:val="ar_AE" w:bidi="ar_AE"/>
-        </w:rPr>
-        <w:t xml:space="preserve">) لكي يشير إلى تعليمه بشأن محبة المسيحيين لبعضهم البعض. </w:t>
+        <w:t>وِلادة جديدة</w:t>
+      </w:r>
+      <w:r>
+        <w:rPr>
+          <w:lang w:val="ar_AE" w:bidi="ar_AE"/>
+        </w:rPr>
+      </w:r>
+    </w:p>
+    <w:p>
+      <w:pPr>
+        <w:bidi/>
+      </w:pPr>
+      <w:r>
+        <w:rPr>
+          <w:lang w:val="ar_AE" w:bidi="ar_AE"/>
+        </w:rPr>
       </w:r>
       <w:r>
         <w:rPr>
@@ -13958,7 +16229,7 @@
         <w:rPr>
           <w:lang w:val="ar_AE" w:bidi="ar_AE"/>
         </w:rPr>
-        <w:t>الوصية، الجديدة</w:t>
+        <w:t>التجديد</w:t>
       </w:r>
       <w:r>
         <w:rPr>
@@ -13996,50 +16267,65 @@
         <w:rPr>
           <w:lang w:val="ar_AE" w:bidi="ar_AE"/>
         </w:rPr>
-        <w:t>وعاء</w:t>
-      </w:r>
-      <w:r>
-        <w:rPr>
-          <w:lang w:val="ar_AE" w:bidi="ar_AE"/>
-        </w:rPr>
-      </w:r>
-    </w:p>
-    <w:p>
-      <w:pPr>
-        <w:bidi/>
-      </w:pPr>
-      <w:r>
-        <w:rPr>
-          <w:lang w:val="ar_AE" w:bidi="ar_AE"/>
-        </w:rPr>
-      </w:r>
-      <w:r>
-        <w:rPr>
-          <w:lang w:val="ar_AE" w:bidi="ar_AE"/>
-        </w:rPr>
-        <w:t>إناء عميق مستدير يُستخدَم لاحتواء الطعام أو السوائل.</w:t>
-      </w:r>
-    </w:p>
-    <w:p>
-      <w:pPr>
-        <w:bidi/>
-      </w:pPr>
-      <w:r>
-        <w:rPr>
-          <w:lang w:val="ar_AE" w:bidi="ar_AE"/>
-        </w:rPr>
-      </w:r>
-      <w:r>
-        <w:rPr>
-          <w:lang w:val="ar_AE" w:bidi="ar_AE"/>
-        </w:rPr>
-        <w:t xml:space="preserve">انظر </w:t>
-      </w:r>
-      <w:r>
-        <w:rPr>
-          <w:lang w:val="ar_AE" w:bidi="ar_AE"/>
-        </w:rPr>
-        <w:t>الفخار</w:t>
+        <w:t>ولادة، جديدة</w:t>
+      </w:r>
+      <w:r>
+        <w:rPr>
+          <w:lang w:val="ar_AE" w:bidi="ar_AE"/>
+        </w:rPr>
+      </w:r>
+    </w:p>
+    <w:p>
+      <w:pPr>
+        <w:bidi/>
+      </w:pPr>
+      <w:r>
+        <w:rPr>
+          <w:lang w:val="ar_AE" w:bidi="ar_AE"/>
+        </w:rPr>
+      </w:r>
+      <w:r>
+        <w:rPr>
+          <w:lang w:val="ar_AE" w:bidi="ar_AE"/>
+        </w:rPr>
+        <w:t>هي طريقة نَيْل "الحياة الروحية" ودخول ملكوت الله (</w:t>
+      </w:r>
+      <w:hyperlink r:id="rId351">
+        <w:r>
+          <w:rPr>
+            <w:lang w:val="ar_AE" w:bidi="ar_AE"/>
+          </w:rPr>
+          <w:rPr>
+            <w:color w:val="0000EE"/>
+            <w:u w:val="single"/>
+          </w:rPr>
+          <w:t>يوحنا 3:3–7</w:t>
+        </w:r>
+      </w:hyperlink>
+      <w:r>
+        <w:rPr>
+          <w:lang w:val="ar_AE" w:bidi="ar_AE"/>
+        </w:rPr>
+        <w:t xml:space="preserve">). </w:t>
+      </w:r>
+      <w:r>
+        <w:rPr>
+          <w:i/>
+          <w:lang w:val="ar_AE" w:bidi="ar_AE"/>
+        </w:rPr>
+        <w:t>انظر</w:t>
+      </w:r>
+      <w:r>
+        <w:rPr>
+          <w:lang w:val="ar_AE" w:bidi="ar_AE"/>
+        </w:rPr>
+        <w:t xml:space="preserve"> </w:t>
+      </w:r>
+      <w:r>
+        <w:rPr>
+          <w:lang w:val="ar_AE" w:bidi="ar_AE"/>
+        </w:rPr>
+        <w:t>التجديد</w:t>
       </w:r>
       <w:r>
         <w:rPr>
@@ -14077,47 +16363,218 @@
         <w:rPr>
           <w:lang w:val="ar_AE" w:bidi="ar_AE"/>
         </w:rPr>
-        <w:t>وَعَاء</w:t>
-      </w:r>
-      <w:r>
-        <w:rPr>
-          <w:lang w:val="ar_AE" w:bidi="ar_AE"/>
-        </w:rPr>
-      </w:r>
-    </w:p>
-    <w:p>
-      <w:pPr>
-        <w:bidi/>
-      </w:pPr>
-      <w:r>
-        <w:rPr>
-          <w:lang w:val="ar_AE" w:bidi="ar_AE"/>
-        </w:rPr>
+        <w:t>وليّ</w:t>
+      </w:r>
+      <w:r>
+        <w:rPr>
+          <w:lang w:val="ar_AE" w:bidi="ar_AE"/>
+        </w:rPr>
+      </w:r>
+    </w:p>
+    <w:p>
+      <w:pPr>
+        <w:bidi/>
+      </w:pPr>
+      <w:r>
+        <w:rPr>
+          <w:lang w:val="ar_AE" w:bidi="ar_AE"/>
+        </w:rPr>
+      </w:r>
+      <w:r>
+        <w:rPr>
+          <w:lang w:val="ar_AE" w:bidi="ar_AE"/>
+        </w:rPr>
+        <w:t>أحد الأقارب أو الأنسباء حسب الجسد. في إِسْرَائِيل القديمة، كان السبط هو الوحدة الاجتماعية والسياسية الأكبر. وكانت أصغر وحدة اجتماعية داخل السبط هي العائلة. كانت العلاقة بين عائلة وأخرى منظمة بعناية من خلال قائمة الأشخاص الذين لا ينبغي الزواج منهم (</w:t>
+      </w:r>
+      <w:hyperlink r:id="rId352">
+        <w:r>
+          <w:rPr>
+            <w:lang w:val="ar_AE" w:bidi="ar_AE"/>
+          </w:rPr>
+          <w:rPr>
+            <w:color w:val="0000EE"/>
+            <w:u w:val="single"/>
+          </w:rPr>
+          <w:t>لاويين 18</w:t>
+        </w:r>
+      </w:hyperlink>
+      <w:r>
+        <w:rPr>
+          <w:lang w:val="ar_AE" w:bidi="ar_AE"/>
+        </w:rPr>
+        <w:t>). كان للأقارب، حتى وإن كانوا بعيدين بعض الشيء، حقوق وواجبات قانونية تجاه جميع أفراد العائلة. كان من حق "القريب" أن يحصل على ميراث عائلة بلا وريث (</w:t>
+      </w:r>
+      <w:hyperlink r:id="rId353">
+        <w:r>
+          <w:rPr>
+            <w:lang w:val="ar_AE" w:bidi="ar_AE"/>
+          </w:rPr>
+          <w:rPr>
+            <w:color w:val="0000EE"/>
+            <w:u w:val="single"/>
+          </w:rPr>
+          <w:t>عدد 27:11</w:t>
+        </w:r>
+      </w:hyperlink>
+      <w:r>
+        <w:rPr>
+          <w:lang w:val="ar_AE" w:bidi="ar_AE"/>
+        </w:rPr>
+        <w:t>). وكان ملزماً أيضاً باستعادة ممتلكات قريب وقع في الدين (</w:t>
+      </w:r>
+      <w:hyperlink r:id="rId354">
+        <w:r>
+          <w:rPr>
+            <w:lang w:val="ar_AE" w:bidi="ar_AE"/>
+          </w:rPr>
+          <w:rPr>
+            <w:color w:val="0000EE"/>
+            <w:u w:val="single"/>
+          </w:rPr>
+          <w:t>لاويين 25:25–28</w:t>
+        </w:r>
+      </w:hyperlink>
+      <w:r>
+        <w:rPr>
+          <w:lang w:val="ar_AE" w:bidi="ar_AE"/>
+        </w:rPr>
+        <w:t xml:space="preserve">)، خاصة إذا كان الأمر يتعلق باستعباد شخص لغير إسرائيلي (الآيات </w:t>
+      </w:r>
+      <w:hyperlink r:id="rId355">
+        <w:r>
+          <w:rPr>
+            <w:lang w:val="ar_AE" w:bidi="ar_AE"/>
+          </w:rPr>
+          <w:rPr>
+            <w:color w:val="0000EE"/>
+            <w:u w:val="single"/>
+          </w:rPr>
+          <w:t>47–49</w:t>
+        </w:r>
+      </w:hyperlink>
+      <w:r>
+        <w:rPr>
+          <w:lang w:val="ar_AE" w:bidi="ar_AE"/>
+        </w:rPr>
+        <w:t xml:space="preserve">). في هذه المكانة، يُدعى القريب </w:t>
       </w:r>
       <w:r>
         <w:rPr>
           <w:i/>
           <w:lang w:val="ar_AE" w:bidi="ar_AE"/>
         </w:rPr>
-        <w:t>انظر</w:t>
-      </w:r>
-      <w:r>
-        <w:rPr>
-          <w:lang w:val="ar_AE" w:bidi="ar_AE"/>
-        </w:rPr>
-        <w:t xml:space="preserve"> </w:t>
-      </w:r>
-      <w:r>
-        <w:rPr>
-          <w:lang w:val="ar_AE" w:bidi="ar_AE"/>
-        </w:rPr>
-        <w:t>الخَزَف</w:t>
-      </w:r>
-      <w:r>
-        <w:rPr>
-          <w:lang w:val="ar_AE" w:bidi="ar_AE"/>
-        </w:rPr>
-        <w:t>.</w:t>
+        <w:t>(</w:t>
+      </w:r>
+      <w:r>
+        <w:rPr>
+          <w:lang w:val="ar_AE" w:bidi="ar_AE"/>
+        </w:rPr>
+        <w:t>karov</w:t>
+      </w:r>
+      <w:r>
+        <w:rPr>
+          <w:i/>
+          <w:lang w:val="ar_AE" w:bidi="ar_AE"/>
+        </w:rPr>
+        <w:t>)</w:t>
+      </w:r>
+      <w:r>
+        <w:rPr>
+          <w:lang w:val="ar_AE" w:bidi="ar_AE"/>
+        </w:rPr>
+        <w:t xml:space="preserve"> بالوليّ أو المُخلَّص </w:t>
+      </w:r>
+      <w:r>
+        <w:rPr>
+          <w:i/>
+          <w:lang w:val="ar_AE" w:bidi="ar_AE"/>
+        </w:rPr>
+        <w:t>(</w:t>
+      </w:r>
+      <w:r>
+        <w:rPr>
+          <w:lang w:val="ar_AE" w:bidi="ar_AE"/>
+        </w:rPr>
+        <w:t>go’el</w:t>
+      </w:r>
+      <w:r>
+        <w:rPr>
+          <w:i/>
+          <w:lang w:val="ar_AE" w:bidi="ar_AE"/>
+        </w:rPr>
+        <w:t>).</w:t>
+      </w:r>
+      <w:r>
+        <w:rPr>
+          <w:lang w:val="ar_AE" w:bidi="ar_AE"/>
+        </w:rPr>
+        <w:t xml:space="preserve"> كان بوعز في سفر رَاعوث هو الوليّ أو المخلص: "</w:t>
+      </w:r>
+      <w:r>
+        <w:rPr>
+          <w:lang w:val="ar_AE" w:bidi="ar_AE"/>
+        </w:rPr>
+        <w:t>ٱلرَّجُلُ ذُو قَرَابَةٍ لَنَا. هُوَ ثَانِي وَلِيِّنَا</w:t>
+      </w:r>
+      <w:r>
+        <w:rPr>
+          <w:lang w:val="ar_AE" w:bidi="ar_AE"/>
+        </w:rPr>
+        <w:t>" (</w:t>
+      </w:r>
+      <w:hyperlink r:id="rId356">
+        <w:r>
+          <w:rPr>
+            <w:lang w:val="ar_AE" w:bidi="ar_AE"/>
+          </w:rPr>
+          <w:rPr>
+            <w:color w:val="0000EE"/>
+            <w:u w:val="single"/>
+          </w:rPr>
+          <w:t>رَاعوث 2:20</w:t>
+        </w:r>
+      </w:hyperlink>
+      <w:r>
+        <w:rPr>
+          <w:lang w:val="ar_AE" w:bidi="ar_AE"/>
+        </w:rPr>
+        <w:t>). على أسس ناموسية، كان لبوعَز الحق في استعادة ممتلكات نعْمِيَ، لكنه كان ملزماً ناموسيًا بالانتظار لدوره، لأنه لم يكن الأقرب (</w:t>
+      </w:r>
+      <w:hyperlink r:id="rId357">
+        <w:r>
+          <w:rPr>
+            <w:lang w:val="ar_AE" w:bidi="ar_AE"/>
+          </w:rPr>
+          <w:rPr>
+            <w:color w:val="0000EE"/>
+            <w:u w:val="single"/>
+          </w:rPr>
+          <w:t>4:4</w:t>
+        </w:r>
+      </w:hyperlink>
+      <w:r>
+        <w:rPr>
+          <w:lang w:val="ar_AE" w:bidi="ar_AE"/>
+        </w:rPr>
+        <w:t xml:space="preserve">). فقط بعد أن رفض القريب الأقرب (آية </w:t>
+      </w:r>
+      <w:hyperlink r:id="rId358">
+        <w:r>
+          <w:rPr>
+            <w:lang w:val="ar_AE" w:bidi="ar_AE"/>
+          </w:rPr>
+          <w:rPr>
+            <w:color w:val="0000EE"/>
+            <w:u w:val="single"/>
+          </w:rPr>
+          <w:t>6</w:t>
+        </w:r>
+      </w:hyperlink>
+      <w:r>
+        <w:rPr>
+          <w:lang w:val="ar_AE" w:bidi="ar_AE"/>
+        </w:rPr>
+        <w:t>)، تقدم بوعَز بواجبه كالوليّ.</w:t>
       </w:r>
       <w:r>
         <w:rPr>
@@ -14149,1487 +16606,8 @@
         <w:rPr>
           <w:lang w:val="ar_AE" w:bidi="ar_AE"/>
         </w:rPr>
-        <w:t>وعد</w:t>
-      </w:r>
-      <w:r>
-        <w:rPr>
-          <w:lang w:val="ar_AE" w:bidi="ar_AE"/>
-        </w:rPr>
-      </w:r>
-    </w:p>
-    <w:p>
-      <w:pPr>
-        <w:bidi/>
-      </w:pPr>
-      <w:r>
-        <w:rPr>
-          <w:lang w:val="ar_AE" w:bidi="ar_AE"/>
-        </w:rPr>
-      </w:r>
-      <w:r>
-        <w:rPr>
-          <w:lang w:val="ar_AE" w:bidi="ar_AE"/>
-        </w:rPr>
-        <w:t>إعلانٌ من شخصٍ لآخر بأن شيئًا ما سيتم أو لن يتم، مما يَمنح الشخص الذي تم تقديم الوعد له الحقَ في توقُّع تنفيذ ما تم تحديده.</w:t>
-      </w:r>
-    </w:p>
-    <w:p>
-      <w:pPr>
-        <w:pStyle w:val="Heading3"/>
-        <w:bidi/>
-      </w:pPr>
-      <w:r>
-        <w:rPr>
-          <w:lang w:val="ar_AE" w:bidi="ar_AE"/>
-        </w:rPr>
-        <w:t>أنواع الوعود</w:t>
-      </w:r>
-    </w:p>
-    <w:p>
-      <w:pPr>
-        <w:bidi/>
-      </w:pPr>
-      <w:r>
-        <w:rPr>
-          <w:lang w:val="ar_AE" w:bidi="ar_AE"/>
-        </w:rPr>
-      </w:r>
-      <w:r>
-        <w:rPr>
-          <w:lang w:val="ar_AE" w:bidi="ar_AE"/>
-        </w:rPr>
-        <w:t xml:space="preserve">في استخدام الكتاب المُقدَّس لمفهوم الوعد، توجد أمثلة متفرقة للوعود التي قدَّمها الناس لبعضهم البعض (مثل، </w:t>
-      </w:r>
-      <w:hyperlink r:id="rId289">
-        <w:r>
-          <w:rPr>
-            <w:lang w:val="ar_AE" w:bidi="ar_AE"/>
-          </w:rPr>
-          <w:rPr>
-            <w:color w:val="0000EE"/>
-            <w:u w:val="single"/>
-          </w:rPr>
-          <w:t>عدد ٢٢: ١٧</w:t>
-        </w:r>
-      </w:hyperlink>
-      <w:r>
-        <w:rPr>
-          <w:lang w:val="ar_AE" w:bidi="ar_AE"/>
-        </w:rPr>
-        <w:t xml:space="preserve">؛ </w:t>
-      </w:r>
-      <w:hyperlink r:id="rId290">
-        <w:r>
-          <w:rPr>
-            <w:lang w:val="ar_AE" w:bidi="ar_AE"/>
-          </w:rPr>
-          <w:rPr>
-            <w:color w:val="0000EE"/>
-            <w:u w:val="single"/>
-          </w:rPr>
-          <w:t>إستير ٤: ٧</w:t>
-        </w:r>
-      </w:hyperlink>
-      <w:r>
-        <w:rPr>
-          <w:lang w:val="ar_AE" w:bidi="ar_AE"/>
-        </w:rPr>
-        <w:t xml:space="preserve">) أو لله (مثل، </w:t>
-      </w:r>
-      <w:hyperlink r:id="rId291">
-        <w:r>
-          <w:rPr>
-            <w:lang w:val="ar_AE" w:bidi="ar_AE"/>
-          </w:rPr>
-          <w:rPr>
-            <w:color w:val="0000EE"/>
-            <w:u w:val="single"/>
-          </w:rPr>
-          <w:t>نحميا ٥: ١٢</w:t>
-        </w:r>
-      </w:hyperlink>
-      <w:r>
-        <w:rPr>
-          <w:lang w:val="ar_AE" w:bidi="ar_AE"/>
-        </w:rPr>
-        <w:t>)، لكن الوعود التي قدَّمها اللهُ للإنسان أكثر أهمية بكثير. إن هذه الوعود الإلهية موثوقة تمامًا لأن الذي أعطاها قادرٌ تمامًا على تنفيذ ما وَعد به (</w:t>
-      </w:r>
-      <w:hyperlink r:id="rId292">
-        <w:r>
-          <w:rPr>
-            <w:lang w:val="ar_AE" w:bidi="ar_AE"/>
-          </w:rPr>
-          <w:rPr>
-            <w:color w:val="0000EE"/>
-            <w:u w:val="single"/>
-          </w:rPr>
-          <w:t>رومية ٤: ٢١</w:t>
-        </w:r>
-      </w:hyperlink>
-      <w:r>
-        <w:rPr>
-          <w:lang w:val="ar_AE" w:bidi="ar_AE"/>
-        </w:rPr>
-        <w:t>).</w:t>
-      </w:r>
-    </w:p>
-    <w:p>
-      <w:pPr>
-        <w:bidi/>
-      </w:pPr>
-      <w:r>
-        <w:rPr>
-          <w:lang w:val="ar_AE" w:bidi="ar_AE"/>
-        </w:rPr>
-      </w:r>
-      <w:r>
-        <w:rPr>
-          <w:lang w:val="ar_AE" w:bidi="ar_AE"/>
-        </w:rPr>
-        <w:t>تَضْمن الوعودُ الإلهية في الكتاب المُقدَّس لمستقبِليها العديد من البركات الروحية والزمنية، بما في ذلك البِنوَّة (</w:t>
-      </w:r>
-      <w:hyperlink r:id="rId293">
-        <w:r>
-          <w:rPr>
-            <w:lang w:val="ar_AE" w:bidi="ar_AE"/>
-          </w:rPr>
-          <w:rPr>
-            <w:color w:val="0000EE"/>
-            <w:u w:val="single"/>
-          </w:rPr>
-          <w:t>٢ كورنثوس ٦: ١٦–٧: ١</w:t>
-        </w:r>
-      </w:hyperlink>
-      <w:r>
-        <w:rPr>
-          <w:lang w:val="ar_AE" w:bidi="ar_AE"/>
-        </w:rPr>
-        <w:t>)، وغفران الخطايا (</w:t>
-      </w:r>
-      <w:hyperlink r:id="rId294">
-        <w:r>
-          <w:rPr>
-            <w:lang w:val="ar_AE" w:bidi="ar_AE"/>
-          </w:rPr>
-          <w:rPr>
-            <w:color w:val="0000EE"/>
-            <w:u w:val="single"/>
-          </w:rPr>
-          <w:t>١ يوحنا ١: ٩</w:t>
-        </w:r>
-      </w:hyperlink>
-      <w:r>
-        <w:rPr>
-          <w:lang w:val="ar_AE" w:bidi="ar_AE"/>
-        </w:rPr>
-        <w:t>)، واستجابة الصلاة (</w:t>
-      </w:r>
-      <w:hyperlink r:id="rId295">
-        <w:r>
-          <w:rPr>
-            <w:lang w:val="ar_AE" w:bidi="ar_AE"/>
-          </w:rPr>
-          <w:rPr>
-            <w:color w:val="0000EE"/>
-            <w:u w:val="single"/>
-          </w:rPr>
-          <w:t>لوقا ١١: ٩</w:t>
-        </w:r>
-      </w:hyperlink>
-      <w:r>
-        <w:rPr>
-          <w:lang w:val="ar_AE" w:bidi="ar_AE"/>
-        </w:rPr>
-        <w:t>)، والانقاذ من التجارب (</w:t>
-      </w:r>
-      <w:hyperlink r:id="rId296">
-        <w:r>
-          <w:rPr>
-            <w:lang w:val="ar_AE" w:bidi="ar_AE"/>
-          </w:rPr>
-          <w:rPr>
-            <w:color w:val="0000EE"/>
-            <w:u w:val="single"/>
-          </w:rPr>
-          <w:t>١ كورنثوس ١٠: ١٣</w:t>
-        </w:r>
-      </w:hyperlink>
-      <w:r>
-        <w:rPr>
-          <w:lang w:val="ar_AE" w:bidi="ar_AE"/>
-        </w:rPr>
-        <w:t>)، والنعمة الداعمة في الأوقات الصعبة (</w:t>
-      </w:r>
-      <w:hyperlink r:id="rId297">
-        <w:r>
-          <w:rPr>
-            <w:lang w:val="ar_AE" w:bidi="ar_AE"/>
-          </w:rPr>
-          <w:rPr>
-            <w:color w:val="0000EE"/>
-            <w:u w:val="single"/>
-          </w:rPr>
-          <w:t>٢ كورنثوس ١٢: ٩</w:t>
-        </w:r>
-      </w:hyperlink>
-      <w:r>
-        <w:rPr>
-          <w:lang w:val="ar_AE" w:bidi="ar_AE"/>
-        </w:rPr>
-        <w:t>)، وتوفير جميع الاحتياجات (</w:t>
-      </w:r>
-      <w:hyperlink r:id="rId298">
-        <w:r>
-          <w:rPr>
-            <w:lang w:val="ar_AE" w:bidi="ar_AE"/>
-          </w:rPr>
-          <w:rPr>
-            <w:color w:val="0000EE"/>
-            <w:u w:val="single"/>
-          </w:rPr>
-          <w:t>فيلبي ٤: ١٩</w:t>
-        </w:r>
-      </w:hyperlink>
-      <w:r>
-        <w:rPr>
-          <w:lang w:val="ar_AE" w:bidi="ar_AE"/>
-        </w:rPr>
-        <w:t>)، والمكافأة على الطاعة (</w:t>
-      </w:r>
-      <w:hyperlink r:id="rId299">
-        <w:r>
-          <w:rPr>
-            <w:lang w:val="ar_AE" w:bidi="ar_AE"/>
-          </w:rPr>
-          <w:rPr>
-            <w:color w:val="0000EE"/>
-            <w:u w:val="single"/>
-          </w:rPr>
-          <w:t>يعقوب ١: ١٢</w:t>
-        </w:r>
-      </w:hyperlink>
-      <w:r>
-        <w:rPr>
-          <w:lang w:val="ar_AE" w:bidi="ar_AE"/>
-        </w:rPr>
-        <w:t>)، والحياة الأبدية (</w:t>
-      </w:r>
-      <w:hyperlink r:id="rId300">
-        <w:r>
-          <w:rPr>
-            <w:lang w:val="ar_AE" w:bidi="ar_AE"/>
-          </w:rPr>
-          <w:rPr>
-            <w:color w:val="0000EE"/>
-            <w:u w:val="single"/>
-          </w:rPr>
-          <w:t>لوقا ١٨: ٢٩، ٣٠</w:t>
-        </w:r>
-      </w:hyperlink>
-      <w:r>
-        <w:rPr>
-          <w:lang w:val="ar_AE" w:bidi="ar_AE"/>
-        </w:rPr>
-        <w:t xml:space="preserve">؛ </w:t>
-      </w:r>
-      <w:hyperlink r:id="rId301">
-        <w:r>
-          <w:rPr>
-            <w:lang w:val="ar_AE" w:bidi="ar_AE"/>
-          </w:rPr>
-          <w:rPr>
-            <w:color w:val="0000EE"/>
-            <w:u w:val="single"/>
-          </w:rPr>
-          <w:t>يوحنا ٣: ١٦</w:t>
-        </w:r>
-      </w:hyperlink>
-      <w:r>
-        <w:rPr>
-          <w:lang w:val="ar_AE" w:bidi="ar_AE"/>
-        </w:rPr>
-        <w:t xml:space="preserve">؛ </w:t>
-      </w:r>
-      <w:hyperlink r:id="rId302">
-        <w:r>
-          <w:rPr>
-            <w:lang w:val="ar_AE" w:bidi="ar_AE"/>
-          </w:rPr>
-          <w:rPr>
-            <w:color w:val="0000EE"/>
-            <w:u w:val="single"/>
-          </w:rPr>
-          <w:t>رومية ٦: ٢٢، ٢٣</w:t>
-        </w:r>
-      </w:hyperlink>
-      <w:r>
-        <w:rPr>
-          <w:lang w:val="ar_AE" w:bidi="ar_AE"/>
-        </w:rPr>
-        <w:t>). إن وعود الله مؤكدة ومضمونة، ولكن الاشتراك في بركاتها تَتطلب غالبًا الوفاء بشروطٍ مُعيَّنة تعتمد عليه البركات. إن الوعود الإلهية ليست دائمًا ضمانات للبركة. في الواقع، هناك وعود تُعلن يقين الدينونة للذين يَرفضون طاعةَ إنجيل الرب يسوع (</w:t>
-      </w:r>
-      <w:hyperlink r:id="rId303">
-        <w:r>
-          <w:rPr>
-            <w:lang w:val="ar_AE" w:bidi="ar_AE"/>
-          </w:rPr>
-          <w:rPr>
-            <w:color w:val="0000EE"/>
-            <w:u w:val="single"/>
-          </w:rPr>
-          <w:t>٢ تسالونيكي ١: ٨، ٩</w:t>
-        </w:r>
-      </w:hyperlink>
-      <w:r>
-        <w:rPr>
-          <w:lang w:val="ar_AE" w:bidi="ar_AE"/>
-        </w:rPr>
-        <w:t>).</w:t>
-      </w:r>
-    </w:p>
-    <w:p>
-      <w:pPr>
-        <w:bidi/>
-      </w:pPr>
-      <w:r>
-        <w:rPr>
-          <w:lang w:val="ar_AE" w:bidi="ar_AE"/>
-        </w:rPr>
-      </w:r>
-      <w:r>
-        <w:rPr>
-          <w:lang w:val="ar_AE" w:bidi="ar_AE"/>
-        </w:rPr>
-        <w:t>بالإضافة إلى وعود الله، التي لها تطبيق شخصي وفردي للعديد من الأشخاص المختلفين في أوقات وأماكن مختلفة، هناك العديد من الوعود التي تتعلق بالتحقيق المُتدرج لخطة الله للفداء في مَوكب كبير من الأحداث التاريخية. ليس لهذه الوعود تطبيقات مُتكررة ولا طبيعة شرطية. في مثل هذه الحالات، يُصبح الوعد على الأغلب مُطابقًا للنِبوة، وتكون الوعود من هذا النوع، إلى جانب تحقيقها اللاحق، مَنسوجة بشكلٍ معقد في نسيج التاريخ الفدائي كله.</w:t>
-      </w:r>
-    </w:p>
-    <w:p>
-      <w:pPr>
-        <w:pStyle w:val="Heading3"/>
-        <w:bidi/>
-      </w:pPr>
-      <w:r>
-        <w:rPr>
-          <w:lang w:val="ar_AE" w:bidi="ar_AE"/>
-        </w:rPr>
-        <w:t>الوعود في العهد القديم</w:t>
-      </w:r>
-    </w:p>
-    <w:p>
-      <w:pPr>
-        <w:bidi/>
-      </w:pPr>
-      <w:r>
-        <w:rPr>
-          <w:lang w:val="ar_AE" w:bidi="ar_AE"/>
-        </w:rPr>
-      </w:r>
-      <w:r>
-        <w:rPr>
-          <w:lang w:val="ar_AE" w:bidi="ar_AE"/>
-        </w:rPr>
-        <w:t>يمكن رؤية أبرز موضوع للوعد في العهد القديم في الوعد الذي يُطلق عليه عادةً الـ بروت إيفانجيليوم (أي الإعلان الأول لرسالة الإنجيل) الذي أُعطي لآدم وحواء في جنة عدن مباشرةً بعد السقوط في الخطية (</w:t>
-      </w:r>
-      <w:hyperlink r:id="rId304">
-        <w:r>
-          <w:rPr>
-            <w:lang w:val="ar_AE" w:bidi="ar_AE"/>
-          </w:rPr>
-          <w:rPr>
-            <w:color w:val="0000EE"/>
-            <w:u w:val="single"/>
-          </w:rPr>
-          <w:t>تكوين ٣: ١٥</w:t>
-        </w:r>
-      </w:hyperlink>
-      <w:r>
-        <w:rPr>
-          <w:lang w:val="ar_AE" w:bidi="ar_AE"/>
-        </w:rPr>
-        <w:t xml:space="preserve">). تُعد الوعود اللاحقة هي العهود التي قطعها اللهُ مع إبراهيم (الأصحاحات </w:t>
-      </w:r>
-      <w:hyperlink r:id="rId305">
-        <w:r>
-          <w:rPr>
-            <w:lang w:val="ar_AE" w:bidi="ar_AE"/>
-          </w:rPr>
-          <w:rPr>
-            <w:color w:val="0000EE"/>
-            <w:u w:val="single"/>
-          </w:rPr>
-          <w:t>١٢</w:t>
-        </w:r>
-      </w:hyperlink>
-      <w:r>
-        <w:rPr>
-          <w:lang w:val="ar_AE" w:bidi="ar_AE"/>
-        </w:rPr>
-        <w:t xml:space="preserve">؛ </w:t>
-      </w:r>
-      <w:hyperlink r:id="rId306">
-        <w:r>
-          <w:rPr>
-            <w:lang w:val="ar_AE" w:bidi="ar_AE"/>
-          </w:rPr>
-          <w:rPr>
-            <w:color w:val="0000EE"/>
-            <w:u w:val="single"/>
-          </w:rPr>
-          <w:t>١٥</w:t>
-        </w:r>
-      </w:hyperlink>
-      <w:r>
-        <w:rPr>
-          <w:lang w:val="ar_AE" w:bidi="ar_AE"/>
-        </w:rPr>
-        <w:t xml:space="preserve">؛ </w:t>
-      </w:r>
-      <w:hyperlink r:id="rId307">
-        <w:r>
-          <w:rPr>
-            <w:lang w:val="ar_AE" w:bidi="ar_AE"/>
-          </w:rPr>
-          <w:rPr>
-            <w:color w:val="0000EE"/>
-            <w:u w:val="single"/>
-          </w:rPr>
-          <w:t>١٧</w:t>
-        </w:r>
-      </w:hyperlink>
-      <w:r>
-        <w:rPr>
-          <w:lang w:val="ar_AE" w:bidi="ar_AE"/>
-        </w:rPr>
-        <w:t>) ومع داود (</w:t>
-      </w:r>
-      <w:hyperlink r:id="rId308">
-        <w:r>
-          <w:rPr>
-            <w:lang w:val="ar_AE" w:bidi="ar_AE"/>
-          </w:rPr>
-          <w:rPr>
-            <w:color w:val="0000EE"/>
-            <w:u w:val="single"/>
-          </w:rPr>
-          <w:t>٢ صموئيل ٧</w:t>
-        </w:r>
-      </w:hyperlink>
-      <w:r>
-        <w:rPr>
-          <w:lang w:val="ar_AE" w:bidi="ar_AE"/>
-        </w:rPr>
-        <w:t>)، يَليها الوعد بالعهد [المِيثاق] الجديد (</w:t>
-      </w:r>
-      <w:hyperlink r:id="rId309">
-        <w:r>
-          <w:rPr>
-            <w:lang w:val="ar_AE" w:bidi="ar_AE"/>
-          </w:rPr>
-          <w:rPr>
-            <w:color w:val="0000EE"/>
-            <w:u w:val="single"/>
-          </w:rPr>
-          <w:t>إرميا ٣١</w:t>
-        </w:r>
-      </w:hyperlink>
-      <w:r>
-        <w:rPr>
-          <w:lang w:val="ar_AE" w:bidi="ar_AE"/>
-        </w:rPr>
-        <w:t>).</w:t>
-      </w:r>
-    </w:p>
-    <w:p>
-      <w:pPr>
-        <w:pStyle w:val="Heading4"/>
-        <w:bidi/>
-      </w:pPr>
-      <w:r>
-        <w:rPr>
-          <w:lang w:val="ar_AE" w:bidi="ar_AE"/>
-        </w:rPr>
-        <w:t>الوعد الأول (بروت إيفانجيليوم)</w:t>
-      </w:r>
-    </w:p>
-    <w:p>
-      <w:pPr>
-        <w:bidi/>
-      </w:pPr>
-      <w:r>
-        <w:rPr>
-          <w:lang w:val="ar_AE" w:bidi="ar_AE"/>
-        </w:rPr>
-      </w:r>
-      <w:r>
-        <w:rPr>
-          <w:lang w:val="ar_AE" w:bidi="ar_AE"/>
-        </w:rPr>
-        <w:t xml:space="preserve">يقول </w:t>
-      </w:r>
-      <w:hyperlink r:id="rId304">
-        <w:r>
-          <w:rPr>
-            <w:lang w:val="ar_AE" w:bidi="ar_AE"/>
-          </w:rPr>
-          <w:rPr>
-            <w:color w:val="0000EE"/>
-            <w:u w:val="single"/>
-          </w:rPr>
-          <w:t>تكوين ٣: ١٥ب</w:t>
-        </w:r>
-      </w:hyperlink>
-      <w:r>
-        <w:rPr>
-          <w:lang w:val="ar_AE" w:bidi="ar_AE"/>
-        </w:rPr>
-        <w:t xml:space="preserve"> : "</w:t>
-      </w:r>
-      <w:r>
-        <w:rPr>
-          <w:lang w:val="ar_AE" w:bidi="ar_AE"/>
-        </w:rPr>
-        <w:t>وَأَضَعُ عَدَاوَةً بَيْنَ نَسْلِكِ [نَسل الشيطان] وَنَسْلِهَا [نَسل حواء]. هُوَ يَسْحَقُ رَأْسَكِ، وَأَنْتِ تَسْحَقِينَ عَقِبَهُ"</w:t>
-      </w:r>
-      <w:r>
-        <w:rPr>
-          <w:lang w:val="ar_AE" w:bidi="ar_AE"/>
-        </w:rPr>
-        <w:t>. إن هذا التصريح هو وعد بأنه في وقت ما في المستقبل سيَسحق نسلُ المرأة الشيطانَ. يُشار إلى نسل المرأة بصفة فردية في كلمة "هو" في العبارة الأخيرة. "هو"سيَضربك (أي الشيطان) على رأسك، على الرغم من أن الشيطان سيُحدِث جرحًا في نسل المرأة. هذا إذن هو الوعد الذي يُعطي آدم وحواء، وكذلك نَسلهم، الأساس لِتوقُّع التدمير النهائي لعدوهم الشيطان من خلال نسلهم آدم وحواء.</w:t>
-      </w:r>
-    </w:p>
-    <w:p>
-      <w:pPr>
-        <w:pStyle w:val="Heading4"/>
-        <w:bidi/>
-      </w:pPr>
-      <w:r>
-        <w:rPr>
-          <w:lang w:val="ar_AE" w:bidi="ar_AE"/>
-        </w:rPr>
-        <w:t>الوعد لإبراهيم</w:t>
-      </w:r>
-    </w:p>
-    <w:p>
-      <w:pPr>
-        <w:bidi/>
-      </w:pPr>
-      <w:r>
-        <w:rPr>
-          <w:lang w:val="ar_AE" w:bidi="ar_AE"/>
-        </w:rPr>
-      </w:r>
-      <w:r>
-        <w:rPr>
-          <w:lang w:val="ar_AE" w:bidi="ar_AE"/>
-        </w:rPr>
-        <w:t xml:space="preserve">في </w:t>
-      </w:r>
-      <w:hyperlink r:id="rId310">
-        <w:r>
-          <w:rPr>
-            <w:lang w:val="ar_AE" w:bidi="ar_AE"/>
-          </w:rPr>
-          <w:rPr>
-            <w:color w:val="0000EE"/>
-            <w:u w:val="single"/>
-          </w:rPr>
-          <w:t xml:space="preserve">تكوين ١٢: ١–٧، </w:t>
-        </w:r>
-      </w:hyperlink>
-      <w:r>
-        <w:rPr>
-          <w:lang w:val="ar_AE" w:bidi="ar_AE"/>
-        </w:rPr>
-        <w:t xml:space="preserve"> يُطلَب من إبراهيم أن يَترك شعبه وبَلده ويذهب إلى أرضٍ سيُريه الربُّ إياها. في المُقابل، وَعدَه اللهُ بأن (١) نَسله سيصير أُمةً عظيمة؛ (2) سيكون إبراهيم مباركًا وسيصير اسمه عظيمًا؛ (٣) ستَتبارك من خلاله الأمم الأخرى؛ (٤) ستُعطى أرض كنعان لِنَسله. من بين هذه الوعود التي أعطيت لإبراهيم، لأحدها أهمية خاصة، وهو أنه من خلال نَسله ستَتبارك العديد من الأمم. يتكرر هذا الوعد خمس مرات في سفر التكوين (</w:t>
-      </w:r>
-      <w:hyperlink r:id="rId311">
-        <w:r>
-          <w:rPr>
-            <w:lang w:val="ar_AE" w:bidi="ar_AE"/>
-          </w:rPr>
-          <w:rPr>
-            <w:color w:val="0000EE"/>
-            <w:u w:val="single"/>
-          </w:rPr>
-          <w:t>تكوين ١٢: ٣</w:t>
-        </w:r>
-      </w:hyperlink>
-      <w:r>
-        <w:rPr>
-          <w:lang w:val="ar_AE" w:bidi="ar_AE"/>
-        </w:rPr>
-        <w:t xml:space="preserve">؛ </w:t>
-      </w:r>
-      <w:hyperlink r:id="rId312">
-        <w:r>
-          <w:rPr>
-            <w:lang w:val="ar_AE" w:bidi="ar_AE"/>
-          </w:rPr>
-          <w:rPr>
-            <w:color w:val="0000EE"/>
-            <w:u w:val="single"/>
-          </w:rPr>
-          <w:t>١٨: ١٨</w:t>
-        </w:r>
-      </w:hyperlink>
-      <w:r>
-        <w:rPr>
-          <w:lang w:val="ar_AE" w:bidi="ar_AE"/>
-        </w:rPr>
-        <w:t xml:space="preserve">؛ </w:t>
-      </w:r>
-      <w:hyperlink r:id="rId313">
-        <w:r>
-          <w:rPr>
-            <w:lang w:val="ar_AE" w:bidi="ar_AE"/>
-          </w:rPr>
-          <w:rPr>
-            <w:color w:val="0000EE"/>
-            <w:u w:val="single"/>
-          </w:rPr>
-          <w:t>٢٢: ١٨</w:t>
-        </w:r>
-      </w:hyperlink>
-      <w:r>
-        <w:rPr>
-          <w:lang w:val="ar_AE" w:bidi="ar_AE"/>
-        </w:rPr>
-        <w:t xml:space="preserve">؛ </w:t>
-      </w:r>
-      <w:hyperlink r:id="rId314">
-        <w:r>
-          <w:rPr>
-            <w:lang w:val="ar_AE" w:bidi="ar_AE"/>
-          </w:rPr>
-          <w:rPr>
-            <w:color w:val="0000EE"/>
-            <w:u w:val="single"/>
-          </w:rPr>
-          <w:t>٢٦: ٤</w:t>
-        </w:r>
-      </w:hyperlink>
-      <w:r>
-        <w:rPr>
-          <w:lang w:val="ar_AE" w:bidi="ar_AE"/>
-        </w:rPr>
-        <w:t xml:space="preserve">؛ </w:t>
-      </w:r>
-      <w:hyperlink r:id="rId315">
-        <w:r>
-          <w:rPr>
-            <w:lang w:val="ar_AE" w:bidi="ar_AE"/>
-          </w:rPr>
-          <w:rPr>
-            <w:color w:val="0000EE"/>
-            <w:u w:val="single"/>
-          </w:rPr>
-          <w:t>٢٨: ١٤</w:t>
-        </w:r>
-      </w:hyperlink>
-      <w:r>
-        <w:rPr>
-          <w:lang w:val="ar_AE" w:bidi="ar_AE"/>
-        </w:rPr>
-        <w:t xml:space="preserve">) ويُشير رجوعًا إلى الوعد في </w:t>
-      </w:r>
-      <w:hyperlink r:id="rId304">
-        <w:r>
-          <w:rPr>
-            <w:lang w:val="ar_AE" w:bidi="ar_AE"/>
-          </w:rPr>
-          <w:rPr>
-            <w:color w:val="0000EE"/>
-            <w:u w:val="single"/>
-          </w:rPr>
-          <w:t>تكوين ٣: ١٥</w:t>
-        </w:r>
-      </w:hyperlink>
-      <w:r>
-        <w:rPr>
-          <w:lang w:val="ar_AE" w:bidi="ar_AE"/>
-        </w:rPr>
-        <w:t xml:space="preserve"> وكذلك مُستقبليًا إلى المسيح.</w:t>
-      </w:r>
-    </w:p>
-    <w:p>
-      <w:pPr>
-        <w:pStyle w:val="Heading4"/>
-        <w:bidi/>
-      </w:pPr>
-      <w:r>
-        <w:rPr>
-          <w:lang w:val="ar_AE" w:bidi="ar_AE"/>
-        </w:rPr>
-        <w:t>الوعد لداود</w:t>
-      </w:r>
-    </w:p>
-    <w:p>
-      <w:pPr>
-        <w:bidi/>
-      </w:pPr>
-      <w:r>
-        <w:rPr>
-          <w:lang w:val="ar_AE" w:bidi="ar_AE"/>
-        </w:rPr>
-      </w:r>
-      <w:r>
-        <w:rPr>
-          <w:lang w:val="ar_AE" w:bidi="ar_AE"/>
-        </w:rPr>
-        <w:t xml:space="preserve">في </w:t>
-      </w:r>
-      <w:hyperlink r:id="rId308">
-        <w:r>
-          <w:rPr>
-            <w:lang w:val="ar_AE" w:bidi="ar_AE"/>
-          </w:rPr>
-          <w:rPr>
-            <w:color w:val="0000EE"/>
-            <w:u w:val="single"/>
-          </w:rPr>
-          <w:t>٢ صموئيل ٧</w:t>
-        </w:r>
-      </w:hyperlink>
-      <w:r>
-        <w:rPr>
-          <w:lang w:val="ar_AE" w:bidi="ar_AE"/>
-        </w:rPr>
-        <w:t>، أَعطى اللهُ وعدًا للمَلك داود بأن أُسرته الحاكمة ستدوم إلى الأبد (</w:t>
-      </w:r>
-      <w:hyperlink r:id="rId316">
-        <w:r>
-          <w:rPr>
-            <w:lang w:val="ar_AE" w:bidi="ar_AE"/>
-          </w:rPr>
-          <w:rPr>
-            <w:color w:val="0000EE"/>
-            <w:u w:val="single"/>
-          </w:rPr>
-          <w:t>٢ صموئيل ٧: ١٦</w:t>
-        </w:r>
-      </w:hyperlink>
-      <w:r>
-        <w:rPr>
-          <w:lang w:val="ar_AE" w:bidi="ar_AE"/>
-        </w:rPr>
-        <w:t xml:space="preserve">؛ </w:t>
-      </w:r>
-      <w:hyperlink r:id="rId317">
-        <w:r>
-          <w:rPr>
-            <w:lang w:val="ar_AE" w:bidi="ar_AE"/>
-          </w:rPr>
-          <w:rPr>
-            <w:color w:val="0000EE"/>
-            <w:u w:val="single"/>
-          </w:rPr>
-          <w:t>مزمور ٨٩: ٣٤–٣٧</w:t>
-        </w:r>
-      </w:hyperlink>
-      <w:r>
-        <w:rPr>
-          <w:lang w:val="ar_AE" w:bidi="ar_AE"/>
-        </w:rPr>
-        <w:t>). إنه مع هذا العهد الداوودي أن النَسل الموعود، الذي كانت قد امتدَّ سابقًا من آدم عبر شيث، وسام، وإبراهيم، وإسحاق، ويعقوب، ويهوذا، أصبحَ الآن محصورًا في النَسل المَلكي لبيت داود. سيكون داود جِد المسيا الملك القادم (</w:t>
-      </w:r>
-      <w:hyperlink r:id="rId318">
-        <w:r>
-          <w:rPr>
-            <w:lang w:val="ar_AE" w:bidi="ar_AE"/>
-          </w:rPr>
-          <w:rPr>
-            <w:color w:val="0000EE"/>
-            <w:u w:val="single"/>
-          </w:rPr>
-          <w:t>مزمور ٨٩: ٣، ٢٧–٣٧</w:t>
-        </w:r>
-      </w:hyperlink>
-      <w:r>
-        <w:rPr>
-          <w:lang w:val="ar_AE" w:bidi="ar_AE"/>
-        </w:rPr>
-        <w:t>). أصبحَ داود بذلك شخصيةً مركزية في تاريخ خطة الله لفداء العالَم. يُشار إلى يسوع المسيح بابن داود، ابن إبراهيم (</w:t>
-      </w:r>
-      <w:hyperlink r:id="rId319">
-        <w:r>
-          <w:rPr>
-            <w:lang w:val="ar_AE" w:bidi="ar_AE"/>
-          </w:rPr>
-          <w:rPr>
-            <w:color w:val="0000EE"/>
-            <w:u w:val="single"/>
-          </w:rPr>
-          <w:t>متى ١: ١</w:t>
-        </w:r>
-      </w:hyperlink>
-      <w:r>
-        <w:rPr>
-          <w:lang w:val="ar_AE" w:bidi="ar_AE"/>
-        </w:rPr>
-        <w:t>).</w:t>
-      </w:r>
-    </w:p>
-    <w:p>
-      <w:pPr>
-        <w:pStyle w:val="Heading4"/>
-        <w:bidi/>
-      </w:pPr>
-      <w:r>
-        <w:rPr>
-          <w:lang w:val="ar_AE" w:bidi="ar_AE"/>
-        </w:rPr>
-        <w:t>وعد العهد الجديد</w:t>
-      </w:r>
-    </w:p>
-    <w:p>
-      <w:pPr>
-        <w:bidi/>
-      </w:pPr>
-      <w:r>
-        <w:rPr>
-          <w:lang w:val="ar_AE" w:bidi="ar_AE"/>
-        </w:rPr>
-      </w:r>
-      <w:r>
-        <w:rPr>
-          <w:lang w:val="ar_AE" w:bidi="ar_AE"/>
-        </w:rPr>
-        <w:t xml:space="preserve">في </w:t>
-      </w:r>
-      <w:hyperlink r:id="rId320">
-        <w:r>
-          <w:rPr>
-            <w:lang w:val="ar_AE" w:bidi="ar_AE"/>
-          </w:rPr>
-          <w:rPr>
-            <w:color w:val="0000EE"/>
-            <w:u w:val="single"/>
-          </w:rPr>
-          <w:t>إرميا ٣١: ٣١–٣٧</w:t>
-        </w:r>
-      </w:hyperlink>
-      <w:r>
-        <w:rPr>
-          <w:lang w:val="ar_AE" w:bidi="ar_AE"/>
-        </w:rPr>
-        <w:t xml:space="preserve">، يَعِد الرب بأنه في الأيام القادمة سيصنع عهدًا جديدًا مع بيت إسرائيل وبيت يهوذا. يُعيد محتوى هذا العهد الجديد التأكيدَ ويُوسِّع نطاق الوعود الأساسية للعهد السابق: "وَأَكُونُ لَهُمْ إِلَهًا وَهُمْ يَكُونُونَ لِي شَعْبًا. ... أَصْفَحُ عَنْ إِثْمِهِمْ، وَلَا أَذْكُرُ خَطِيَّتَهُمْ بَعْدُ." (الآيات </w:t>
-      </w:r>
-      <w:hyperlink r:id="rId321">
-        <w:r>
-          <w:rPr>
-            <w:lang w:val="ar_AE" w:bidi="ar_AE"/>
-          </w:rPr>
-          <w:rPr>
-            <w:color w:val="0000EE"/>
-            <w:u w:val="single"/>
-          </w:rPr>
-          <w:t>٣٣، ٣٤</w:t>
-        </w:r>
-      </w:hyperlink>
-      <w:r>
-        <w:rPr>
-          <w:lang w:val="ar_AE" w:bidi="ar_AE"/>
-        </w:rPr>
-        <w:t>). يبدو أن "العهد الجديد" في سِفر إرميا يَنبغي أن يُنظر إليه على أنه إعادة صياغة لنفس الوعود الأساسية المذكورة في عهدي إبراهيم وداود.</w:t>
-      </w:r>
-    </w:p>
-    <w:p>
-      <w:pPr>
-        <w:bidi/>
-      </w:pPr>
-      <w:r>
-        <w:rPr>
-          <w:lang w:val="ar_AE" w:bidi="ar_AE"/>
-        </w:rPr>
-      </w:r>
-      <w:r>
-        <w:rPr>
-          <w:lang w:val="ar_AE" w:bidi="ar_AE"/>
-        </w:rPr>
-        <w:t>تم تأسيس العهد [المِيثاق] الجديد في المجيء الأول للمسيح، ويُعد المؤمنون بالمسيح الآن مُستقبلين لبركات ذلك العهد الجديد بفضل الروح القُدس (</w:t>
-      </w:r>
-      <w:hyperlink r:id="rId322">
-        <w:r>
-          <w:rPr>
-            <w:lang w:val="ar_AE" w:bidi="ar_AE"/>
-          </w:rPr>
-          <w:rPr>
-            <w:color w:val="0000EE"/>
-            <w:u w:val="single"/>
-          </w:rPr>
-          <w:t>عبرانيين ٨: ٦–١٣</w:t>
-        </w:r>
-      </w:hyperlink>
-      <w:r>
-        <w:rPr>
-          <w:lang w:val="ar_AE" w:bidi="ar_AE"/>
-        </w:rPr>
-        <w:t>). إن التحقيق الكامل والنهائي لهذه البركات في كل كمالها يَنتظر مجيء المسيح ثانيةً، والتأسيس الكامل لملكوته في شكله الخارجي والنهائي، ونعيم الحياة في السماوات الجديدة والأرض الجديدة. في هذه الأثناء، يَعيش شعبُ الله في زمن يتمتعون فيه ببعض بركات الدهر الآتي باعتبارها حقيقة حاضرة، لكن اكتمال الدهر الجديد لا يزال مستقبلاً.</w:t>
-      </w:r>
-    </w:p>
-    <w:p>
-      <w:pPr>
-        <w:pStyle w:val="Heading3"/>
-        <w:bidi/>
-      </w:pPr>
-      <w:r>
-        <w:rPr>
-          <w:lang w:val="ar_AE" w:bidi="ar_AE"/>
-        </w:rPr>
-        <w:t>موضوع الوعد في العهد الجديد</w:t>
-      </w:r>
-    </w:p>
-    <w:p>
-      <w:pPr>
-        <w:bidi/>
-      </w:pPr>
-      <w:r>
-        <w:rPr>
-          <w:lang w:val="ar_AE" w:bidi="ar_AE"/>
-        </w:rPr>
-      </w:r>
-      <w:r>
-        <w:rPr>
-          <w:lang w:val="ar_AE" w:bidi="ar_AE"/>
-        </w:rPr>
-        <w:t xml:space="preserve">يشير كُتَّابُ العهد الجديد إلى وعود العهد القديم بطريقة تُشير إلى أنهم لم يروا هذه الوعود باعتبارها تصريحات منفصلة ومعزولة، بل باعتبارها أجزاء مٍن وعدٍ مُوحَّد يَتحقق في النهاية في المسيح (انظر </w:t>
-      </w:r>
-      <w:hyperlink r:id="rId323">
-        <w:r>
-          <w:rPr>
-            <w:lang w:val="ar_AE" w:bidi="ar_AE"/>
-          </w:rPr>
-          <w:rPr>
-            <w:color w:val="0000EE"/>
-            <w:u w:val="single"/>
-          </w:rPr>
-          <w:t>لوقا ١: ٥٤، ٥٥، ٦٩–٧٣</w:t>
-        </w:r>
-      </w:hyperlink>
-      <w:r>
-        <w:rPr>
-          <w:lang w:val="ar_AE" w:bidi="ar_AE"/>
-        </w:rPr>
-        <w:t xml:space="preserve">؛ </w:t>
-      </w:r>
-      <w:hyperlink r:id="rId324">
-        <w:r>
-          <w:rPr>
-            <w:lang w:val="ar_AE" w:bidi="ar_AE"/>
-          </w:rPr>
-          <w:rPr>
-            <w:color w:val="0000EE"/>
-            <w:u w:val="single"/>
-          </w:rPr>
-          <w:t>أعمال الرسل ١٣: ٢٣، ٣٢، ٣٣</w:t>
-        </w:r>
-      </w:hyperlink>
-      <w:r>
-        <w:rPr>
-          <w:lang w:val="ar_AE" w:bidi="ar_AE"/>
-        </w:rPr>
-        <w:t xml:space="preserve">؛ </w:t>
-      </w:r>
-      <w:hyperlink r:id="rId325">
-        <w:r>
-          <w:rPr>
-            <w:lang w:val="ar_AE" w:bidi="ar_AE"/>
-          </w:rPr>
-          <w:rPr>
-            <w:color w:val="0000EE"/>
-            <w:u w:val="single"/>
-          </w:rPr>
-          <w:t>٢٦: ٦، ٧</w:t>
-        </w:r>
-      </w:hyperlink>
-      <w:r>
-        <w:rPr>
-          <w:lang w:val="ar_AE" w:bidi="ar_AE"/>
-        </w:rPr>
-        <w:t xml:space="preserve">؛ </w:t>
-      </w:r>
-      <w:hyperlink r:id="rId326">
-        <w:r>
-          <w:rPr>
-            <w:lang w:val="ar_AE" w:bidi="ar_AE"/>
-          </w:rPr>
-          <w:rPr>
-            <w:color w:val="0000EE"/>
-            <w:u w:val="single"/>
-          </w:rPr>
-          <w:t>٢ كورنثوس ١: ٢٠</w:t>
-        </w:r>
-      </w:hyperlink>
-      <w:r>
-        <w:rPr>
-          <w:lang w:val="ar_AE" w:bidi="ar_AE"/>
-        </w:rPr>
-        <w:t>). إن يسوع هو تحقيقُ الوعود التي قُطعتْ للآباء وداود، وهذه الوعود يجب أن تُرى على أنها تتمحور حول شخصه.</w:t>
-      </w:r>
-    </w:p>
-    <w:p>
-      <w:pPr>
-        <w:bidi/>
-      </w:pPr>
-      <w:r>
-        <w:rPr>
-          <w:lang w:val="ar_AE" w:bidi="ar_AE"/>
-        </w:rPr>
-      </w:r>
-      <w:r>
-        <w:rPr>
-          <w:lang w:val="ar_AE" w:bidi="ar_AE"/>
-        </w:rPr>
-        <w:t>في رسالتي غلاطية وأفسس، يُطوِّر بولس هذه الفكرة بمزيد من التفصيل، قائلًا للمؤمنين من الأمم أنهم أصبحوا "شُركاء في الميراث مع إسرائيل، وأعضاء معًا في جسدٍ واحد، وشركاء معًا في الوعد في المسيح يسوع" (</w:t>
-      </w:r>
-      <w:hyperlink r:id="rId327">
-        <w:r>
-          <w:rPr>
-            <w:lang w:val="ar_AE" w:bidi="ar_AE"/>
-          </w:rPr>
-          <w:rPr>
-            <w:color w:val="0000EE"/>
-            <w:u w:val="single"/>
-          </w:rPr>
-          <w:t>أفسس ٣: ٦</w:t>
-        </w:r>
-      </w:hyperlink>
-      <w:r>
-        <w:rPr>
-          <w:lang w:val="ar_AE" w:bidi="ar_AE"/>
-        </w:rPr>
-        <w:t>). في الواقع، يقول بولس إن الأمم الذين يثقون بالمسيح يَنضمون إلى نَسل إبراهيم وبالتالي يُصبحون ورثة بحسب الوعد (</w:t>
-      </w:r>
-      <w:hyperlink r:id="rId328">
-        <w:r>
-          <w:rPr>
-            <w:lang w:val="ar_AE" w:bidi="ar_AE"/>
-          </w:rPr>
-          <w:rPr>
-            <w:color w:val="0000EE"/>
-            <w:u w:val="single"/>
-          </w:rPr>
-          <w:t>غلاطية ٣: ٢٩</w:t>
-        </w:r>
-      </w:hyperlink>
-      <w:r>
-        <w:rPr>
-          <w:lang w:val="ar_AE" w:bidi="ar_AE"/>
-        </w:rPr>
-        <w:t>)، ويَذهب إلى حد معادلة رسالة الإنجيل بالوعد الذي أُعطي لإبراهيم عندما يقول، "</w:t>
-      </w:r>
-      <w:r>
-        <w:rPr>
-          <w:lang w:val="ar_AE" w:bidi="ar_AE"/>
-        </w:rPr>
-        <w:t>وَالْكِتَابُ إِذْ سَبَقَ فَرَأَى أَنَّ اللهَ بِالْإِيمَانِ يُبَرِّرُ الْأُمَمَ، سَبَقَ فَبَشَّرَ إِبْرَاهِيمَ أَنْ فِيكَ تَتَبَارَكُ جَمِيعُ الْأُمَمِ</w:t>
-      </w:r>
-      <w:r>
-        <w:rPr>
-          <w:lang w:val="ar_AE" w:bidi="ar_AE"/>
-        </w:rPr>
-        <w:t>" (</w:t>
-      </w:r>
-      <w:hyperlink r:id="rId329">
-        <w:r>
-          <w:rPr>
-            <w:lang w:val="ar_AE" w:bidi="ar_AE"/>
-          </w:rPr>
-          <w:rPr>
-            <w:color w:val="0000EE"/>
-            <w:u w:val="single"/>
-          </w:rPr>
-          <w:t>غلاطية ٣:٨</w:t>
-        </w:r>
-      </w:hyperlink>
-      <w:r>
-        <w:rPr>
-          <w:lang w:val="ar_AE" w:bidi="ar_AE"/>
-        </w:rPr>
-        <w:t>). تؤكِّد هذه النصوص وغيرها من نصوص العهد الجديد، العلاقةَ الوثيقة بين مجيء المسيح وتحقيق الوعد. تَجتمع وعودُ الله في المسيح وفي كل ما حقَّقه، وما زال سيحققه، لشعبه.</w:t>
-      </w:r>
-    </w:p>
-    <w:p>
-      <w:pPr>
-        <w:bidi/>
-      </w:pPr>
-      <w:r>
-        <w:rPr>
-          <w:lang w:val="ar_AE" w:bidi="ar_AE"/>
-        </w:rPr>
-      </w:r>
-      <w:r>
-        <w:rPr>
-          <w:lang w:val="ar_AE" w:bidi="ar_AE"/>
-        </w:rPr>
-        <w:t>إن أحد جوانب الوعد الأخرى، والذي تم التأكيد عليه بشكل خاص في العهد الجديد، يَتعلَّق بمجيء الروح القُدس. يُشير بولس إلى المؤمنين بأنهم مَختومون بالروح القُدس الموعود (</w:t>
-      </w:r>
-      <w:hyperlink r:id="rId330">
-        <w:r>
-          <w:rPr>
-            <w:lang w:val="ar_AE" w:bidi="ar_AE"/>
-          </w:rPr>
-          <w:rPr>
-            <w:color w:val="0000EE"/>
-            <w:u w:val="single"/>
-          </w:rPr>
-          <w:t>أفسس ١: ١٣</w:t>
-        </w:r>
-      </w:hyperlink>
-      <w:r>
-        <w:rPr>
-          <w:lang w:val="ar_AE" w:bidi="ar_AE"/>
-        </w:rPr>
-        <w:t>)، وبأنهم ينالون وعد الروح القُدس (</w:t>
-      </w:r>
-      <w:hyperlink r:id="rId331">
-        <w:r>
-          <w:rPr>
-            <w:lang w:val="ar_AE" w:bidi="ar_AE"/>
-          </w:rPr>
-          <w:rPr>
-            <w:color w:val="0000EE"/>
-            <w:u w:val="single"/>
-          </w:rPr>
-          <w:t>غلاطية ٣: ١٤</w:t>
-        </w:r>
-      </w:hyperlink>
-      <w:r>
-        <w:rPr>
-          <w:lang w:val="ar_AE" w:bidi="ar_AE"/>
-        </w:rPr>
-        <w:t>). إن عطية الروح القُدس ليست فقط تحقيقًا لوعدٍ في العهد القديم (</w:t>
-      </w:r>
-      <w:hyperlink r:id="rId332">
-        <w:r>
-          <w:rPr>
-            <w:lang w:val="ar_AE" w:bidi="ar_AE"/>
-          </w:rPr>
-          <w:rPr>
-            <w:color w:val="0000EE"/>
-            <w:u w:val="single"/>
-          </w:rPr>
-          <w:t>إشعياء ٣٢: ١٥</w:t>
-        </w:r>
-      </w:hyperlink>
-      <w:r>
-        <w:rPr>
-          <w:lang w:val="ar_AE" w:bidi="ar_AE"/>
-        </w:rPr>
-        <w:t xml:space="preserve">؛ </w:t>
-      </w:r>
-      <w:hyperlink r:id="rId271">
-        <w:r>
-          <w:rPr>
-            <w:lang w:val="ar_AE" w:bidi="ar_AE"/>
-          </w:rPr>
-          <w:rPr>
-            <w:color w:val="0000EE"/>
-            <w:u w:val="single"/>
-          </w:rPr>
-          <w:t>حزقيال ٣٦: ٢٧</w:t>
-        </w:r>
-      </w:hyperlink>
-      <w:r>
-        <w:rPr>
-          <w:lang w:val="ar_AE" w:bidi="ar_AE"/>
-        </w:rPr>
-        <w:t xml:space="preserve">؛ </w:t>
-      </w:r>
-      <w:hyperlink r:id="rId333">
-        <w:r>
-          <w:rPr>
-            <w:lang w:val="ar_AE" w:bidi="ar_AE"/>
-          </w:rPr>
-          <w:rPr>
-            <w:color w:val="0000EE"/>
-            <w:u w:val="single"/>
-          </w:rPr>
-          <w:t>يوئيل ٢: ٢٨</w:t>
-        </w:r>
-      </w:hyperlink>
-      <w:r>
-        <w:rPr>
-          <w:lang w:val="ar_AE" w:bidi="ar_AE"/>
-        </w:rPr>
-        <w:t>)، ووعد المسيح نفسه (</w:t>
-      </w:r>
-      <w:hyperlink r:id="rId334">
-        <w:r>
-          <w:rPr>
-            <w:lang w:val="ar_AE" w:bidi="ar_AE"/>
-          </w:rPr>
-          <w:rPr>
-            <w:color w:val="0000EE"/>
-            <w:u w:val="single"/>
-          </w:rPr>
-          <w:t>لوقا ٢٤: ٤٩</w:t>
-        </w:r>
-      </w:hyperlink>
-      <w:r>
-        <w:rPr>
-          <w:lang w:val="ar_AE" w:bidi="ar_AE"/>
-        </w:rPr>
-        <w:t xml:space="preserve">؛ </w:t>
-      </w:r>
-      <w:hyperlink r:id="rId335">
-        <w:r>
-          <w:rPr>
-            <w:lang w:val="ar_AE" w:bidi="ar_AE"/>
-          </w:rPr>
-          <w:rPr>
-            <w:color w:val="0000EE"/>
-            <w:u w:val="single"/>
-          </w:rPr>
-          <w:t>يوحنا ١٤: ١٦، ٢٠</w:t>
-        </w:r>
-      </w:hyperlink>
-      <w:r>
-        <w:rPr>
-          <w:lang w:val="ar_AE" w:bidi="ar_AE"/>
-        </w:rPr>
-        <w:t xml:space="preserve">؛ </w:t>
-      </w:r>
-      <w:hyperlink r:id="rId336">
-        <w:r>
-          <w:rPr>
-            <w:lang w:val="ar_AE" w:bidi="ar_AE"/>
-          </w:rPr>
-          <w:rPr>
-            <w:color w:val="0000EE"/>
-            <w:u w:val="single"/>
-          </w:rPr>
-          <w:t>أعمال الرسل ١: ٤</w:t>
-        </w:r>
-      </w:hyperlink>
-      <w:r>
-        <w:rPr>
-          <w:lang w:val="ar_AE" w:bidi="ar_AE"/>
-        </w:rPr>
-        <w:t>)، بل هي أيضًا وَعدٌ بشيءٍ مستقبلي. يتحدَّث بولس عن وجود الروح القُدس داخل المؤمن بصفته ضمانًا لميراثنا (</w:t>
-      </w:r>
-      <w:hyperlink r:id="rId337">
-        <w:r>
-          <w:rPr>
-            <w:lang w:val="ar_AE" w:bidi="ar_AE"/>
-          </w:rPr>
-          <w:rPr>
-            <w:color w:val="0000EE"/>
-            <w:u w:val="single"/>
-          </w:rPr>
-          <w:t>٢ كورنثوس ١: ٢٢</w:t>
-        </w:r>
-      </w:hyperlink>
-      <w:r>
-        <w:rPr>
-          <w:lang w:val="ar_AE" w:bidi="ar_AE"/>
-        </w:rPr>
-        <w:t xml:space="preserve">؛ </w:t>
-      </w:r>
-      <w:hyperlink r:id="rId338">
-        <w:r>
-          <w:rPr>
-            <w:lang w:val="ar_AE" w:bidi="ar_AE"/>
-          </w:rPr>
-          <w:rPr>
-            <w:color w:val="0000EE"/>
-            <w:u w:val="single"/>
-          </w:rPr>
-          <w:t>٥: ٥</w:t>
-        </w:r>
-      </w:hyperlink>
-      <w:r>
-        <w:rPr>
-          <w:lang w:val="ar_AE" w:bidi="ar_AE"/>
-        </w:rPr>
-        <w:t xml:space="preserve">؛ </w:t>
-      </w:r>
-      <w:hyperlink r:id="rId339">
-        <w:r>
-          <w:rPr>
-            <w:lang w:val="ar_AE" w:bidi="ar_AE"/>
-          </w:rPr>
-          <w:rPr>
-            <w:color w:val="0000EE"/>
-            <w:u w:val="single"/>
-          </w:rPr>
-          <w:t>أفسس ١: ١٤</w:t>
-        </w:r>
-      </w:hyperlink>
-      <w:r>
-        <w:rPr>
-          <w:lang w:val="ar_AE" w:bidi="ar_AE"/>
-        </w:rPr>
-        <w:t>). إن الروح القدس هو "باكورة" المجد المستقبلي (</w:t>
-      </w:r>
-      <w:hyperlink r:id="rId340">
-        <w:r>
-          <w:rPr>
-            <w:lang w:val="ar_AE" w:bidi="ar_AE"/>
-          </w:rPr>
-          <w:rPr>
-            <w:color w:val="0000EE"/>
-            <w:u w:val="single"/>
-          </w:rPr>
-          <w:t>رومية ٨: ٢٣</w:t>
-        </w:r>
-      </w:hyperlink>
-      <w:r>
-        <w:rPr>
-          <w:lang w:val="ar_AE" w:bidi="ar_AE"/>
-        </w:rPr>
-        <w:t>).</w:t>
-      </w:r>
-    </w:p>
-    <w:p>
-      <w:pPr>
-        <w:bidi/>
-      </w:pPr>
-      <w:r>
-        <w:rPr>
-          <w:lang w:val="ar_AE" w:bidi="ar_AE"/>
-        </w:rPr>
-      </w:r>
-      <w:r>
-        <w:rPr>
-          <w:lang w:val="ar_AE" w:bidi="ar_AE"/>
-        </w:rPr>
-        <w:t xml:space="preserve">يَتعلَّق جانبٌ أخير من موضوع الوعد في العهد الجديد باليقين في المجيء الثاني للمسيح وتأسيس السماوات الجديدة والأرض الجديدة (راجع </w:t>
-      </w:r>
-      <w:hyperlink r:id="rId341">
-        <w:r>
-          <w:rPr>
-            <w:lang w:val="ar_AE" w:bidi="ar_AE"/>
-          </w:rPr>
-          <w:rPr>
-            <w:color w:val="0000EE"/>
-            <w:u w:val="single"/>
-          </w:rPr>
-          <w:t>يوحنا ١٤: ١–٣</w:t>
-        </w:r>
-      </w:hyperlink>
-      <w:r>
-        <w:rPr>
-          <w:lang w:val="ar_AE" w:bidi="ar_AE"/>
-        </w:rPr>
-        <w:t xml:space="preserve">؛ </w:t>
-      </w:r>
-      <w:hyperlink r:id="rId342">
-        <w:r>
-          <w:rPr>
-            <w:lang w:val="ar_AE" w:bidi="ar_AE"/>
-          </w:rPr>
-          <w:rPr>
-            <w:color w:val="0000EE"/>
-            <w:u w:val="single"/>
-          </w:rPr>
-          <w:t>٢ بطرس ٣: ٤، ٩، ١٣</w:t>
-        </w:r>
-      </w:hyperlink>
-      <w:r>
-        <w:rPr>
-          <w:lang w:val="ar_AE" w:bidi="ar_AE"/>
-        </w:rPr>
-        <w:t>).</w:t>
-      </w:r>
-    </w:p>
-    <w:p>
-      <w:pPr>
-        <w:bidi/>
-      </w:pPr>
-      <w:r>
-        <w:rPr>
-          <w:lang w:val="ar_AE" w:bidi="ar_AE"/>
-        </w:rPr>
-      </w:r>
-      <w:r>
-        <w:rPr>
-          <w:i/>
-          <w:lang w:val="ar_AE" w:bidi="ar_AE"/>
-        </w:rPr>
-        <w:t>انظر أيضًا</w:t>
-      </w:r>
-      <w:r>
-        <w:rPr>
-          <w:lang w:val="ar_AE" w:bidi="ar_AE"/>
-        </w:rPr>
-        <w:t xml:space="preserve"> </w:t>
-      </w:r>
-      <w:r>
-        <w:rPr>
-          <w:lang w:val="ar_AE" w:bidi="ar_AE"/>
-        </w:rPr>
-        <w:t>العهد</w:t>
-      </w:r>
-      <w:r>
-        <w:rPr>
-          <w:lang w:val="ar_AE" w:bidi="ar_AE"/>
-        </w:rPr>
-        <w:t xml:space="preserve">؛ </w:t>
-      </w:r>
-      <w:r>
-        <w:rPr>
-          <w:lang w:val="ar_AE" w:bidi="ar_AE"/>
-        </w:rPr>
-        <w:t>الله، طبيعة وصفات</w:t>
-      </w:r>
-      <w:r>
-        <w:rPr>
-          <w:lang w:val="ar_AE" w:bidi="ar_AE"/>
-        </w:rPr>
-        <w:t xml:space="preserve">؛ </w:t>
-      </w:r>
-      <w:r>
-        <w:rPr>
-          <w:lang w:val="ar_AE" w:bidi="ar_AE"/>
-        </w:rPr>
-        <w:t>الرجاء</w:t>
-      </w:r>
-      <w:r>
-        <w:rPr>
-          <w:lang w:val="ar_AE" w:bidi="ar_AE"/>
-        </w:rPr>
-        <w:t xml:space="preserve">؛ </w:t>
-      </w:r>
-      <w:r>
-        <w:rPr>
-          <w:lang w:val="ar_AE" w:bidi="ar_AE"/>
-        </w:rPr>
-        <w:t>النبوة</w:t>
-      </w:r>
-      <w:r>
-        <w:rPr>
-          <w:lang w:val="ar_AE" w:bidi="ar_AE"/>
-        </w:rPr>
-        <w:t xml:space="preserve">؛ </w:t>
-      </w:r>
-      <w:r>
-        <w:rPr>
-          <w:lang w:val="ar_AE" w:bidi="ar_AE"/>
-        </w:rPr>
-        <w:t>النبي، النبية</w:t>
-      </w:r>
-      <w:r>
-        <w:rPr>
-          <w:lang w:val="ar_AE" w:bidi="ar_AE"/>
-        </w:rPr>
-        <w:t>.</w:t>
-      </w:r>
-      <w:r>
-        <w:rPr>
-          <w:lang w:val="ar_AE" w:bidi="ar_AE"/>
-        </w:rPr>
-      </w:r>
-      <w:r>
-        <w:rPr>
-          <w:lang w:val="ar_AE" w:bidi="ar_AE"/>
-        </w:rPr>
-      </w:r>
-    </w:p>
-    <w:p>
-      <w:pPr>
-        <w:bidi/>
-      </w:pPr>
+        <w:t>وَلِيّ الدَّم</w:t>
+      </w:r>
       <w:r>
         <w:rPr>
           <w:lang w:val="ar_AE" w:bidi="ar_AE"/>
@@ -15645,936 +16623,23 @@
         <w:rPr>
           <w:lang w:val="ar_AE" w:bidi="ar_AE"/>
         </w:rPr>
-        <w:t>وَعْرِ</w:t>
-      </w:r>
-      <w:r>
-        <w:rPr>
-          <w:lang w:val="ar_AE" w:bidi="ar_AE"/>
-        </w:rPr>
-      </w:r>
-    </w:p>
-    <w:p>
-      <w:pPr>
-        <w:bidi/>
-      </w:pPr>
-      <w:r>
-        <w:rPr>
-          <w:lang w:val="ar_AE" w:bidi="ar_AE"/>
-        </w:rPr>
-      </w:r>
-      <w:r>
-        <w:rPr>
-          <w:lang w:val="ar_AE" w:bidi="ar_AE"/>
-        </w:rPr>
-        <w:t>الكلمة الأكثر شيوعًا في العبرية لكلمة "غابة". تشير إلى الغابات عمومًا (</w:t>
-      </w:r>
-      <w:hyperlink r:id="rId343">
-        <w:r>
-          <w:rPr>
-            <w:lang w:val="ar_AE" w:bidi="ar_AE"/>
-          </w:rPr>
-          <w:rPr>
-            <w:color w:val="0000EE"/>
-            <w:u w:val="single"/>
-          </w:rPr>
-          <w:t>إش 10:18</w:t>
-        </w:r>
-      </w:hyperlink>
-      <w:r>
-        <w:rPr>
-          <w:lang w:val="ar_AE" w:bidi="ar_AE"/>
-        </w:rPr>
-        <w:t>) وإلى غابات محددة، مثل "</w:t>
-      </w:r>
-      <w:r>
-        <w:rPr>
-          <w:lang w:val="ar_AE" w:bidi="ar_AE"/>
-        </w:rPr>
-        <w:t>وَعْرِ أَفْرَايِمَ</w:t>
-      </w:r>
-      <w:r>
-        <w:rPr>
-          <w:lang w:val="ar_AE" w:bidi="ar_AE"/>
-        </w:rPr>
-        <w:t>" (</w:t>
-      </w:r>
-      <w:hyperlink r:id="rId344">
-        <w:r>
-          <w:rPr>
-            <w:lang w:val="ar_AE" w:bidi="ar_AE"/>
-          </w:rPr>
-          <w:rPr>
-            <w:color w:val="0000EE"/>
-            <w:u w:val="single"/>
-          </w:rPr>
-          <w:t>2 صم 18:6</w:t>
-        </w:r>
-      </w:hyperlink>
-      <w:r>
-        <w:rPr>
-          <w:lang w:val="ar_AE" w:bidi="ar_AE"/>
-        </w:rPr>
-        <w:t>) و"</w:t>
-      </w:r>
-      <w:r>
-        <w:rPr>
-          <w:lang w:val="ar_AE" w:bidi="ar_AE"/>
-        </w:rPr>
-        <w:t>وَعْرِ حَارِثٍ</w:t>
-      </w:r>
-      <w:r>
-        <w:rPr>
-          <w:lang w:val="ar_AE" w:bidi="ar_AE"/>
-        </w:rPr>
-        <w:t>" (</w:t>
-      </w:r>
-      <w:hyperlink r:id="rId345">
-        <w:r>
-          <w:rPr>
-            <w:lang w:val="ar_AE" w:bidi="ar_AE"/>
-          </w:rPr>
-          <w:rPr>
-            <w:color w:val="0000EE"/>
-            <w:u w:val="single"/>
-          </w:rPr>
-          <w:t>1 صم 22:5</w:t>
-        </w:r>
-      </w:hyperlink>
-      <w:r>
-        <w:rPr>
-          <w:lang w:val="ar_AE" w:bidi="ar_AE"/>
-        </w:rPr>
-        <w:t>)، وكلاهما مرتبط بالملك دَاود. كما تظهر اسمًا لأحد مباني سلَيْمَان، "</w:t>
-      </w:r>
-      <w:r>
-        <w:rPr>
-          <w:lang w:val="ar_AE" w:bidi="ar_AE"/>
-        </w:rPr>
-        <w:t>بَيْتَ وَعْرِ لُبْنَان</w:t>
-      </w:r>
-      <w:r>
-        <w:rPr>
-          <w:lang w:val="ar_AE" w:bidi="ar_AE"/>
-        </w:rPr>
-        <w:t>" (</w:t>
-      </w:r>
-      <w:hyperlink r:id="rId346">
-        <w:r>
-          <w:rPr>
-            <w:lang w:val="ar_AE" w:bidi="ar_AE"/>
-          </w:rPr>
-          <w:rPr>
-            <w:color w:val="0000EE"/>
-            <w:u w:val="single"/>
-          </w:rPr>
-          <w:t>1 مل 7:2</w:t>
-        </w:r>
-      </w:hyperlink>
-      <w:r>
-        <w:rPr>
-          <w:lang w:val="ar_AE" w:bidi="ar_AE"/>
-        </w:rPr>
-        <w:t xml:space="preserve">)، على ما يبدو، بسبب استخدامه الواسع للأَرْز. من الواضح أنه ثمة حالة واحدة فقط لاستخدام لفظ "ٱلْوَعْرِ" استخدامًا مناسبًا. يشير </w:t>
-      </w:r>
-      <w:hyperlink r:id="rId347">
-        <w:r>
-          <w:rPr>
-            <w:lang w:val="ar_AE" w:bidi="ar_AE"/>
-          </w:rPr>
-          <w:rPr>
-            <w:color w:val="0000EE"/>
-            <w:u w:val="single"/>
-          </w:rPr>
-          <w:t>مزمور 132:6</w:t>
-        </w:r>
-      </w:hyperlink>
-      <w:r>
-        <w:rPr>
-          <w:lang w:val="ar_AE" w:bidi="ar_AE"/>
-        </w:rPr>
-        <w:t xml:space="preserve"> إلى نقل التابوت من قرية يعاريم إلى أورشَلِيم. هنا يُطلَق عليه حقل ٱلْوَعْرِ (أو "الغابة")، ربما كتعبير شعري مختصر.</w:t>
-      </w:r>
-      <w:r>
-        <w:rPr>
-          <w:lang w:val="ar_AE" w:bidi="ar_AE"/>
-        </w:rPr>
-      </w:r>
-      <w:r>
-        <w:rPr>
-          <w:lang w:val="ar_AE" w:bidi="ar_AE"/>
-        </w:rPr>
-      </w:r>
-    </w:p>
-    <w:p>
-      <w:pPr>
-        <w:bidi/>
-      </w:pPr>
-      <w:r>
-        <w:rPr>
-          <w:lang w:val="ar_AE" w:bidi="ar_AE"/>
-        </w:rPr>
-      </w:r>
-    </w:p>
-    <w:p>
-      <w:pPr>
-        <w:pStyle w:val="Heading2"/>
-        <w:bidi/>
-      </w:pPr>
-      <w:r>
-        <w:rPr>
-          <w:lang w:val="ar_AE" w:bidi="ar_AE"/>
-        </w:rPr>
-        <w:t>وفْسِي</w:t>
-      </w:r>
-      <w:r>
-        <w:rPr>
-          <w:lang w:val="ar_AE" w:bidi="ar_AE"/>
-        </w:rPr>
-      </w:r>
-    </w:p>
-    <w:p>
-      <w:pPr>
-        <w:bidi/>
-      </w:pPr>
-      <w:r>
-        <w:rPr>
-          <w:lang w:val="ar_AE" w:bidi="ar_AE"/>
-        </w:rPr>
-      </w:r>
-      <w:r>
-        <w:rPr>
-          <w:lang w:val="ar_AE" w:bidi="ar_AE"/>
-        </w:rPr>
-        <w:t>رجل من سبط نفتالي اختاره موسَى لاستكشاف أرض كَنْعَان (</w:t>
-      </w:r>
-      <w:hyperlink r:id="rId348">
-        <w:r>
-          <w:rPr>
-            <w:lang w:val="ar_AE" w:bidi="ar_AE"/>
-          </w:rPr>
-          <w:rPr>
-            <w:color w:val="0000EE"/>
-            <w:u w:val="single"/>
-          </w:rPr>
-          <w:t>عدد 13:14</w:t>
-        </w:r>
-      </w:hyperlink>
-      <w:r>
-        <w:rPr>
-          <w:lang w:val="ar_AE" w:bidi="ar_AE"/>
-        </w:rPr>
-        <w:t>).</w:t>
-      </w:r>
-      <w:r>
-        <w:rPr>
-          <w:lang w:val="ar_AE" w:bidi="ar_AE"/>
-        </w:rPr>
-      </w:r>
-      <w:r>
-        <w:rPr>
-          <w:lang w:val="ar_AE" w:bidi="ar_AE"/>
-        </w:rPr>
-      </w:r>
-    </w:p>
-    <w:p>
-      <w:pPr>
-        <w:bidi/>
-      </w:pPr>
-      <w:r>
-        <w:rPr>
-          <w:lang w:val="ar_AE" w:bidi="ar_AE"/>
-        </w:rPr>
-      </w:r>
-    </w:p>
-    <w:p>
-      <w:pPr>
-        <w:pStyle w:val="Heading2"/>
-        <w:bidi/>
-      </w:pPr>
-      <w:r>
-        <w:rPr>
-          <w:lang w:val="ar_AE" w:bidi="ar_AE"/>
-        </w:rPr>
-        <w:t>وقت، زمن</w:t>
-      </w:r>
-      <w:r>
-        <w:rPr>
-          <w:lang w:val="ar_AE" w:bidi="ar_AE"/>
-        </w:rPr>
-      </w:r>
-    </w:p>
-    <w:p>
-      <w:pPr>
-        <w:bidi/>
-      </w:pPr>
-      <w:r>
-        <w:rPr>
-          <w:lang w:val="ar_AE" w:bidi="ar_AE"/>
-        </w:rPr>
-      </w:r>
-      <w:r>
-        <w:rPr>
-          <w:lang w:val="ar_AE" w:bidi="ar_AE"/>
-        </w:rPr>
-        <w:t xml:space="preserve">انظر </w:t>
-      </w:r>
-      <w:r>
-        <w:rPr>
-          <w:lang w:val="ar_AE" w:bidi="ar_AE"/>
-        </w:rPr>
-        <w:t>التقويمات القديمة والحديثة</w:t>
-      </w:r>
-      <w:r>
-        <w:rPr>
-          <w:lang w:val="ar_AE" w:bidi="ar_AE"/>
-        </w:rPr>
-        <w:t>.</w:t>
-      </w:r>
-      <w:r>
-        <w:rPr>
-          <w:lang w:val="ar_AE" w:bidi="ar_AE"/>
-        </w:rPr>
-      </w:r>
-      <w:r>
-        <w:rPr>
-          <w:lang w:val="ar_AE" w:bidi="ar_AE"/>
-        </w:rPr>
-      </w:r>
-    </w:p>
-    <w:p>
-      <w:pPr>
-        <w:bidi/>
-      </w:pPr>
-      <w:r>
-        <w:rPr>
-          <w:lang w:val="ar_AE" w:bidi="ar_AE"/>
-        </w:rPr>
-      </w:r>
-    </w:p>
-    <w:p>
-      <w:pPr>
-        <w:pStyle w:val="Heading2"/>
-        <w:bidi/>
-      </w:pPr>
-      <w:r>
-        <w:rPr>
-          <w:lang w:val="ar_AE" w:bidi="ar_AE"/>
-        </w:rPr>
-        <w:t>وكيل/والي</w:t>
-      </w:r>
-      <w:r>
-        <w:rPr>
-          <w:lang w:val="ar_AE" w:bidi="ar_AE"/>
-        </w:rPr>
-      </w:r>
-    </w:p>
-    <w:p>
-      <w:pPr>
-        <w:bidi/>
-      </w:pPr>
-      <w:r>
-        <w:rPr>
-          <w:lang w:val="ar_AE" w:bidi="ar_AE"/>
-        </w:rPr>
-      </w:r>
-      <w:r>
-        <w:rPr>
-          <w:lang w:val="ar_AE" w:bidi="ar_AE"/>
-        </w:rPr>
-        <w:t>1. مسؤول ذو رتبة عالية يُمنَح سلطته عادة من قِبَل المَلِك (</w:t>
-      </w:r>
-      <w:hyperlink r:id="rId349">
-        <w:r>
-          <w:rPr>
-            <w:lang w:val="ar_AE" w:bidi="ar_AE"/>
-          </w:rPr>
-          <w:rPr>
-            <w:color w:val="0000EE"/>
-            <w:u w:val="single"/>
-          </w:rPr>
-          <w:t>1ملوك 22:47؛</w:t>
-        </w:r>
-      </w:hyperlink>
-      <w:r>
-        <w:rPr>
-          <w:lang w:val="ar_AE" w:bidi="ar_AE"/>
-        </w:rPr>
-        <w:t xml:space="preserve"> </w:t>
-      </w:r>
-      <w:hyperlink r:id="rId350">
-        <w:r>
-          <w:rPr>
-            <w:lang w:val="ar_AE" w:bidi="ar_AE"/>
-          </w:rPr>
-          <w:rPr>
-            <w:color w:val="0000EE"/>
-            <w:u w:val="single"/>
-          </w:rPr>
-          <w:t>إرميا 51:28</w:t>
-        </w:r>
-      </w:hyperlink>
-      <w:r>
-        <w:rPr>
-          <w:lang w:val="ar_AE" w:bidi="ar_AE"/>
-        </w:rPr>
-        <w:t xml:space="preserve">). انظر </w:t>
-      </w:r>
-      <w:r>
-        <w:rPr>
-          <w:lang w:val="ar_AE" w:bidi="ar_AE"/>
-        </w:rPr>
-        <w:t>الحاكم</w:t>
-      </w:r>
-      <w:r>
-        <w:rPr>
-          <w:lang w:val="ar_AE" w:bidi="ar_AE"/>
-        </w:rPr>
-        <w:t>.</w:t>
-      </w:r>
-    </w:p>
-    <w:p>
-      <w:pPr>
-        <w:bidi/>
-      </w:pPr>
-      <w:r>
-        <w:rPr>
-          <w:lang w:val="ar_AE" w:bidi="ar_AE"/>
-        </w:rPr>
-      </w:r>
-      <w:r>
-        <w:rPr>
-          <w:lang w:val="ar_AE" w:bidi="ar_AE"/>
-        </w:rPr>
-        <w:t xml:space="preserve">2. ترجمة الملك جيمس الإنجليزية لكلمة "proconsul" (والي)، وهو مسؤول يُعيَّن على المقاطعات من قبل مجلس الشيوخ الروماني، وورد ذكره في </w:t>
-      </w:r>
-      <w:hyperlink r:id="rId102">
-        <w:r>
-          <w:rPr>
-            <w:lang w:val="ar_AE" w:bidi="ar_AE"/>
-          </w:rPr>
-          <w:rPr>
-            <w:color w:val="0000EE"/>
-            <w:u w:val="single"/>
-          </w:rPr>
-          <w:t>أعمال الرسل 13:7–12؛</w:t>
-        </w:r>
-      </w:hyperlink>
-      <w:r>
-        <w:rPr>
-          <w:lang w:val="ar_AE" w:bidi="ar_AE"/>
-        </w:rPr>
-        <w:t xml:space="preserve"> </w:t>
-      </w:r>
-      <w:hyperlink r:id="rId351">
-        <w:r>
-          <w:rPr>
-            <w:lang w:val="ar_AE" w:bidi="ar_AE"/>
-          </w:rPr>
-          <w:rPr>
-            <w:color w:val="0000EE"/>
-            <w:u w:val="single"/>
-          </w:rPr>
-          <w:t>18:12؛</w:t>
-        </w:r>
-      </w:hyperlink>
-      <w:r>
-        <w:rPr>
-          <w:lang w:val="ar_AE" w:bidi="ar_AE"/>
-        </w:rPr>
-        <w:t xml:space="preserve"> </w:t>
-      </w:r>
-      <w:hyperlink r:id="rId352">
-        <w:r>
-          <w:rPr>
-            <w:lang w:val="ar_AE" w:bidi="ar_AE"/>
-          </w:rPr>
-          <w:rPr>
-            <w:color w:val="0000EE"/>
-            <w:u w:val="single"/>
-          </w:rPr>
-          <w:t>19:38</w:t>
-        </w:r>
-      </w:hyperlink>
-      <w:r>
-        <w:rPr>
-          <w:lang w:val="ar_AE" w:bidi="ar_AE"/>
-        </w:rPr>
-        <w:t>.</w:t>
-      </w:r>
-    </w:p>
-    <w:p>
-      <w:pPr>
-        <w:bidi/>
-      </w:pPr>
-      <w:r>
-        <w:rPr>
-          <w:lang w:val="ar_AE" w:bidi="ar_AE"/>
-        </w:rPr>
-      </w:r>
-      <w:r>
-        <w:rPr>
-          <w:lang w:val="ar_AE" w:bidi="ar_AE"/>
-        </w:rPr>
-        <w:t xml:space="preserve">انظر أيضًا </w:t>
-      </w:r>
-      <w:r>
-        <w:rPr>
-          <w:lang w:val="ar_AE" w:bidi="ar_AE"/>
-        </w:rPr>
-        <w:t>الوالي</w:t>
-      </w:r>
-      <w:r>
-        <w:rPr>
-          <w:lang w:val="ar_AE" w:bidi="ar_AE"/>
-        </w:rPr>
-        <w:t>.</w:t>
-      </w:r>
-      <w:r>
-        <w:rPr>
-          <w:lang w:val="ar_AE" w:bidi="ar_AE"/>
-        </w:rPr>
-      </w:r>
-      <w:r>
-        <w:rPr>
-          <w:lang w:val="ar_AE" w:bidi="ar_AE"/>
-        </w:rPr>
-      </w:r>
-    </w:p>
-    <w:p>
-      <w:pPr>
-        <w:bidi/>
-      </w:pPr>
-      <w:r>
-        <w:rPr>
-          <w:lang w:val="ar_AE" w:bidi="ar_AE"/>
-        </w:rPr>
-      </w:r>
-    </w:p>
-    <w:p>
-      <w:pPr>
-        <w:pStyle w:val="Heading2"/>
-        <w:bidi/>
-      </w:pPr>
-      <w:r>
-        <w:rPr>
-          <w:lang w:val="ar_AE" w:bidi="ar_AE"/>
-        </w:rPr>
-        <w:t>ولادة ثانية</w:t>
-      </w:r>
-      <w:r>
-        <w:rPr>
-          <w:lang w:val="ar_AE" w:bidi="ar_AE"/>
-        </w:rPr>
-      </w:r>
-    </w:p>
-    <w:p>
-      <w:pPr>
-        <w:bidi/>
-      </w:pPr>
-      <w:r>
-        <w:rPr>
-          <w:lang w:val="ar_AE" w:bidi="ar_AE"/>
-        </w:rPr>
-      </w:r>
-      <w:r>
-        <w:rPr>
-          <w:i/>
-          <w:lang w:val="ar_AE" w:bidi="ar_AE"/>
-        </w:rPr>
-        <w:t>انظر</w:t>
-      </w:r>
-      <w:r>
-        <w:rPr>
-          <w:lang w:val="ar_AE" w:bidi="ar_AE"/>
-        </w:rPr>
-        <w:t xml:space="preserve"> </w:t>
-      </w:r>
-      <w:r>
-        <w:rPr>
-          <w:lang w:val="ar_AE" w:bidi="ar_AE"/>
-        </w:rPr>
-        <w:t>التجديد</w:t>
-      </w:r>
-      <w:r>
-        <w:rPr>
-          <w:lang w:val="ar_AE" w:bidi="ar_AE"/>
-        </w:rPr>
-        <w:t>.</w:t>
-      </w:r>
-      <w:r>
-        <w:rPr>
-          <w:lang w:val="ar_AE" w:bidi="ar_AE"/>
-        </w:rPr>
-      </w:r>
-      <w:r>
-        <w:rPr>
-          <w:lang w:val="ar_AE" w:bidi="ar_AE"/>
-        </w:rPr>
-      </w:r>
-    </w:p>
-    <w:p>
-      <w:pPr>
-        <w:bidi/>
-      </w:pPr>
-      <w:r>
-        <w:rPr>
-          <w:lang w:val="ar_AE" w:bidi="ar_AE"/>
-        </w:rPr>
-      </w:r>
-    </w:p>
-    <w:p>
-      <w:pPr>
-        <w:pStyle w:val="Heading2"/>
-        <w:bidi/>
-      </w:pPr>
-      <w:r>
-        <w:rPr>
-          <w:lang w:val="ar_AE" w:bidi="ar_AE"/>
-        </w:rPr>
-        <w:t>وِلادة جديدة</w:t>
-      </w:r>
-      <w:r>
-        <w:rPr>
-          <w:lang w:val="ar_AE" w:bidi="ar_AE"/>
-        </w:rPr>
-      </w:r>
-    </w:p>
-    <w:p>
-      <w:pPr>
-        <w:bidi/>
-      </w:pPr>
-      <w:r>
-        <w:rPr>
-          <w:lang w:val="ar_AE" w:bidi="ar_AE"/>
-        </w:rPr>
-      </w:r>
-      <w:r>
-        <w:rPr>
-          <w:i/>
-          <w:lang w:val="ar_AE" w:bidi="ar_AE"/>
-        </w:rPr>
-        <w:t>انظر</w:t>
-      </w:r>
-      <w:r>
-        <w:rPr>
-          <w:lang w:val="ar_AE" w:bidi="ar_AE"/>
-        </w:rPr>
-        <w:t xml:space="preserve"> </w:t>
-      </w:r>
-      <w:r>
-        <w:rPr>
-          <w:lang w:val="ar_AE" w:bidi="ar_AE"/>
-        </w:rPr>
-        <w:t>التجديد</w:t>
-      </w:r>
-      <w:r>
-        <w:rPr>
-          <w:lang w:val="ar_AE" w:bidi="ar_AE"/>
-        </w:rPr>
-        <w:t>.</w:t>
-      </w:r>
-      <w:r>
-        <w:rPr>
-          <w:lang w:val="ar_AE" w:bidi="ar_AE"/>
-        </w:rPr>
-      </w:r>
-      <w:r>
-        <w:rPr>
-          <w:lang w:val="ar_AE" w:bidi="ar_AE"/>
-        </w:rPr>
-      </w:r>
-    </w:p>
-    <w:p>
-      <w:pPr>
-        <w:bidi/>
-      </w:pPr>
-      <w:r>
-        <w:rPr>
-          <w:lang w:val="ar_AE" w:bidi="ar_AE"/>
-        </w:rPr>
-      </w:r>
-    </w:p>
-    <w:p>
-      <w:pPr>
-        <w:pStyle w:val="Heading2"/>
-        <w:bidi/>
-      </w:pPr>
-      <w:r>
-        <w:rPr>
-          <w:lang w:val="ar_AE" w:bidi="ar_AE"/>
-        </w:rPr>
-        <w:t>ولادة، جديدة</w:t>
-      </w:r>
-      <w:r>
-        <w:rPr>
-          <w:lang w:val="ar_AE" w:bidi="ar_AE"/>
-        </w:rPr>
-      </w:r>
-    </w:p>
-    <w:p>
-      <w:pPr>
-        <w:bidi/>
-      </w:pPr>
-      <w:r>
-        <w:rPr>
-          <w:lang w:val="ar_AE" w:bidi="ar_AE"/>
-        </w:rPr>
-      </w:r>
-      <w:r>
-        <w:rPr>
-          <w:lang w:val="ar_AE" w:bidi="ar_AE"/>
-        </w:rPr>
-        <w:t>هي طريقة نَيْل "الحياة الروحية" ودخول ملكوت الله (</w:t>
-      </w:r>
-      <w:hyperlink r:id="rId353">
-        <w:r>
-          <w:rPr>
-            <w:lang w:val="ar_AE" w:bidi="ar_AE"/>
-          </w:rPr>
-          <w:rPr>
-            <w:color w:val="0000EE"/>
-            <w:u w:val="single"/>
-          </w:rPr>
-          <w:t>يوحنا 3:3–7</w:t>
-        </w:r>
-      </w:hyperlink>
-      <w:r>
-        <w:rPr>
-          <w:lang w:val="ar_AE" w:bidi="ar_AE"/>
-        </w:rPr>
-        <w:t xml:space="preserve">). </w:t>
-      </w:r>
-      <w:r>
-        <w:rPr>
-          <w:i/>
-          <w:lang w:val="ar_AE" w:bidi="ar_AE"/>
-        </w:rPr>
-        <w:t>انظر</w:t>
-      </w:r>
-      <w:r>
-        <w:rPr>
-          <w:lang w:val="ar_AE" w:bidi="ar_AE"/>
-        </w:rPr>
-        <w:t xml:space="preserve"> </w:t>
-      </w:r>
-      <w:r>
-        <w:rPr>
-          <w:lang w:val="ar_AE" w:bidi="ar_AE"/>
-        </w:rPr>
-        <w:t>التجديد</w:t>
-      </w:r>
-      <w:r>
-        <w:rPr>
-          <w:lang w:val="ar_AE" w:bidi="ar_AE"/>
-        </w:rPr>
-        <w:t>.</w:t>
-      </w:r>
-      <w:r>
-        <w:rPr>
-          <w:lang w:val="ar_AE" w:bidi="ar_AE"/>
-        </w:rPr>
-      </w:r>
-      <w:r>
-        <w:rPr>
-          <w:lang w:val="ar_AE" w:bidi="ar_AE"/>
-        </w:rPr>
-      </w:r>
-    </w:p>
-    <w:p>
-      <w:pPr>
-        <w:bidi/>
-      </w:pPr>
-      <w:r>
-        <w:rPr>
-          <w:lang w:val="ar_AE" w:bidi="ar_AE"/>
-        </w:rPr>
-      </w:r>
-    </w:p>
-    <w:p>
-      <w:pPr>
-        <w:pStyle w:val="Heading2"/>
-        <w:bidi/>
-      </w:pPr>
-      <w:r>
-        <w:rPr>
-          <w:lang w:val="ar_AE" w:bidi="ar_AE"/>
-        </w:rPr>
-        <w:t>وليّ</w:t>
-      </w:r>
-      <w:r>
-        <w:rPr>
-          <w:lang w:val="ar_AE" w:bidi="ar_AE"/>
-        </w:rPr>
-      </w:r>
-    </w:p>
-    <w:p>
-      <w:pPr>
-        <w:bidi/>
-      </w:pPr>
-      <w:r>
-        <w:rPr>
-          <w:lang w:val="ar_AE" w:bidi="ar_AE"/>
-        </w:rPr>
-      </w:r>
-      <w:r>
-        <w:rPr>
-          <w:lang w:val="ar_AE" w:bidi="ar_AE"/>
-        </w:rPr>
-        <w:t>أحد الأقارب أو الأنسباء حسب الجسد. في إِسْرَائِيل القديمة، كان السبط هو الوحدة الاجتماعية والسياسية الأكبر. وكانت أصغر وحدة اجتماعية داخل السبط هي العائلة. كانت العلاقة بين عائلة وأخرى منظمة بعناية من خلال قائمة الأشخاص الذين لا ينبغي الزواج منهم (</w:t>
-      </w:r>
-      <w:hyperlink r:id="rId354">
-        <w:r>
-          <w:rPr>
-            <w:lang w:val="ar_AE" w:bidi="ar_AE"/>
-          </w:rPr>
-          <w:rPr>
-            <w:color w:val="0000EE"/>
-            <w:u w:val="single"/>
-          </w:rPr>
-          <w:t>لاويين 18</w:t>
-        </w:r>
-      </w:hyperlink>
-      <w:r>
-        <w:rPr>
-          <w:lang w:val="ar_AE" w:bidi="ar_AE"/>
-        </w:rPr>
-        <w:t>). كان للأقارب، حتى وإن كانوا بعيدين بعض الشيء، حقوق وواجبات قانونية تجاه جميع أفراد العائلة. كان من حق "القريب" أن يحصل على ميراث عائلة بلا وريث (</w:t>
-      </w:r>
-      <w:hyperlink r:id="rId355">
-        <w:r>
-          <w:rPr>
-            <w:lang w:val="ar_AE" w:bidi="ar_AE"/>
-          </w:rPr>
-          <w:rPr>
-            <w:color w:val="0000EE"/>
-            <w:u w:val="single"/>
-          </w:rPr>
-          <w:t>عدد 27:11</w:t>
-        </w:r>
-      </w:hyperlink>
-      <w:r>
-        <w:rPr>
-          <w:lang w:val="ar_AE" w:bidi="ar_AE"/>
-        </w:rPr>
-        <w:t>). وكان ملزماً أيضاً باستعادة ممتلكات قريب وقع في الدين (</w:t>
-      </w:r>
-      <w:hyperlink r:id="rId356">
-        <w:r>
-          <w:rPr>
-            <w:lang w:val="ar_AE" w:bidi="ar_AE"/>
-          </w:rPr>
-          <w:rPr>
-            <w:color w:val="0000EE"/>
-            <w:u w:val="single"/>
-          </w:rPr>
-          <w:t>لاويين 25:25–28</w:t>
-        </w:r>
-      </w:hyperlink>
-      <w:r>
-        <w:rPr>
-          <w:lang w:val="ar_AE" w:bidi="ar_AE"/>
-        </w:rPr>
-        <w:t xml:space="preserve">)، خاصة إذا كان الأمر يتعلق باستعباد شخص لغير إسرائيلي (الآيات </w:t>
-      </w:r>
-      <w:hyperlink r:id="rId357">
-        <w:r>
-          <w:rPr>
-            <w:lang w:val="ar_AE" w:bidi="ar_AE"/>
-          </w:rPr>
-          <w:rPr>
-            <w:color w:val="0000EE"/>
-            <w:u w:val="single"/>
-          </w:rPr>
-          <w:t>47–49</w:t>
-        </w:r>
-      </w:hyperlink>
-      <w:r>
-        <w:rPr>
-          <w:lang w:val="ar_AE" w:bidi="ar_AE"/>
-        </w:rPr>
-        <w:t xml:space="preserve">). في هذه المكانة، يُدعى القريب </w:t>
-      </w:r>
-      <w:r>
-        <w:rPr>
-          <w:i/>
-          <w:lang w:val="ar_AE" w:bidi="ar_AE"/>
-        </w:rPr>
-        <w:t>(</w:t>
-      </w:r>
-      <w:r>
-        <w:rPr>
-          <w:lang w:val="ar_AE" w:bidi="ar_AE"/>
-        </w:rPr>
-        <w:t>karov</w:t>
-      </w:r>
-      <w:r>
-        <w:rPr>
-          <w:i/>
-          <w:lang w:val="ar_AE" w:bidi="ar_AE"/>
-        </w:rPr>
-        <w:t>)</w:t>
-      </w:r>
-      <w:r>
-        <w:rPr>
-          <w:lang w:val="ar_AE" w:bidi="ar_AE"/>
-        </w:rPr>
-        <w:t xml:space="preserve"> بالوليّ أو المُخلَّص </w:t>
-      </w:r>
-      <w:r>
-        <w:rPr>
-          <w:i/>
-          <w:lang w:val="ar_AE" w:bidi="ar_AE"/>
-        </w:rPr>
-        <w:t>(</w:t>
-      </w:r>
-      <w:r>
-        <w:rPr>
-          <w:lang w:val="ar_AE" w:bidi="ar_AE"/>
-        </w:rPr>
-        <w:t>go’el</w:t>
-      </w:r>
-      <w:r>
-        <w:rPr>
-          <w:i/>
-          <w:lang w:val="ar_AE" w:bidi="ar_AE"/>
-        </w:rPr>
-        <w:t>).</w:t>
-      </w:r>
-      <w:r>
-        <w:rPr>
-          <w:lang w:val="ar_AE" w:bidi="ar_AE"/>
-        </w:rPr>
-        <w:t xml:space="preserve"> كان بوعز في سفر رَاعوث هو الوليّ أو المخلص: "</w:t>
-      </w:r>
-      <w:r>
-        <w:rPr>
-          <w:lang w:val="ar_AE" w:bidi="ar_AE"/>
-        </w:rPr>
-        <w:t>ٱلرَّجُلُ ذُو قَرَابَةٍ لَنَا. هُوَ ثَانِي وَلِيِّنَا</w:t>
-      </w:r>
-      <w:r>
-        <w:rPr>
-          <w:lang w:val="ar_AE" w:bidi="ar_AE"/>
-        </w:rPr>
-        <w:t>" (</w:t>
-      </w:r>
-      <w:hyperlink r:id="rId358">
-        <w:r>
-          <w:rPr>
-            <w:lang w:val="ar_AE" w:bidi="ar_AE"/>
-          </w:rPr>
-          <w:rPr>
-            <w:color w:val="0000EE"/>
-            <w:u w:val="single"/>
-          </w:rPr>
-          <w:t>رَاعوث 2:20</w:t>
-        </w:r>
-      </w:hyperlink>
-      <w:r>
-        <w:rPr>
-          <w:lang w:val="ar_AE" w:bidi="ar_AE"/>
-        </w:rPr>
-        <w:t>). على أسس ناموسية، كان لبوعَز الحق في استعادة ممتلكات نعْمِيَ، لكنه كان ملزماً ناموسيًا بالانتظار لدوره، لأنه لم يكن الأقرب (</w:t>
+        <w:t>وَلِيّ الدَّم</w:t>
+      </w:r>
+    </w:p>
+    <w:p>
+      <w:pPr>
+        <w:bidi/>
+      </w:pPr>
+      <w:r>
+        <w:rPr>
+          <w:lang w:val="ar_AE" w:bidi="ar_AE"/>
+        </w:rPr>
+      </w:r>
+      <w:r>
+        <w:rPr>
+          <w:lang w:val="ar_AE" w:bidi="ar_AE"/>
+        </w:rPr>
+        <w:t>الشخص الذي كان يطارد قاتل أحد أقاربه وفي النهاية يقتص منه (</w:t>
       </w:r>
       <w:hyperlink r:id="rId359">
         <w:r>
@@ -16585,117 +16650,16 @@
             <w:color w:val="0000EE"/>
             <w:u w:val="single"/>
           </w:rPr>
-          <w:t>4:4</w:t>
-        </w:r>
-      </w:hyperlink>
-      <w:r>
-        <w:rPr>
-          <w:lang w:val="ar_AE" w:bidi="ar_AE"/>
-        </w:rPr>
-        <w:t xml:space="preserve">). فقط بعد أن رفض القريب الأقرب (آية </w:t>
+          <w:t>عدد 35</w:t>
+        </w:r>
+      </w:hyperlink>
+      <w:r>
+        <w:rPr>
+          <w:lang w:val="ar_AE" w:bidi="ar_AE"/>
+        </w:rPr>
+        <w:t>). كان من المتوقع أن ينتفض هذا "الوَلِيّ" في حالات القتل العمد لا القتل الخطأ. كان بإمكان الشخص المُتهم بالقتل الخطأ أن يلجأ إلى واحدة من ست مُدُن معينة (</w:t>
       </w:r>
       <w:hyperlink r:id="rId360">
-        <w:r>
-          <w:rPr>
-            <w:lang w:val="ar_AE" w:bidi="ar_AE"/>
-          </w:rPr>
-          <w:rPr>
-            <w:color w:val="0000EE"/>
-            <w:u w:val="single"/>
-          </w:rPr>
-          <w:t>6</w:t>
-        </w:r>
-      </w:hyperlink>
-      <w:r>
-        <w:rPr>
-          <w:lang w:val="ar_AE" w:bidi="ar_AE"/>
-        </w:rPr>
-        <w:t>)، تقدم بوعَز بواجبه كالوليّ.</w:t>
-      </w:r>
-      <w:r>
-        <w:rPr>
-          <w:lang w:val="ar_AE" w:bidi="ar_AE"/>
-        </w:rPr>
-      </w:r>
-      <w:r>
-        <w:rPr>
-          <w:lang w:val="ar_AE" w:bidi="ar_AE"/>
-        </w:rPr>
-      </w:r>
-    </w:p>
-    <w:p>
-      <w:pPr>
-        <w:bidi/>
-      </w:pPr>
-      <w:r>
-        <w:rPr>
-          <w:lang w:val="ar_AE" w:bidi="ar_AE"/>
-        </w:rPr>
-      </w:r>
-    </w:p>
-    <w:p>
-      <w:pPr>
-        <w:pStyle w:val="Heading2"/>
-        <w:bidi/>
-      </w:pPr>
-      <w:r>
-        <w:rPr>
-          <w:lang w:val="ar_AE" w:bidi="ar_AE"/>
-        </w:rPr>
-        <w:t>وَلِيّ الدَّم</w:t>
-      </w:r>
-      <w:r>
-        <w:rPr>
-          <w:lang w:val="ar_AE" w:bidi="ar_AE"/>
-        </w:rPr>
-      </w:r>
-    </w:p>
-    <w:p>
-      <w:pPr>
-        <w:pStyle w:val="Heading2"/>
-        <w:bidi/>
-      </w:pPr>
-      <w:r>
-        <w:rPr>
-          <w:lang w:val="ar_AE" w:bidi="ar_AE"/>
-        </w:rPr>
-        <w:t>وَلِيّ الدَّم</w:t>
-      </w:r>
-    </w:p>
-    <w:p>
-      <w:pPr>
-        <w:bidi/>
-      </w:pPr>
-      <w:r>
-        <w:rPr>
-          <w:lang w:val="ar_AE" w:bidi="ar_AE"/>
-        </w:rPr>
-      </w:r>
-      <w:r>
-        <w:rPr>
-          <w:lang w:val="ar_AE" w:bidi="ar_AE"/>
-        </w:rPr>
-        <w:t>الشخص الذي كان يطارد قاتل أحد أقاربه وفي النهاية يقتص منه (</w:t>
-      </w:r>
-      <w:hyperlink r:id="rId361">
-        <w:r>
-          <w:rPr>
-            <w:lang w:val="ar_AE" w:bidi="ar_AE"/>
-          </w:rPr>
-          <w:rPr>
-            <w:color w:val="0000EE"/>
-            <w:u w:val="single"/>
-          </w:rPr>
-          <w:t>عدد 35</w:t>
-        </w:r>
-      </w:hyperlink>
-      <w:r>
-        <w:rPr>
-          <w:lang w:val="ar_AE" w:bidi="ar_AE"/>
-        </w:rPr>
-        <w:t>). كان من المتوقع أن ينتفض هذا "الوَلِيّ" في حالات القتل العمد لا القتل الخطأ. كان بإمكان الشخص المُتهم بالقتل الخطأ أن يلجأ إلى واحدة من ست مُدُن معينة (</w:t>
-      </w:r>
-      <w:hyperlink r:id="rId362">
         <w:r>
           <w:rPr>
             <w:lang w:val="ar_AE" w:bidi="ar_AE"/>
@@ -16750,7 +16714,7 @@
         </w:rPr>
         <w:t xml:space="preserve"> (</w:t>
       </w:r>
-      <w:hyperlink r:id="rId363">
+      <w:hyperlink r:id="rId361">
         <w:r>
           <w:rPr>
             <w:lang w:val="ar_AE" w:bidi="ar_AE"/>
@@ -16787,7 +16751,7 @@
         </w:rPr>
         <w:t>يُوآب (</w:t>
       </w:r>
-      <w:hyperlink r:id="rId364">
+      <w:hyperlink r:id="rId362">
         <w:r>
           <w:rPr>
             <w:lang w:val="ar_AE" w:bidi="ar_AE"/>
@@ -16824,7 +16788,7 @@
         </w:rPr>
         <w:t>الجَبْعُونيين (</w:t>
       </w:r>
-      <w:hyperlink r:id="rId365">
+      <w:hyperlink r:id="rId363">
         <w:r>
           <w:rPr>
             <w:lang w:val="ar_AE" w:bidi="ar_AE"/>
@@ -16867,75 +16831,75 @@
         </w:rPr>
         <w:t xml:space="preserve"> (</w:t>
       </w:r>
+      <w:hyperlink r:id="rId364">
+        <w:r>
+          <w:rPr>
+            <w:lang w:val="ar_AE" w:bidi="ar_AE"/>
+          </w:rPr>
+          <w:rPr>
+            <w:color w:val="0000EE"/>
+            <w:u w:val="single"/>
+          </w:rPr>
+          <w:t>2 ملوك 14: 5–6</w:t>
+        </w:r>
+      </w:hyperlink>
+      <w:r>
+        <w:rPr>
+          <w:lang w:val="ar_AE" w:bidi="ar_AE"/>
+        </w:rPr>
+        <w:t>)</w:t>
+      </w:r>
+    </w:p>
+    <w:p>
+      <w:pPr>
+        <w:bidi/>
+      </w:pPr>
+      <w:r>
+        <w:rPr>
+          <w:lang w:val="ar_AE" w:bidi="ar_AE"/>
+        </w:rPr>
+      </w:r>
+      <w:r>
+        <w:rPr>
+          <w:lang w:val="ar_AE" w:bidi="ar_AE"/>
+        </w:rPr>
+        <w:t>خلال فترة الملكية، كان الملك يستطيع منع وَلِيّ الدَّم (</w:t>
+      </w:r>
+      <w:hyperlink r:id="rId365">
+        <w:r>
+          <w:rPr>
+            <w:lang w:val="ar_AE" w:bidi="ar_AE"/>
+          </w:rPr>
+          <w:rPr>
+            <w:color w:val="0000EE"/>
+            <w:u w:val="single"/>
+          </w:rPr>
+          <w:t>2 صموئيل 14: 8–11</w:t>
+        </w:r>
+      </w:hyperlink>
+      <w:r>
+        <w:rPr>
+          <w:lang w:val="ar_AE" w:bidi="ar_AE"/>
+        </w:rPr>
+        <w:t>).</w:t>
+      </w:r>
+    </w:p>
+    <w:p>
+      <w:pPr>
+        <w:bidi/>
+      </w:pPr>
+      <w:r>
+        <w:rPr>
+          <w:lang w:val="ar_AE" w:bidi="ar_AE"/>
+        </w:rPr>
+      </w:r>
+      <w:r>
+        <w:rPr>
+          <w:lang w:val="ar_AE" w:bidi="ar_AE"/>
+        </w:rPr>
+        <w:t>كان هذا العُرف مبنيًا على أمر الله بأن تُؤخذ حياة مقابل حياة في حالات القتل العمد (</w:t>
+      </w:r>
       <w:hyperlink r:id="rId366">
-        <w:r>
-          <w:rPr>
-            <w:lang w:val="ar_AE" w:bidi="ar_AE"/>
-          </w:rPr>
-          <w:rPr>
-            <w:color w:val="0000EE"/>
-            <w:u w:val="single"/>
-          </w:rPr>
-          <w:t>2 ملوك 14: 5–6</w:t>
-        </w:r>
-      </w:hyperlink>
-      <w:r>
-        <w:rPr>
-          <w:lang w:val="ar_AE" w:bidi="ar_AE"/>
-        </w:rPr>
-        <w:t>)</w:t>
-      </w:r>
-    </w:p>
-    <w:p>
-      <w:pPr>
-        <w:bidi/>
-      </w:pPr>
-      <w:r>
-        <w:rPr>
-          <w:lang w:val="ar_AE" w:bidi="ar_AE"/>
-        </w:rPr>
-      </w:r>
-      <w:r>
-        <w:rPr>
-          <w:lang w:val="ar_AE" w:bidi="ar_AE"/>
-        </w:rPr>
-        <w:t>خلال فترة الملكية، كان الملك يستطيع منع وَلِيّ الدَّم (</w:t>
-      </w:r>
-      <w:hyperlink r:id="rId367">
-        <w:r>
-          <w:rPr>
-            <w:lang w:val="ar_AE" w:bidi="ar_AE"/>
-          </w:rPr>
-          <w:rPr>
-            <w:color w:val="0000EE"/>
-            <w:u w:val="single"/>
-          </w:rPr>
-          <w:t>2 صموئيل 14: 8–11</w:t>
-        </w:r>
-      </w:hyperlink>
-      <w:r>
-        <w:rPr>
-          <w:lang w:val="ar_AE" w:bidi="ar_AE"/>
-        </w:rPr>
-        <w:t>).</w:t>
-      </w:r>
-    </w:p>
-    <w:p>
-      <w:pPr>
-        <w:bidi/>
-      </w:pPr>
-      <w:r>
-        <w:rPr>
-          <w:lang w:val="ar_AE" w:bidi="ar_AE"/>
-        </w:rPr>
-      </w:r>
-      <w:r>
-        <w:rPr>
-          <w:lang w:val="ar_AE" w:bidi="ar_AE"/>
-        </w:rPr>
-        <w:t>كان هذا العُرف مبنيًا على أمر الله بأن تُؤخذ حياة مقابل حياة في حالات القتل العمد (</w:t>
-      </w:r>
-      <w:hyperlink r:id="rId368">
         <w:r>
           <w:rPr>
             <w:lang w:val="ar_AE" w:bidi="ar_AE"/>
@@ -17100,43 +17064,43 @@
         </w:rPr>
         <w:t>إبرام اتفاقيات رسمية (</w:t>
       </w:r>
+      <w:hyperlink r:id="rId367">
+        <w:r>
+          <w:rPr>
+            <w:lang w:val="ar_AE" w:bidi="ar_AE"/>
+          </w:rPr>
+          <w:rPr>
+            <w:color w:val="0000EE"/>
+            <w:u w:val="single"/>
+          </w:rPr>
+          <w:t>تكوين 26: 30؛</w:t>
+        </w:r>
+      </w:hyperlink>
+      <w:r>
+        <w:rPr>
+          <w:lang w:val="ar_AE" w:bidi="ar_AE"/>
+        </w:rPr>
+        <w:t xml:space="preserve"> </w:t>
+      </w:r>
+      <w:hyperlink r:id="rId368">
+        <w:r>
+          <w:rPr>
+            <w:lang w:val="ar_AE" w:bidi="ar_AE"/>
+          </w:rPr>
+          <w:rPr>
+            <w:color w:val="0000EE"/>
+            <w:u w:val="single"/>
+          </w:rPr>
+          <w:t>31: 54؛</w:t>
+        </w:r>
+      </w:hyperlink>
+      <w:r>
+        <w:rPr>
+          <w:lang w:val="ar_AE" w:bidi="ar_AE"/>
+        </w:rPr>
+        <w:t xml:space="preserve"> </w:t>
+      </w:r>
       <w:hyperlink r:id="rId369">
-        <w:r>
-          <w:rPr>
-            <w:lang w:val="ar_AE" w:bidi="ar_AE"/>
-          </w:rPr>
-          <w:rPr>
-            <w:color w:val="0000EE"/>
-            <w:u w:val="single"/>
-          </w:rPr>
-          <w:t>تكوين 26: 30؛</w:t>
-        </w:r>
-      </w:hyperlink>
-      <w:r>
-        <w:rPr>
-          <w:lang w:val="ar_AE" w:bidi="ar_AE"/>
-        </w:rPr>
-        <w:t xml:space="preserve"> </w:t>
-      </w:r>
-      <w:hyperlink r:id="rId370">
-        <w:r>
-          <w:rPr>
-            <w:lang w:val="ar_AE" w:bidi="ar_AE"/>
-          </w:rPr>
-          <w:rPr>
-            <w:color w:val="0000EE"/>
-            <w:u w:val="single"/>
-          </w:rPr>
-          <w:t>31: 54؛</w:t>
-        </w:r>
-      </w:hyperlink>
-      <w:r>
-        <w:rPr>
-          <w:lang w:val="ar_AE" w:bidi="ar_AE"/>
-        </w:rPr>
-        <w:t xml:space="preserve"> </w:t>
-      </w:r>
-      <w:hyperlink r:id="rId371">
         <w:r>
           <w:rPr>
             <w:lang w:val="ar_AE" w:bidi="ar_AE"/>
@@ -17173,7 +17137,7 @@
         </w:rPr>
         <w:t>حفلات الزفاف (</w:t>
       </w:r>
-      <w:hyperlink r:id="rId372">
+      <w:hyperlink r:id="rId370">
         <w:r>
           <w:rPr>
             <w:lang w:val="ar_AE" w:bidi="ar_AE"/>
@@ -17191,7 +17155,7 @@
         </w:rPr>
         <w:t xml:space="preserve"> </w:t>
       </w:r>
-      <w:hyperlink r:id="rId373">
+      <w:hyperlink r:id="rId371">
         <w:r>
           <w:rPr>
             <w:lang w:val="ar_AE" w:bidi="ar_AE"/>
@@ -17228,7 +17192,7 @@
         </w:rPr>
         <w:t>الحصاد (</w:t>
       </w:r>
-      <w:hyperlink r:id="rId374">
+      <w:hyperlink r:id="rId372">
         <w:r>
           <w:rPr>
             <w:lang w:val="ar_AE" w:bidi="ar_AE"/>
@@ -17246,7 +17210,7 @@
         </w:rPr>
         <w:t xml:space="preserve">؛ </w:t>
       </w:r>
-      <w:hyperlink r:id="rId375">
+      <w:hyperlink r:id="rId373">
         <w:r>
           <w:rPr>
             <w:lang w:val="ar_AE" w:bidi="ar_AE"/>
@@ -17283,7 +17247,7 @@
         </w:rPr>
         <w:t>جزّ صوف الأغنام (</w:t>
       </w:r>
-      <w:hyperlink r:id="rId376">
+      <w:hyperlink r:id="rId374">
         <w:r>
           <w:rPr>
             <w:lang w:val="ar_AE" w:bidi="ar_AE"/>
@@ -17301,7 +17265,7 @@
         </w:rPr>
         <w:t xml:space="preserve"> </w:t>
       </w:r>
-      <w:hyperlink r:id="rId377">
+      <w:hyperlink r:id="rId375">
         <w:r>
           <w:rPr>
             <w:lang w:val="ar_AE" w:bidi="ar_AE"/>
@@ -17338,7 +17302,7 @@
         </w:rPr>
         <w:t>الترحيب بالضيوف (</w:t>
       </w:r>
-      <w:hyperlink r:id="rId378">
+      <w:hyperlink r:id="rId376">
         <w:r>
           <w:rPr>
             <w:lang w:val="ar_AE" w:bidi="ar_AE"/>
@@ -17375,7 +17339,7 @@
         </w:rPr>
         <w:t>فِطام طفل (</w:t>
       </w:r>
-      <w:hyperlink r:id="rId379">
+      <w:hyperlink r:id="rId377">
         <w:r>
           <w:rPr>
             <w:lang w:val="ar_AE" w:bidi="ar_AE"/>
@@ -17412,7 +17376,7 @@
         </w:rPr>
         <w:t>احتفالات تنصيب شخص ملكًا أو ملكة (</w:t>
       </w:r>
-      <w:hyperlink r:id="rId380">
+      <w:hyperlink r:id="rId378">
         <w:r>
           <w:rPr>
             <w:lang w:val="ar_AE" w:bidi="ar_AE"/>
@@ -17424,7 +17388,7 @@
           <w:t>1 ملوك 1: 9، 19</w:t>
         </w:r>
       </w:hyperlink>
-      <w:hyperlink r:id="rId381">
+      <w:hyperlink r:id="rId379">
         <w:r>
           <w:rPr>
             <w:lang w:val="ar_AE" w:bidi="ar_AE"/>
@@ -17436,7 +17400,7 @@
           <w:t>–</w:t>
         </w:r>
       </w:hyperlink>
-      <w:hyperlink r:id="rId380">
+      <w:hyperlink r:id="rId378">
         <w:r>
           <w:rPr>
             <w:lang w:val="ar_AE" w:bidi="ar_AE"/>
@@ -17473,43 +17437,43 @@
         </w:rPr>
         <w:t>أحداث خصة بالدولة (</w:t>
       </w:r>
+      <w:hyperlink r:id="rId380">
+        <w:r>
+          <w:rPr>
+            <w:lang w:val="ar_AE" w:bidi="ar_AE"/>
+          </w:rPr>
+          <w:rPr>
+            <w:color w:val="0000EE"/>
+            <w:u w:val="single"/>
+          </w:rPr>
+          <w:t>أستير 1: 3–9؛</w:t>
+        </w:r>
+      </w:hyperlink>
+      <w:r>
+        <w:rPr>
+          <w:lang w:val="ar_AE" w:bidi="ar_AE"/>
+        </w:rPr>
+        <w:t xml:space="preserve"> </w:t>
+      </w:r>
+      <w:hyperlink r:id="rId381">
+        <w:r>
+          <w:rPr>
+            <w:lang w:val="ar_AE" w:bidi="ar_AE"/>
+          </w:rPr>
+          <w:rPr>
+            <w:color w:val="0000EE"/>
+            <w:u w:val="single"/>
+          </w:rPr>
+          <w:t>2:18؛</w:t>
+        </w:r>
+      </w:hyperlink>
+      <w:r>
+        <w:rPr>
+          <w:lang w:val="ar_AE" w:bidi="ar_AE"/>
+        </w:rPr>
+        <w:t xml:space="preserve"> </w:t>
+      </w:r>
       <w:hyperlink r:id="rId382">
-        <w:r>
-          <w:rPr>
-            <w:lang w:val="ar_AE" w:bidi="ar_AE"/>
-          </w:rPr>
-          <w:rPr>
-            <w:color w:val="0000EE"/>
-            <w:u w:val="single"/>
-          </w:rPr>
-          <w:t>أستير 1: 3–9؛</w:t>
-        </w:r>
-      </w:hyperlink>
-      <w:r>
-        <w:rPr>
-          <w:lang w:val="ar_AE" w:bidi="ar_AE"/>
-        </w:rPr>
-        <w:t xml:space="preserve"> </w:t>
-      </w:r>
-      <w:hyperlink r:id="rId383">
-        <w:r>
-          <w:rPr>
-            <w:lang w:val="ar_AE" w:bidi="ar_AE"/>
-          </w:rPr>
-          <w:rPr>
-            <w:color w:val="0000EE"/>
-            <w:u w:val="single"/>
-          </w:rPr>
-          <w:t>2:18؛</w:t>
-        </w:r>
-      </w:hyperlink>
-      <w:r>
-        <w:rPr>
-          <w:lang w:val="ar_AE" w:bidi="ar_AE"/>
-        </w:rPr>
-        <w:t xml:space="preserve"> </w:t>
-      </w:r>
-      <w:hyperlink r:id="rId384">
         <w:r>
           <w:rPr>
             <w:lang w:val="ar_AE" w:bidi="ar_AE"/>
@@ -17562,43 +17526,43 @@
         </w:rPr>
         <w:t xml:space="preserve"> يصوّر الكتاب المقدَّس ونصوص قديمة أخرى عادات صنع الولائم في ثقافات الشرق الأوسط القديمة. الأجسام والقطع التي يجدها من يدرسون ويفحصون الثقافات القديمة غالبًا ما تُظهر مشاهدًا للولائم. ومراسم استضافة أي وليمة حسبما ورد في النصوص الكتابيّة، مثل </w:t>
       </w:r>
+      <w:hyperlink r:id="rId383">
+        <w:r>
+          <w:rPr>
+            <w:lang w:val="ar_AE" w:bidi="ar_AE"/>
+          </w:rPr>
+          <w:rPr>
+            <w:color w:val="0000EE"/>
+            <w:u w:val="single"/>
+          </w:rPr>
+          <w:t>أمثال 9: 2–5</w:t>
+        </w:r>
+      </w:hyperlink>
+      <w:r>
+        <w:rPr>
+          <w:lang w:val="ar_AE" w:bidi="ar_AE"/>
+        </w:rPr>
+        <w:t xml:space="preserve">، </w:t>
+      </w:r>
+      <w:hyperlink r:id="rId384">
+        <w:r>
+          <w:rPr>
+            <w:lang w:val="ar_AE" w:bidi="ar_AE"/>
+          </w:rPr>
+          <w:rPr>
+            <w:color w:val="0000EE"/>
+            <w:u w:val="single"/>
+          </w:rPr>
+          <w:t>متى 22: 1–14</w:t>
+        </w:r>
+      </w:hyperlink>
+      <w:r>
+        <w:rPr>
+          <w:lang w:val="ar_AE" w:bidi="ar_AE"/>
+        </w:rPr>
+        <w:t>، و</w:t>
+      </w:r>
       <w:hyperlink r:id="rId385">
-        <w:r>
-          <w:rPr>
-            <w:lang w:val="ar_AE" w:bidi="ar_AE"/>
-          </w:rPr>
-          <w:rPr>
-            <w:color w:val="0000EE"/>
-            <w:u w:val="single"/>
-          </w:rPr>
-          <w:t>أمثال 9: 2–5</w:t>
-        </w:r>
-      </w:hyperlink>
-      <w:r>
-        <w:rPr>
-          <w:lang w:val="ar_AE" w:bidi="ar_AE"/>
-        </w:rPr>
-        <w:t xml:space="preserve">، </w:t>
-      </w:r>
-      <w:hyperlink r:id="rId386">
-        <w:r>
-          <w:rPr>
-            <w:lang w:val="ar_AE" w:bidi="ar_AE"/>
-          </w:rPr>
-          <w:rPr>
-            <w:color w:val="0000EE"/>
-            <w:u w:val="single"/>
-          </w:rPr>
-          <w:t>متى 22: 1–14</w:t>
-        </w:r>
-      </w:hyperlink>
-      <w:r>
-        <w:rPr>
-          <w:lang w:val="ar_AE" w:bidi="ar_AE"/>
-        </w:rPr>
-        <w:t>، و</w:t>
-      </w:r>
-      <w:hyperlink r:id="rId387">
         <w:r>
           <w:rPr>
             <w:lang w:val="ar_AE" w:bidi="ar_AE"/>
@@ -17693,6 +17657,42 @@
         </w:rPr>
         <w:t>يصوِّر النبي عاموس الاحتفالات الكبرى ويُظهر عادات الأكل الرئيسية (</w:t>
       </w:r>
+      <w:hyperlink r:id="rId386">
+        <w:r>
+          <w:rPr>
+            <w:lang w:val="ar_AE" w:bidi="ar_AE"/>
+          </w:rPr>
+          <w:rPr>
+            <w:color w:val="0000EE"/>
+            <w:u w:val="single"/>
+          </w:rPr>
+          <w:t>عاموس 6:4–6</w:t>
+        </w:r>
+      </w:hyperlink>
+      <w:r>
+        <w:rPr>
+          <w:lang w:val="ar_AE" w:bidi="ar_AE"/>
+        </w:rPr>
+        <w:t>). كان الناس يستمتعون بتناول الوجبات عادةً بينما يتكئون على أريكة أمام طاولة (</w:t>
+      </w:r>
+      <w:hyperlink r:id="rId387">
+        <w:r>
+          <w:rPr>
+            <w:lang w:val="ar_AE" w:bidi="ar_AE"/>
+          </w:rPr>
+          <w:rPr>
+            <w:color w:val="0000EE"/>
+            <w:u w:val="single"/>
+          </w:rPr>
+          <w:t>أستير 1: 6</w:t>
+        </w:r>
+      </w:hyperlink>
+      <w:r>
+        <w:rPr>
+          <w:lang w:val="ar_AE" w:bidi="ar_AE"/>
+        </w:rPr>
+        <w:t xml:space="preserve">؛ </w:t>
+      </w:r>
       <w:hyperlink r:id="rId388">
         <w:r>
           <w:rPr>
@@ -17702,14 +17702,14 @@
             <w:color w:val="0000EE"/>
             <w:u w:val="single"/>
           </w:rPr>
-          <w:t>عاموس 6:4–6</w:t>
-        </w:r>
-      </w:hyperlink>
-      <w:r>
-        <w:rPr>
-          <w:lang w:val="ar_AE" w:bidi="ar_AE"/>
-        </w:rPr>
-        <w:t>). كان الناس يستمتعون بتناول الوجبات عادةً بينما يتكئون على أريكة أمام طاولة (</w:t>
+          <w:t>حزقيال 23: 41؛</w:t>
+        </w:r>
+      </w:hyperlink>
+      <w:r>
+        <w:rPr>
+          <w:lang w:val="ar_AE" w:bidi="ar_AE"/>
+        </w:rPr>
+        <w:t xml:space="preserve"> </w:t>
       </w:r>
       <w:hyperlink r:id="rId389">
         <w:r>
@@ -17720,14 +17720,14 @@
             <w:color w:val="0000EE"/>
             <w:u w:val="single"/>
           </w:rPr>
-          <w:t>أستير 1: 6</w:t>
-        </w:r>
-      </w:hyperlink>
-      <w:r>
-        <w:rPr>
-          <w:lang w:val="ar_AE" w:bidi="ar_AE"/>
-        </w:rPr>
-        <w:t xml:space="preserve">؛ </w:t>
+          <w:t>عاموس 6: 4؛</w:t>
+        </w:r>
+      </w:hyperlink>
+      <w:r>
+        <w:rPr>
+          <w:lang w:val="ar_AE" w:bidi="ar_AE"/>
+        </w:rPr>
+        <w:t xml:space="preserve"> </w:t>
       </w:r>
       <w:hyperlink r:id="rId390">
         <w:r>
@@ -17738,7 +17738,7 @@
             <w:color w:val="0000EE"/>
             <w:u w:val="single"/>
           </w:rPr>
-          <w:t>حزقيال 23: 41؛</w:t>
+          <w:t>متى 9: 10؛</w:t>
         </w:r>
       </w:hyperlink>
       <w:r>
@@ -17756,7 +17756,7 @@
             <w:color w:val="0000EE"/>
             <w:u w:val="single"/>
           </w:rPr>
-          <w:t>عاموس 6: 4؛</w:t>
+          <w:t>لوقا 7: 49؛</w:t>
         </w:r>
       </w:hyperlink>
       <w:r>
@@ -17774,14 +17774,30 @@
             <w:color w:val="0000EE"/>
             <w:u w:val="single"/>
           </w:rPr>
-          <w:t>متى 9: 10؛</w:t>
-        </w:r>
-      </w:hyperlink>
-      <w:r>
-        <w:rPr>
-          <w:lang w:val="ar_AE" w:bidi="ar_AE"/>
-        </w:rPr>
-        <w:t xml:space="preserve"> </w:t>
+          <w:t>14: 10، 15</w:t>
+        </w:r>
+      </w:hyperlink>
+      <w:r>
+        <w:rPr>
+          <w:lang w:val="ar_AE" w:bidi="ar_AE"/>
+        </w:rPr>
+        <w:t>).</w:t>
+      </w:r>
+    </w:p>
+    <w:p>
+      <w:pPr>
+        <w:bidi/>
+      </w:pPr>
+      <w:r>
+        <w:rPr>
+          <w:lang w:val="ar_AE" w:bidi="ar_AE"/>
+        </w:rPr>
+      </w:r>
+      <w:r>
+        <w:rPr>
+          <w:lang w:val="ar_AE" w:bidi="ar_AE"/>
+        </w:rPr>
+        <w:t>تصوير الوليمة مهم في كلٍ من العهد القديم والجديد كرمز لملكوت الله. يتنبأ إشعياء بوليمة عظيمة بعد دينونة الأمم وخلاص إسرائيل، حيث يملك الرب على شعبه (</w:t>
       </w:r>
       <w:hyperlink r:id="rId393">
         <w:r>
@@ -17792,14 +17808,14 @@
             <w:color w:val="0000EE"/>
             <w:u w:val="single"/>
           </w:rPr>
-          <w:t>لوقا 7: 49؛</w:t>
-        </w:r>
-      </w:hyperlink>
-      <w:r>
-        <w:rPr>
-          <w:lang w:val="ar_AE" w:bidi="ar_AE"/>
-        </w:rPr>
-        <w:t xml:space="preserve"> </w:t>
+          <w:t>إشعياء 24: 23</w:t>
+        </w:r>
+      </w:hyperlink>
+      <w:r>
+        <w:rPr>
+          <w:lang w:val="ar_AE" w:bidi="ar_AE"/>
+        </w:rPr>
+        <w:t>). يتم الاحتفال ببداية هذا المُلك بوليمة عظيمة مع جميع الناس (</w:t>
       </w:r>
       <w:hyperlink r:id="rId394">
         <w:r>
@@ -17810,7 +17826,173 @@
             <w:color w:val="0000EE"/>
             <w:u w:val="single"/>
           </w:rPr>
-          <w:t>14: 10، 15</w:t>
+          <w:t>إشعياء 25: 6–8</w:t>
+        </w:r>
+      </w:hyperlink>
+      <w:r>
+        <w:rPr>
+          <w:lang w:val="ar_AE" w:bidi="ar_AE"/>
+        </w:rPr>
+        <w:t xml:space="preserve">؛ قارن </w:t>
+      </w:r>
+      <w:hyperlink r:id="rId395">
+        <w:r>
+          <w:rPr>
+            <w:lang w:val="ar_AE" w:bidi="ar_AE"/>
+          </w:rPr>
+          <w:rPr>
+            <w:color w:val="0000EE"/>
+            <w:u w:val="single"/>
+          </w:rPr>
+          <w:t>لوقا 13: 29</w:t>
+        </w:r>
+      </w:hyperlink>
+      <w:r>
+        <w:rPr>
+          <w:lang w:val="ar_AE" w:bidi="ar_AE"/>
+        </w:rPr>
+        <w:t>). تشير وجبات الذبائح من الحيوانات في العهد القديم إلى هذه الوليمة العظيمة إذ لن يكون موت بعد أو حزن لشعب الله (</w:t>
+      </w:r>
+      <w:hyperlink r:id="rId396">
+        <w:r>
+          <w:rPr>
+            <w:lang w:val="ar_AE" w:bidi="ar_AE"/>
+          </w:rPr>
+          <w:rPr>
+            <w:color w:val="0000EE"/>
+            <w:u w:val="single"/>
+          </w:rPr>
+          <w:t>إشعياء 25: 7</w:t>
+        </w:r>
+      </w:hyperlink>
+      <w:r>
+        <w:rPr>
+          <w:lang w:val="ar_AE" w:bidi="ar_AE"/>
+        </w:rPr>
+        <w:t xml:space="preserve">؛ قارن </w:t>
+      </w:r>
+      <w:hyperlink r:id="rId397">
+        <w:r>
+          <w:rPr>
+            <w:lang w:val="ar_AE" w:bidi="ar_AE"/>
+          </w:rPr>
+          <w:rPr>
+            <w:color w:val="0000EE"/>
+            <w:u w:val="single"/>
+          </w:rPr>
+          <w:t>رؤيا 21: 4</w:t>
+        </w:r>
+      </w:hyperlink>
+      <w:r>
+        <w:rPr>
+          <w:lang w:val="ar_AE" w:bidi="ar_AE"/>
+        </w:rPr>
+        <w:t>). تشير وليمة العهد الجديد إلى المستقبل إذ يشارك المفديون الخمر الفاخر (</w:t>
+      </w:r>
+      <w:hyperlink r:id="rId398">
+        <w:r>
+          <w:rPr>
+            <w:lang w:val="ar_AE" w:bidi="ar_AE"/>
+          </w:rPr>
+          <w:rPr>
+            <w:color w:val="0000EE"/>
+            <w:u w:val="single"/>
+          </w:rPr>
+          <w:t>إشعياء 25: 6</w:t>
+        </w:r>
+      </w:hyperlink>
+      <w:r>
+        <w:rPr>
+          <w:lang w:val="ar_AE" w:bidi="ar_AE"/>
+        </w:rPr>
+        <w:t>) مع المسيح في ملكوت الله (</w:t>
+      </w:r>
+      <w:hyperlink r:id="rId399">
+        <w:r>
+          <w:rPr>
+            <w:lang w:val="ar_AE" w:bidi="ar_AE"/>
+          </w:rPr>
+          <w:rPr>
+            <w:color w:val="0000EE"/>
+            <w:u w:val="single"/>
+          </w:rPr>
+          <w:t>لوقا 22: 14–20</w:t>
+        </w:r>
+      </w:hyperlink>
+      <w:r>
+        <w:rPr>
+          <w:lang w:val="ar_AE" w:bidi="ar_AE"/>
+        </w:rPr>
+        <w:t>). التشارك في فريضة عشاء الرب (التناول) هي وسيلة المسيحيين لتجربة هذه الوليمة المستقبلية.</w:t>
+      </w:r>
+    </w:p>
+    <w:p>
+      <w:pPr>
+        <w:bidi/>
+      </w:pPr>
+      <w:r>
+        <w:rPr>
+          <w:lang w:val="ar_AE" w:bidi="ar_AE"/>
+        </w:rPr>
+      </w:r>
+      <w:r>
+        <w:rPr>
+          <w:lang w:val="ar_AE" w:bidi="ar_AE"/>
+        </w:rPr>
+        <w:t xml:space="preserve">توصَف أيضًا هذه الوليمة الأخيرة في ملكوت الله بأنها وليمة </w:t>
+      </w:r>
+      <w:r>
+        <w:rPr>
+          <w:lang w:val="ar_AE" w:bidi="ar_AE"/>
+        </w:rPr>
+        <w:t>عُرْسٍ</w:t>
+      </w:r>
+      <w:r>
+        <w:rPr>
+          <w:lang w:val="ar_AE" w:bidi="ar_AE"/>
+        </w:rPr>
+        <w:t xml:space="preserve">. بينما يتم تحضير كل شيء </w:t>
+      </w:r>
+      <w:r>
+        <w:rPr>
+          <w:lang w:val="ar_AE" w:bidi="ar_AE"/>
+        </w:rPr>
+        <w:t>كَثِيرِينَ يُدْعَوْنَ وَقَلِيلِينَ يُنْتَخَبُونَ</w:t>
+      </w:r>
+      <w:r>
+        <w:rPr>
+          <w:lang w:val="ar_AE" w:bidi="ar_AE"/>
+        </w:rPr>
+        <w:t xml:space="preserve"> (</w:t>
+      </w:r>
+      <w:hyperlink r:id="rId384">
+        <w:r>
+          <w:rPr>
+            <w:lang w:val="ar_AE" w:bidi="ar_AE"/>
+          </w:rPr>
+          <w:rPr>
+            <w:color w:val="0000EE"/>
+            <w:u w:val="single"/>
+          </w:rPr>
+          <w:t>متى 22: 1–14</w:t>
+        </w:r>
+      </w:hyperlink>
+      <w:r>
+        <w:rPr>
+          <w:lang w:val="ar_AE" w:bidi="ar_AE"/>
+        </w:rPr>
+        <w:t>). وتنتظر الكنيسة باشتياقٍ وليمة عُرس الخروف (</w:t>
+      </w:r>
+      <w:hyperlink r:id="rId400">
+        <w:r>
+          <w:rPr>
+            <w:lang w:val="ar_AE" w:bidi="ar_AE"/>
+          </w:rPr>
+          <w:rPr>
+            <w:color w:val="0000EE"/>
+            <w:u w:val="single"/>
+          </w:rPr>
+          <w:t>رؤيا 19: 7–9</w:t>
         </w:r>
       </w:hyperlink>
       <w:r>
@@ -17819,129 +18001,71 @@
         </w:rPr>
         <w:t>).</w:t>
       </w:r>
-    </w:p>
-    <w:p>
-      <w:pPr>
-        <w:bidi/>
-      </w:pPr>
-      <w:r>
-        <w:rPr>
-          <w:lang w:val="ar_AE" w:bidi="ar_AE"/>
-        </w:rPr>
-      </w:r>
-      <w:r>
-        <w:rPr>
-          <w:lang w:val="ar_AE" w:bidi="ar_AE"/>
-        </w:rPr>
-        <w:t>تصوير الوليمة مهم في كلٍ من العهد القديم والجديد كرمز لملكوت الله. يتنبأ إشعياء بوليمة عظيمة بعد دينونة الأمم وخلاص إسرائيل، حيث يملك الرب على شعبه (</w:t>
-      </w:r>
-      <w:hyperlink r:id="rId395">
-        <w:r>
-          <w:rPr>
-            <w:lang w:val="ar_AE" w:bidi="ar_AE"/>
-          </w:rPr>
-          <w:rPr>
-            <w:color w:val="0000EE"/>
-            <w:u w:val="single"/>
-          </w:rPr>
-          <w:t>إشعياء 24: 23</w:t>
-        </w:r>
-      </w:hyperlink>
-      <w:r>
-        <w:rPr>
-          <w:lang w:val="ar_AE" w:bidi="ar_AE"/>
-        </w:rPr>
-        <w:t>). يتم الاحتفال ببداية هذا المُلك بوليمة عظيمة مع جميع الناس (</w:t>
-      </w:r>
-      <w:hyperlink r:id="rId396">
-        <w:r>
-          <w:rPr>
-            <w:lang w:val="ar_AE" w:bidi="ar_AE"/>
-          </w:rPr>
-          <w:rPr>
-            <w:color w:val="0000EE"/>
-            <w:u w:val="single"/>
-          </w:rPr>
-          <w:t>إشعياء 25: 6–8</w:t>
-        </w:r>
-      </w:hyperlink>
-      <w:r>
-        <w:rPr>
-          <w:lang w:val="ar_AE" w:bidi="ar_AE"/>
-        </w:rPr>
-        <w:t xml:space="preserve">؛ قارن </w:t>
-      </w:r>
-      <w:hyperlink r:id="rId397">
-        <w:r>
-          <w:rPr>
-            <w:lang w:val="ar_AE" w:bidi="ar_AE"/>
-          </w:rPr>
-          <w:rPr>
-            <w:color w:val="0000EE"/>
-            <w:u w:val="single"/>
-          </w:rPr>
-          <w:t>لوقا 13: 29</w:t>
-        </w:r>
-      </w:hyperlink>
-      <w:r>
-        <w:rPr>
-          <w:lang w:val="ar_AE" w:bidi="ar_AE"/>
-        </w:rPr>
-        <w:t>). تشير وجبات الذبائح من الحيوانات في العهد القديم إلى هذه الوليمة العظيمة إذ لن يكون موت بعد أو حزن لشعب الله (</w:t>
-      </w:r>
-      <w:hyperlink r:id="rId398">
-        <w:r>
-          <w:rPr>
-            <w:lang w:val="ar_AE" w:bidi="ar_AE"/>
-          </w:rPr>
-          <w:rPr>
-            <w:color w:val="0000EE"/>
-            <w:u w:val="single"/>
-          </w:rPr>
-          <w:t>إشعياء 25: 7</w:t>
-        </w:r>
-      </w:hyperlink>
-      <w:r>
-        <w:rPr>
-          <w:lang w:val="ar_AE" w:bidi="ar_AE"/>
-        </w:rPr>
-        <w:t xml:space="preserve">؛ قارن </w:t>
-      </w:r>
-      <w:hyperlink r:id="rId399">
-        <w:r>
-          <w:rPr>
-            <w:lang w:val="ar_AE" w:bidi="ar_AE"/>
-          </w:rPr>
-          <w:rPr>
-            <w:color w:val="0000EE"/>
-            <w:u w:val="single"/>
-          </w:rPr>
-          <w:t>رؤيا 21: 4</w:t>
-        </w:r>
-      </w:hyperlink>
-      <w:r>
-        <w:rPr>
-          <w:lang w:val="ar_AE" w:bidi="ar_AE"/>
-        </w:rPr>
-        <w:t>). تشير وليمة العهد الجديد إلى المستقبل إذ يشارك المفديون الخمر الفاخر (</w:t>
-      </w:r>
-      <w:hyperlink r:id="rId400">
-        <w:r>
-          <w:rPr>
-            <w:lang w:val="ar_AE" w:bidi="ar_AE"/>
-          </w:rPr>
-          <w:rPr>
-            <w:color w:val="0000EE"/>
-            <w:u w:val="single"/>
-          </w:rPr>
-          <w:t>إشعياء 25: 6</w:t>
-        </w:r>
-      </w:hyperlink>
-      <w:r>
-        <w:rPr>
-          <w:lang w:val="ar_AE" w:bidi="ar_AE"/>
-        </w:rPr>
-        <w:t>) مع المسيح في ملكوت الله (</w:t>
+      <w:r>
+        <w:rPr>
+          <w:lang w:val="ar_AE" w:bidi="ar_AE"/>
+        </w:rPr>
+      </w:r>
+      <w:r>
+        <w:rPr>
+          <w:lang w:val="ar_AE" w:bidi="ar_AE"/>
+        </w:rPr>
+      </w:r>
+    </w:p>
+    <w:p>
+      <w:pPr>
+        <w:bidi/>
+      </w:pPr>
+      <w:r>
+        <w:rPr>
+          <w:lang w:val="ar_AE" w:bidi="ar_AE"/>
+        </w:rPr>
+      </w:r>
+    </w:p>
+    <w:p>
+      <w:pPr>
+        <w:pStyle w:val="Heading2"/>
+        <w:bidi/>
+      </w:pPr>
+      <w:r>
+        <w:rPr>
+          <w:lang w:val="ar_AE" w:bidi="ar_AE"/>
+        </w:rPr>
+        <w:t>وَنْيَا</w:t>
+      </w:r>
+      <w:r>
+        <w:rPr>
+          <w:lang w:val="ar_AE" w:bidi="ar_AE"/>
+        </w:rPr>
+      </w:r>
+    </w:p>
+    <w:p>
+      <w:pPr>
+        <w:pStyle w:val="Heading2"/>
+        <w:bidi/>
+      </w:pPr>
+      <w:r>
+        <w:rPr>
+          <w:b/>
+          <w:lang w:val="ar_AE" w:bidi="ar_AE"/>
+        </w:rPr>
+        <w:t>وَنْيَا</w:t>
+      </w:r>
+    </w:p>
+    <w:p>
+      <w:pPr>
+        <w:bidi/>
+      </w:pPr>
+      <w:r>
+        <w:rPr>
+          <w:lang w:val="ar_AE" w:bidi="ar_AE"/>
+        </w:rPr>
+      </w:r>
+      <w:r>
+        <w:rPr>
+          <w:lang w:val="ar_AE" w:bidi="ar_AE"/>
+        </w:rPr>
+        <w:t>ابن بَانِي وواحدٌ من الكهنة الذين انفصلوا عن زوجاتهم الأجنبية بأمرٍ من عزرا (</w:t>
       </w:r>
       <w:hyperlink r:id="rId401">
         <w:r>
@@ -17952,353 +18076,257 @@
             <w:color w:val="0000EE"/>
             <w:u w:val="single"/>
           </w:rPr>
-          <w:t>لوقا 22: 14–20</w:t>
-        </w:r>
-      </w:hyperlink>
-      <w:r>
-        <w:rPr>
-          <w:lang w:val="ar_AE" w:bidi="ar_AE"/>
-        </w:rPr>
-        <w:t>). التشارك في فريضة عشاء الرب (التناول) هي وسيلة المسيحيين لتجربة هذه الوليمة المستقبلية.</w:t>
-      </w:r>
-    </w:p>
-    <w:p>
-      <w:pPr>
-        <w:bidi/>
-      </w:pPr>
-      <w:r>
-        <w:rPr>
-          <w:lang w:val="ar_AE" w:bidi="ar_AE"/>
-        </w:rPr>
-      </w:r>
-      <w:r>
-        <w:rPr>
-          <w:lang w:val="ar_AE" w:bidi="ar_AE"/>
-        </w:rPr>
-        <w:t xml:space="preserve">توصَف أيضًا هذه الوليمة الأخيرة في ملكوت الله بأنها وليمة </w:t>
-      </w:r>
-      <w:r>
-        <w:rPr>
-          <w:lang w:val="ar_AE" w:bidi="ar_AE"/>
-        </w:rPr>
-        <w:t>عُرْسٍ</w:t>
-      </w:r>
-      <w:r>
-        <w:rPr>
-          <w:lang w:val="ar_AE" w:bidi="ar_AE"/>
-        </w:rPr>
-        <w:t xml:space="preserve">. بينما يتم تحضير كل شيء </w:t>
-      </w:r>
-      <w:r>
-        <w:rPr>
-          <w:lang w:val="ar_AE" w:bidi="ar_AE"/>
-        </w:rPr>
-        <w:t>كَثِيرِينَ يُدْعَوْنَ وَقَلِيلِينَ يُنْتَخَبُونَ</w:t>
-      </w:r>
+          <w:t>عزرا 10: 36</w:t>
+        </w:r>
+      </w:hyperlink>
+      <w:r>
+        <w:rPr>
+          <w:lang w:val="ar_AE" w:bidi="ar_AE"/>
+        </w:rPr>
+        <w:t>).</w:t>
+      </w:r>
+      <w:r>
+        <w:rPr>
+          <w:lang w:val="ar_AE" w:bidi="ar_AE"/>
+        </w:rPr>
+      </w:r>
+      <w:r>
+        <w:rPr>
+          <w:lang w:val="ar_AE" w:bidi="ar_AE"/>
+        </w:rPr>
+      </w:r>
+    </w:p>
+    <w:p>
+      <w:pPr>
+        <w:bidi/>
+      </w:pPr>
+      <w:r>
+        <w:rPr>
+          <w:lang w:val="ar_AE" w:bidi="ar_AE"/>
+        </w:rPr>
+      </w:r>
+    </w:p>
+    <w:p>
+      <w:pPr>
+        <w:pStyle w:val="Heading2"/>
+        <w:bidi/>
+      </w:pPr>
+      <w:r>
+        <w:rPr>
+          <w:lang w:val="ar_AE" w:bidi="ar_AE"/>
+        </w:rPr>
+        <w:t>وَيَشوحَايَا</w:t>
+      </w:r>
+      <w:r>
+        <w:rPr>
+          <w:lang w:val="ar_AE" w:bidi="ar_AE"/>
+        </w:rPr>
+      </w:r>
+    </w:p>
+    <w:p>
+      <w:pPr>
+        <w:pStyle w:val="Heading2"/>
+        <w:bidi/>
+      </w:pPr>
+      <w:r>
+        <w:rPr>
+          <w:lang w:val="ar_AE" w:bidi="ar_AE"/>
+        </w:rPr>
+        <w:t>يَشُوحَايَا</w:t>
+      </w:r>
+    </w:p>
+    <w:p>
+      <w:pPr>
+        <w:bidi/>
+      </w:pPr>
+      <w:r>
+        <w:rPr>
+          <w:lang w:val="ar_AE" w:bidi="ar_AE"/>
+        </w:rPr>
+      </w:r>
+      <w:r>
+        <w:rPr>
+          <w:lang w:val="ar_AE" w:bidi="ar_AE"/>
+        </w:rPr>
+        <w:t>أحد الأمراء الشمعونيين الثلاثة عشر في أيام حزقيا الذين شاركوا في غزو وادي جدور، وقتلوا سكان الإقليم واستولوا على الأرض لرعي أغنامهم (</w:t>
+      </w:r>
+      <w:hyperlink r:id="rId402">
+        <w:r>
+          <w:rPr>
+            <w:lang w:val="ar_AE" w:bidi="ar_AE"/>
+          </w:rPr>
+          <w:rPr>
+            <w:color w:val="0000EE"/>
+            <w:u w:val="single"/>
+          </w:rPr>
+          <w:t>1 أخبار 4:36</w:t>
+        </w:r>
+      </w:hyperlink>
+      <w:r>
+        <w:rPr>
+          <w:lang w:val="ar_AE" w:bidi="ar_AE"/>
+        </w:rPr>
+        <w:t>).</w:t>
+      </w:r>
+      <w:r>
+        <w:rPr>
+          <w:lang w:val="ar_AE" w:bidi="ar_AE"/>
+        </w:rPr>
+      </w:r>
+      <w:r>
+        <w:rPr>
+          <w:lang w:val="ar_AE" w:bidi="ar_AE"/>
+        </w:rPr>
+      </w:r>
+    </w:p>
+    <w:p>
+      <w:pPr>
+        <w:bidi/>
+      </w:pPr>
+      <w:r>
+        <w:rPr>
+          <w:lang w:val="ar_AE" w:bidi="ar_AE"/>
+        </w:rPr>
+      </w:r>
+    </w:p>
+    <w:p>
+      <w:pPr>
+        <w:pStyle w:val="Heading2"/>
+        <w:bidi/>
+      </w:pPr>
+      <w:r>
+        <w:rPr>
+          <w:lang w:val="ar_AE" w:bidi="ar_AE"/>
+        </w:rPr>
+        <w:t>وَيْلُ</w:t>
+      </w:r>
+      <w:r>
+        <w:rPr>
+          <w:lang w:val="ar_AE" w:bidi="ar_AE"/>
+        </w:rPr>
+      </w:r>
+    </w:p>
+    <w:p>
+      <w:pPr>
+        <w:pStyle w:val="Heading2"/>
+        <w:bidi/>
+      </w:pPr>
+      <w:r>
+        <w:rPr>
+          <w:lang w:val="ar_AE" w:bidi="ar_AE"/>
+        </w:rPr>
+        <w:t>وَيْلُ</w:t>
+      </w:r>
+    </w:p>
+    <w:p>
+      <w:pPr>
+        <w:bidi/>
+      </w:pPr>
+      <w:r>
+        <w:rPr>
+          <w:lang w:val="ar_AE" w:bidi="ar_AE"/>
+        </w:rPr>
+      </w:r>
+      <w:r>
+        <w:rPr>
+          <w:lang w:val="ar_AE" w:bidi="ar_AE"/>
+        </w:rPr>
+        <w:t xml:space="preserve">لفظ يُعبر عن الألم أو الاستياء. ، ويرد بوتيرة أقل اسمًا يشير إلى كارثة أو مصيبة. فعلى سبيل المثال، في </w:t>
+      </w:r>
+      <w:hyperlink r:id="rId403">
+        <w:r>
+          <w:rPr>
+            <w:lang w:val="ar_AE" w:bidi="ar_AE"/>
+          </w:rPr>
+          <w:rPr>
+            <w:color w:val="0000EE"/>
+            <w:u w:val="single"/>
+          </w:rPr>
+          <w:t>رؤيا 9: 12</w:t>
+        </w:r>
+      </w:hyperlink>
+      <w:r>
+        <w:rPr>
+          <w:lang w:val="ar_AE" w:bidi="ar_AE"/>
+        </w:rPr>
+        <w:t>، بعد إطلاق الجراد الشيطاني من الهاوية، وبلائها على أولئك الذين يتبعون الوحش، يُعلن يوحنا، "</w:t>
+      </w:r>
+      <w:r>
+        <w:rPr>
+          <w:lang w:val="ar_AE" w:bidi="ar_AE"/>
+        </w:rPr>
+        <w:t>ٱلْوَيْلُ ٱلْوَاحِدُ مَضَى هُوَذَا يَأْتِي وَيْلَانِ أَيْضًا بَعْدَ هَذَا.</w:t>
+      </w:r>
+      <w:r>
+        <w:rPr>
+          <w:lang w:val="ar_AE" w:bidi="ar_AE"/>
+        </w:rPr>
+        <w:t xml:space="preserve">" (niv). مرة أخرى، في </w:t>
+      </w:r>
+      <w:hyperlink r:id="rId404">
+        <w:r>
+          <w:rPr>
+            <w:lang w:val="ar_AE" w:bidi="ar_AE"/>
+          </w:rPr>
+          <w:rPr>
+            <w:color w:val="0000EE"/>
+            <w:u w:val="single"/>
+          </w:rPr>
+          <w:t>رؤيا 11: 14</w:t>
+        </w:r>
+      </w:hyperlink>
+      <w:r>
+        <w:rPr>
+          <w:lang w:val="ar_AE" w:bidi="ar_AE"/>
+        </w:rPr>
+        <w:t>، قُبيل أن يُنفخ البوق السابع، يكتب يوحنا، "</w:t>
+      </w:r>
+      <w:r>
+        <w:rPr>
+          <w:lang w:val="ar_AE" w:bidi="ar_AE"/>
+        </w:rPr>
+        <w:t>ٱلْوَيْلُ ٱلثَّانِي مَضَى، وَهُوَذَا ٱلْوَيْلُ ٱلثَّالِثُ يَأْتِي سَرِيعًا</w:t>
+      </w:r>
+      <w:r>
+        <w:rPr>
+          <w:lang w:val="ar_AE" w:bidi="ar_AE"/>
+        </w:rPr>
+        <w:t>". إن الويلات التي يصفها سفر الرؤيا مماثلة للضربات والأوبئة في العهد القديم، إلا أنها هنا أكثر قوة إلى حد ما نظرًا لأنها في الأصل شيطانية.</w:t>
+      </w:r>
+    </w:p>
+    <w:p>
+      <w:pPr>
+        <w:bidi/>
+      </w:pPr>
+      <w:r>
+        <w:rPr>
+          <w:lang w:val="ar_AE" w:bidi="ar_AE"/>
+        </w:rPr>
+      </w:r>
+      <w:r>
+        <w:rPr>
+          <w:lang w:val="ar_AE" w:bidi="ar_AE"/>
+        </w:rPr>
+        <w:t xml:space="preserve">إن الكلمة اليونانية: ouai هي محاكاة صوتية (قارنها مع العبرية oi و hoi). ولا تعني بالضرورة النطق بالحكم - أو الدينونة في جميع الحالات. ففي بعض الأحيان تكون تعبيرًا عن الندم أو الحزن على الوضع البائس الذي استدعى التأوه. لهذا يجب أن يؤخذ السياق في الاعتبار في كل حالة. وفي </w:t>
+      </w:r>
+      <w:hyperlink r:id="rId405">
+        <w:r>
+          <w:rPr>
+            <w:lang w:val="ar_AE" w:bidi="ar_AE"/>
+          </w:rPr>
+          <w:rPr>
+            <w:color w:val="0000EE"/>
+            <w:u w:val="single"/>
+          </w:rPr>
+          <w:t>متى 11: 21</w:t>
+        </w:r>
+      </w:hyperlink>
       <w:r>
         <w:rPr>
           <w:lang w:val="ar_AE" w:bidi="ar_AE"/>
         </w:rPr>
         <w:t xml:space="preserve"> (</w:t>
       </w:r>
-      <w:hyperlink r:id="rId386">
-        <w:r>
-          <w:rPr>
-            <w:lang w:val="ar_AE" w:bidi="ar_AE"/>
-          </w:rPr>
-          <w:rPr>
-            <w:color w:val="0000EE"/>
-            <w:u w:val="single"/>
-          </w:rPr>
-          <w:t>متى 22: 1–14</w:t>
-        </w:r>
-      </w:hyperlink>
-      <w:r>
-        <w:rPr>
-          <w:lang w:val="ar_AE" w:bidi="ar_AE"/>
-        </w:rPr>
-        <w:t>). وتنتظر الكنيسة باشتياقٍ وليمة عُرس الخروف (</w:t>
-      </w:r>
-      <w:hyperlink r:id="rId402">
-        <w:r>
-          <w:rPr>
-            <w:lang w:val="ar_AE" w:bidi="ar_AE"/>
-          </w:rPr>
-          <w:rPr>
-            <w:color w:val="0000EE"/>
-            <w:u w:val="single"/>
-          </w:rPr>
-          <w:t>رؤيا 19: 7–9</w:t>
-        </w:r>
-      </w:hyperlink>
-      <w:r>
-        <w:rPr>
-          <w:lang w:val="ar_AE" w:bidi="ar_AE"/>
-        </w:rPr>
-        <w:t>).</w:t>
-      </w:r>
-      <w:r>
-        <w:rPr>
-          <w:lang w:val="ar_AE" w:bidi="ar_AE"/>
-        </w:rPr>
-      </w:r>
-      <w:r>
-        <w:rPr>
-          <w:lang w:val="ar_AE" w:bidi="ar_AE"/>
-        </w:rPr>
-      </w:r>
-    </w:p>
-    <w:p>
-      <w:pPr>
-        <w:bidi/>
-      </w:pPr>
-      <w:r>
-        <w:rPr>
-          <w:lang w:val="ar_AE" w:bidi="ar_AE"/>
-        </w:rPr>
-      </w:r>
-    </w:p>
-    <w:p>
-      <w:pPr>
-        <w:pStyle w:val="Heading2"/>
-        <w:bidi/>
-      </w:pPr>
-      <w:r>
-        <w:rPr>
-          <w:lang w:val="ar_AE" w:bidi="ar_AE"/>
-        </w:rPr>
-        <w:t>وَنْيَا</w:t>
-      </w:r>
-      <w:r>
-        <w:rPr>
-          <w:lang w:val="ar_AE" w:bidi="ar_AE"/>
-        </w:rPr>
-      </w:r>
-    </w:p>
-    <w:p>
-      <w:pPr>
-        <w:pStyle w:val="Heading2"/>
-        <w:bidi/>
-      </w:pPr>
-      <w:r>
-        <w:rPr>
-          <w:b/>
-          <w:lang w:val="ar_AE" w:bidi="ar_AE"/>
-        </w:rPr>
-        <w:t>وَنْيَا</w:t>
-      </w:r>
-    </w:p>
-    <w:p>
-      <w:pPr>
-        <w:bidi/>
-      </w:pPr>
-      <w:r>
-        <w:rPr>
-          <w:lang w:val="ar_AE" w:bidi="ar_AE"/>
-        </w:rPr>
-      </w:r>
-      <w:r>
-        <w:rPr>
-          <w:lang w:val="ar_AE" w:bidi="ar_AE"/>
-        </w:rPr>
-        <w:t>ابن بَانِي وواحدٌ من الكهنة الذين انفصلوا عن زوجاتهم الأجنبية بأمرٍ من عزرا (</w:t>
-      </w:r>
-      <w:hyperlink r:id="rId403">
-        <w:r>
-          <w:rPr>
-            <w:lang w:val="ar_AE" w:bidi="ar_AE"/>
-          </w:rPr>
-          <w:rPr>
-            <w:color w:val="0000EE"/>
-            <w:u w:val="single"/>
-          </w:rPr>
-          <w:t>عزرا 10: 36</w:t>
-        </w:r>
-      </w:hyperlink>
-      <w:r>
-        <w:rPr>
-          <w:lang w:val="ar_AE" w:bidi="ar_AE"/>
-        </w:rPr>
-        <w:t>).</w:t>
-      </w:r>
-      <w:r>
-        <w:rPr>
-          <w:lang w:val="ar_AE" w:bidi="ar_AE"/>
-        </w:rPr>
-      </w:r>
-      <w:r>
-        <w:rPr>
-          <w:lang w:val="ar_AE" w:bidi="ar_AE"/>
-        </w:rPr>
-      </w:r>
-    </w:p>
-    <w:p>
-      <w:pPr>
-        <w:bidi/>
-      </w:pPr>
-      <w:r>
-        <w:rPr>
-          <w:lang w:val="ar_AE" w:bidi="ar_AE"/>
-        </w:rPr>
-      </w:r>
-    </w:p>
-    <w:p>
-      <w:pPr>
-        <w:pStyle w:val="Heading2"/>
-        <w:bidi/>
-      </w:pPr>
-      <w:r>
-        <w:rPr>
-          <w:lang w:val="ar_AE" w:bidi="ar_AE"/>
-        </w:rPr>
-        <w:t>وَيَشوحَايَا</w:t>
-      </w:r>
-      <w:r>
-        <w:rPr>
-          <w:lang w:val="ar_AE" w:bidi="ar_AE"/>
-        </w:rPr>
-      </w:r>
-    </w:p>
-    <w:p>
-      <w:pPr>
-        <w:pStyle w:val="Heading2"/>
-        <w:bidi/>
-      </w:pPr>
-      <w:r>
-        <w:rPr>
-          <w:lang w:val="ar_AE" w:bidi="ar_AE"/>
-        </w:rPr>
-        <w:t>يَشُوحَايَا</w:t>
-      </w:r>
-    </w:p>
-    <w:p>
-      <w:pPr>
-        <w:bidi/>
-      </w:pPr>
-      <w:r>
-        <w:rPr>
-          <w:lang w:val="ar_AE" w:bidi="ar_AE"/>
-        </w:rPr>
-      </w:r>
-      <w:r>
-        <w:rPr>
-          <w:lang w:val="ar_AE" w:bidi="ar_AE"/>
-        </w:rPr>
-        <w:t>أحد الأمراء الشمعونيين الثلاثة عشر في أيام حزقيا الذين شاركوا في غزو وادي جدور، وقتلوا سكان الإقليم واستولوا على الأرض لرعي أغنامهم (</w:t>
-      </w:r>
-      <w:hyperlink r:id="rId404">
-        <w:r>
-          <w:rPr>
-            <w:lang w:val="ar_AE" w:bidi="ar_AE"/>
-          </w:rPr>
-          <w:rPr>
-            <w:color w:val="0000EE"/>
-            <w:u w:val="single"/>
-          </w:rPr>
-          <w:t>1 أخبار 4:36</w:t>
-        </w:r>
-      </w:hyperlink>
-      <w:r>
-        <w:rPr>
-          <w:lang w:val="ar_AE" w:bidi="ar_AE"/>
-        </w:rPr>
-        <w:t>).</w:t>
-      </w:r>
-      <w:r>
-        <w:rPr>
-          <w:lang w:val="ar_AE" w:bidi="ar_AE"/>
-        </w:rPr>
-      </w:r>
-      <w:r>
-        <w:rPr>
-          <w:lang w:val="ar_AE" w:bidi="ar_AE"/>
-        </w:rPr>
-      </w:r>
-    </w:p>
-    <w:p>
-      <w:pPr>
-        <w:bidi/>
-      </w:pPr>
-      <w:r>
-        <w:rPr>
-          <w:lang w:val="ar_AE" w:bidi="ar_AE"/>
-        </w:rPr>
-      </w:r>
-    </w:p>
-    <w:p>
-      <w:pPr>
-        <w:pStyle w:val="Heading2"/>
-        <w:bidi/>
-      </w:pPr>
-      <w:r>
-        <w:rPr>
-          <w:lang w:val="ar_AE" w:bidi="ar_AE"/>
-        </w:rPr>
-        <w:t>وَيْلُ</w:t>
-      </w:r>
-      <w:r>
-        <w:rPr>
-          <w:lang w:val="ar_AE" w:bidi="ar_AE"/>
-        </w:rPr>
-      </w:r>
-    </w:p>
-    <w:p>
-      <w:pPr>
-        <w:pStyle w:val="Heading2"/>
-        <w:bidi/>
-      </w:pPr>
-      <w:r>
-        <w:rPr>
-          <w:lang w:val="ar_AE" w:bidi="ar_AE"/>
-        </w:rPr>
-        <w:t>وَيْلُ</w:t>
-      </w:r>
-    </w:p>
-    <w:p>
-      <w:pPr>
-        <w:bidi/>
-      </w:pPr>
-      <w:r>
-        <w:rPr>
-          <w:lang w:val="ar_AE" w:bidi="ar_AE"/>
-        </w:rPr>
-      </w:r>
-      <w:r>
-        <w:rPr>
-          <w:lang w:val="ar_AE" w:bidi="ar_AE"/>
-        </w:rPr>
-        <w:t xml:space="preserve">لفظ يُعبر عن الألم أو الاستياء. ، ويرد بوتيرة أقل اسمًا يشير إلى كارثة أو مصيبة. فعلى سبيل المثال، في </w:t>
-      </w:r>
-      <w:hyperlink r:id="rId405">
-        <w:r>
-          <w:rPr>
-            <w:lang w:val="ar_AE" w:bidi="ar_AE"/>
-          </w:rPr>
-          <w:rPr>
-            <w:color w:val="0000EE"/>
-            <w:u w:val="single"/>
-          </w:rPr>
-          <w:t>رؤيا 9: 12</w:t>
-        </w:r>
-      </w:hyperlink>
-      <w:r>
-        <w:rPr>
-          <w:lang w:val="ar_AE" w:bidi="ar_AE"/>
-        </w:rPr>
-        <w:t>، بعد إطلاق الجراد الشيطاني من الهاوية، وبلائها على أولئك الذين يتبعون الوحش، يُعلن يوحنا، "</w:t>
-      </w:r>
-      <w:r>
-        <w:rPr>
-          <w:lang w:val="ar_AE" w:bidi="ar_AE"/>
-        </w:rPr>
-        <w:t>ٱلْوَيْلُ ٱلْوَاحِدُ مَضَى هُوَذَا يَأْتِي وَيْلَانِ أَيْضًا بَعْدَ هَذَا.</w:t>
-      </w:r>
-      <w:r>
-        <w:rPr>
-          <w:lang w:val="ar_AE" w:bidi="ar_AE"/>
-        </w:rPr>
-        <w:t xml:space="preserve">" (niv). مرة أخرى، في </w:t>
-      </w:r>
       <w:hyperlink r:id="rId406">
         <w:r>
           <w:rPr>
@@ -18308,80 +18336,16 @@
             <w:color w:val="0000EE"/>
             <w:u w:val="single"/>
           </w:rPr>
-          <w:t>رؤيا 11: 14</w:t>
-        </w:r>
-      </w:hyperlink>
-      <w:r>
-        <w:rPr>
-          <w:lang w:val="ar_AE" w:bidi="ar_AE"/>
-        </w:rPr>
-        <w:t>، قُبيل أن يُنفخ البوق السابع، يكتب يوحنا، "</w:t>
-      </w:r>
-      <w:r>
-        <w:rPr>
-          <w:lang w:val="ar_AE" w:bidi="ar_AE"/>
-        </w:rPr>
-        <w:t>ٱلْوَيْلُ ٱلثَّانِي مَضَى، وَهُوَذَا ٱلْوَيْلُ ٱلثَّالِثُ يَأْتِي سَرِيعًا</w:t>
-      </w:r>
-      <w:r>
-        <w:rPr>
-          <w:lang w:val="ar_AE" w:bidi="ar_AE"/>
-        </w:rPr>
-        <w:t>". إن الويلات التي يصفها سفر الرؤيا مماثلة للضربات والأوبئة في العهد القديم، إلا أنها هنا أكثر قوة إلى حد ما نظرًا لأنها في الأصل شيطانية.</w:t>
-      </w:r>
-    </w:p>
-    <w:p>
-      <w:pPr>
-        <w:bidi/>
-      </w:pPr>
-      <w:r>
-        <w:rPr>
-          <w:lang w:val="ar_AE" w:bidi="ar_AE"/>
-        </w:rPr>
-      </w:r>
-      <w:r>
-        <w:rPr>
-          <w:lang w:val="ar_AE" w:bidi="ar_AE"/>
-        </w:rPr>
-        <w:t xml:space="preserve">إن الكلمة اليونانية: ouai هي محاكاة صوتية (قارنها مع العبرية oi و hoi). ولا تعني بالضرورة النطق بالحكم - أو الدينونة في جميع الحالات. ففي بعض الأحيان تكون تعبيرًا عن الندم أو الحزن على الوضع البائس الذي استدعى التأوه. لهذا يجب أن يؤخذ السياق في الاعتبار في كل حالة. وفي </w:t>
+          <w:t>لوقا 10: 13</w:t>
+        </w:r>
+      </w:hyperlink>
+      <w:r>
+        <w:rPr>
+          <w:lang w:val="ar_AE" w:bidi="ar_AE"/>
+        </w:rPr>
+        <w:t xml:space="preserve">) عندما يقول يسوع، "الويل لك يا كورازين! الويل لك يا بيت صيدا!" كان يوبخ أهل تلك المدن على عدم إيمانهم. الشيء نفسه ينطبق على ما ورد في </w:t>
       </w:r>
       <w:hyperlink r:id="rId407">
-        <w:r>
-          <w:rPr>
-            <w:lang w:val="ar_AE" w:bidi="ar_AE"/>
-          </w:rPr>
-          <w:rPr>
-            <w:color w:val="0000EE"/>
-            <w:u w:val="single"/>
-          </w:rPr>
-          <w:t>متى 11: 21</w:t>
-        </w:r>
-      </w:hyperlink>
-      <w:r>
-        <w:rPr>
-          <w:lang w:val="ar_AE" w:bidi="ar_AE"/>
-        </w:rPr>
-        <w:t xml:space="preserve"> (</w:t>
-      </w:r>
-      <w:hyperlink r:id="rId408">
-        <w:r>
-          <w:rPr>
-            <w:lang w:val="ar_AE" w:bidi="ar_AE"/>
-          </w:rPr>
-          <w:rPr>
-            <w:color w:val="0000EE"/>
-            <w:u w:val="single"/>
-          </w:rPr>
-          <w:t>لوقا 10: 13</w:t>
-        </w:r>
-      </w:hyperlink>
-      <w:r>
-        <w:rPr>
-          <w:lang w:val="ar_AE" w:bidi="ar_AE"/>
-        </w:rPr>
-        <w:t xml:space="preserve">) عندما يقول يسوع، "الويل لك يا كورازين! الويل لك يا بيت صيدا!" كان يوبخ أهل تلك المدن على عدم إيمانهم. الشيء نفسه ينطبق على ما ورد في </w:t>
-      </w:r>
-      <w:hyperlink r:id="rId409">
         <w:r>
           <w:rPr>
             <w:lang w:val="ar_AE" w:bidi="ar_AE"/>

--- a/arb/docx/027.content.docx
+++ b/arb/docx/027.content.docx
@@ -16195,6 +16195,102 @@
         <w:rPr>
           <w:lang w:val="ar_AE" w:bidi="ar_AE"/>
         </w:rPr>
+        <w:t>ولادة، جديدة</w:t>
+      </w:r>
+      <w:r>
+        <w:rPr>
+          <w:lang w:val="ar_AE" w:bidi="ar_AE"/>
+        </w:rPr>
+      </w:r>
+    </w:p>
+    <w:p>
+      <w:pPr>
+        <w:bidi/>
+      </w:pPr>
+      <w:r>
+        <w:rPr>
+          <w:lang w:val="ar_AE" w:bidi="ar_AE"/>
+        </w:rPr>
+      </w:r>
+      <w:r>
+        <w:rPr>
+          <w:lang w:val="ar_AE" w:bidi="ar_AE"/>
+        </w:rPr>
+        <w:t>هي طريقة نَيْل "الحياة الروحية" ودخول ملكوت الله (</w:t>
+      </w:r>
+      <w:hyperlink r:id="rId351">
+        <w:r>
+          <w:rPr>
+            <w:lang w:val="ar_AE" w:bidi="ar_AE"/>
+          </w:rPr>
+          <w:rPr>
+            <w:color w:val="0000EE"/>
+            <w:u w:val="single"/>
+          </w:rPr>
+          <w:t>يوحنا 3:3–7</w:t>
+        </w:r>
+      </w:hyperlink>
+      <w:r>
+        <w:rPr>
+          <w:lang w:val="ar_AE" w:bidi="ar_AE"/>
+        </w:rPr>
+        <w:t xml:space="preserve">). </w:t>
+      </w:r>
+      <w:r>
+        <w:rPr>
+          <w:i/>
+          <w:lang w:val="ar_AE" w:bidi="ar_AE"/>
+        </w:rPr>
+        <w:t>انظر</w:t>
+      </w:r>
+      <w:r>
+        <w:rPr>
+          <w:lang w:val="ar_AE" w:bidi="ar_AE"/>
+        </w:rPr>
+        <w:t xml:space="preserve"> </w:t>
+      </w:r>
+      <w:r>
+        <w:rPr>
+          <w:lang w:val="ar_AE" w:bidi="ar_AE"/>
+        </w:rPr>
+        <w:t>التجديد</w:t>
+      </w:r>
+      <w:r>
+        <w:rPr>
+          <w:lang w:val="ar_AE" w:bidi="ar_AE"/>
+        </w:rPr>
+        <w:t>.</w:t>
+      </w:r>
+      <w:r>
+        <w:rPr>
+          <w:lang w:val="ar_AE" w:bidi="ar_AE"/>
+        </w:rPr>
+      </w:r>
+      <w:r>
+        <w:rPr>
+          <w:lang w:val="ar_AE" w:bidi="ar_AE"/>
+        </w:rPr>
+      </w:r>
+    </w:p>
+    <w:p>
+      <w:pPr>
+        <w:bidi/>
+      </w:pPr>
+      <w:r>
+        <w:rPr>
+          <w:lang w:val="ar_AE" w:bidi="ar_AE"/>
+        </w:rPr>
+      </w:r>
+    </w:p>
+    <w:p>
+      <w:pPr>
+        <w:pStyle w:val="Heading2"/>
+        <w:bidi/>
+      </w:pPr>
+      <w:r>
+        <w:rPr>
+          <w:lang w:val="ar_AE" w:bidi="ar_AE"/>
+        </w:rPr>
         <w:t>وِلادة جديدة</w:t>
       </w:r>
       <w:r>
@@ -16211,102 +16307,6 @@
         <w:rPr>
           <w:lang w:val="ar_AE" w:bidi="ar_AE"/>
         </w:rPr>
-      </w:r>
-      <w:r>
-        <w:rPr>
-          <w:i/>
-          <w:lang w:val="ar_AE" w:bidi="ar_AE"/>
-        </w:rPr>
-        <w:t>انظر</w:t>
-      </w:r>
-      <w:r>
-        <w:rPr>
-          <w:lang w:val="ar_AE" w:bidi="ar_AE"/>
-        </w:rPr>
-        <w:t xml:space="preserve"> </w:t>
-      </w:r>
-      <w:r>
-        <w:rPr>
-          <w:lang w:val="ar_AE" w:bidi="ar_AE"/>
-        </w:rPr>
-        <w:t>التجديد</w:t>
-      </w:r>
-      <w:r>
-        <w:rPr>
-          <w:lang w:val="ar_AE" w:bidi="ar_AE"/>
-        </w:rPr>
-        <w:t>.</w:t>
-      </w:r>
-      <w:r>
-        <w:rPr>
-          <w:lang w:val="ar_AE" w:bidi="ar_AE"/>
-        </w:rPr>
-      </w:r>
-      <w:r>
-        <w:rPr>
-          <w:lang w:val="ar_AE" w:bidi="ar_AE"/>
-        </w:rPr>
-      </w:r>
-    </w:p>
-    <w:p>
-      <w:pPr>
-        <w:bidi/>
-      </w:pPr>
-      <w:r>
-        <w:rPr>
-          <w:lang w:val="ar_AE" w:bidi="ar_AE"/>
-        </w:rPr>
-      </w:r>
-    </w:p>
-    <w:p>
-      <w:pPr>
-        <w:pStyle w:val="Heading2"/>
-        <w:bidi/>
-      </w:pPr>
-      <w:r>
-        <w:rPr>
-          <w:lang w:val="ar_AE" w:bidi="ar_AE"/>
-        </w:rPr>
-        <w:t>ولادة، جديدة</w:t>
-      </w:r>
-      <w:r>
-        <w:rPr>
-          <w:lang w:val="ar_AE" w:bidi="ar_AE"/>
-        </w:rPr>
-      </w:r>
-    </w:p>
-    <w:p>
-      <w:pPr>
-        <w:bidi/>
-      </w:pPr>
-      <w:r>
-        <w:rPr>
-          <w:lang w:val="ar_AE" w:bidi="ar_AE"/>
-        </w:rPr>
-      </w:r>
-      <w:r>
-        <w:rPr>
-          <w:lang w:val="ar_AE" w:bidi="ar_AE"/>
-        </w:rPr>
-        <w:t>هي طريقة نَيْل "الحياة الروحية" ودخول ملكوت الله (</w:t>
-      </w:r>
-      <w:hyperlink r:id="rId351">
-        <w:r>
-          <w:rPr>
-            <w:lang w:val="ar_AE" w:bidi="ar_AE"/>
-          </w:rPr>
-          <w:rPr>
-            <w:color w:val="0000EE"/>
-            <w:u w:val="single"/>
-          </w:rPr>
-          <w:t>يوحنا 3:3–7</w:t>
-        </w:r>
-      </w:hyperlink>
-      <w:r>
-        <w:rPr>
-          <w:lang w:val="ar_AE" w:bidi="ar_AE"/>
-        </w:rPr>
-        <w:t xml:space="preserve">). </w:t>
       </w:r>
       <w:r>
         <w:rPr>

--- a/arb/docx/027.content.docx
+++ b/arb/docx/027.content.docx
@@ -22,7 +22,7 @@
         <w:rPr>
           <w:lang w:val="ar_AE" w:bidi="ar_AE"/>
         </w:rPr>
-        <w:t>Resource: Tyndale Open Bible Dictionary</w:t>
+        <w:t>Resource: Aquifer Open Bible Dictionary</w:t>
       </w:r>
       <w:r>
         <w:rPr>
@@ -122,7 +122,7 @@
         <w:rPr>
           <w:lang w:val="ar_AE" w:bidi="ar_AE"/>
         </w:rPr>
-        <w:t>Tyndale Open Bible Dictionary</w:t>
+        <w:t>Aquifer Open Bible Dictionary</w:t>
       </w:r>
     </w:p>
     <w:p>
